--- a/docs/CodeMesh_v1.docx
+++ b/docs/CodeMesh_v1.docx
@@ -30,6 +30,7 @@
       </w:r>
     </w:p>
     <w:p>
+      <w:proofErr w:type="gramStart"/>
       <w:r>
         <w:rPr>
           <w:b/>
@@ -41,13 +42,18 @@
         <w:t xml:space="preserve"> </w:t>
       </w:r>
       <w:r>
-        <w:t xml:space="preserve">: </w:t>
+        <w:t>:</w:t>
+      </w:r>
+      <w:proofErr w:type="gramEnd"/>
+      <w:r>
+        <w:t xml:space="preserve"> </w:t>
       </w:r>
       <w:r>
         <w:t>Developers, programming, repositories, reviews</w:t>
       </w:r>
     </w:p>
     <w:p>
+      <w:proofErr w:type="gramStart"/>
       <w:r>
         <w:rPr>
           <w:b/>
@@ -61,6 +67,7 @@
       <w:r>
         <w:t>:</w:t>
       </w:r>
+      <w:proofErr w:type="gramEnd"/>
       <w:r>
         <w:t xml:space="preserve"> A network of connected components</w:t>
       </w:r>
@@ -131,147 +138,245 @@
         <w:t xml:space="preserve"> is literally a "mesh" of services working together.</w:t>
       </w:r>
     </w:p>
+    <w:p/>
     <w:p>
       <w:pPr>
         <w:pStyle w:val="Heading1"/>
       </w:pPr>
       <w:r>
-        <w:t>The idea</w:t>
-      </w:r>
-    </w:p>
-    <w:p>
-      <w:r>
-        <w:t>A single place where developers chat, share code, get AI feedback, and stay notified  without switching between Slack, GitHub, and ChatGPT. Three developers (or three hundred) all working inside the same system</w:t>
-      </w:r>
-      <w:r>
-        <w:t>.</w:t>
-      </w:r>
-    </w:p>
-    <w:p>
-      <w:pPr>
-        <w:pStyle w:val="Heading2"/>
-      </w:pPr>
-      <w:r>
-        <w:t>Feature by feature</w:t>
-      </w:r>
-    </w:p>
-    <w:p>
-      <w:r>
+        <w:t>Problem Statement</w:t>
+      </w:r>
+    </w:p>
+    <w:p>
+      <w:r>
+        <w:t>Modern developer collaboration is fragmented.</w:t>
+      </w:r>
+    </w:p>
+    <w:p>
+      <w:r>
+        <w:t>Developers use:</w:t>
+      </w:r>
+    </w:p>
+    <w:p>
+      <w:pPr>
+        <w:numPr>
+          <w:ilvl w:val="0"/>
+          <w:numId w:val="2"/>
+        </w:numPr>
+      </w:pPr>
+      <w:r>
+        <w:t xml:space="preserve">Slack for communication </w:t>
+      </w:r>
+    </w:p>
+    <w:p>
+      <w:pPr>
+        <w:numPr>
+          <w:ilvl w:val="0"/>
+          <w:numId w:val="2"/>
+        </w:numPr>
+      </w:pPr>
+      <w:r>
+        <w:t xml:space="preserve">GitHub for code reviews </w:t>
+      </w:r>
+    </w:p>
+    <w:p>
+      <w:pPr>
+        <w:numPr>
+          <w:ilvl w:val="0"/>
+          <w:numId w:val="2"/>
+        </w:numPr>
+      </w:pPr>
+      <w:r>
+        <w:t xml:space="preserve">Discord for discussions </w:t>
+      </w:r>
+    </w:p>
+    <w:p>
+      <w:pPr>
+        <w:numPr>
+          <w:ilvl w:val="0"/>
+          <w:numId w:val="2"/>
+        </w:numPr>
+      </w:pPr>
+      <w:r>
+        <w:t xml:space="preserve">ChatGPT/Copilot for code assistance </w:t>
+      </w:r>
+    </w:p>
+    <w:p>
+      <w:r>
+        <w:t>Switching between multiple tools causes:</w:t>
+      </w:r>
+    </w:p>
+    <w:p>
+      <w:pPr>
+        <w:numPr>
+          <w:ilvl w:val="0"/>
+          <w:numId w:val="3"/>
+        </w:numPr>
+      </w:pPr>
+      <w:r>
+        <w:t xml:space="preserve">Context loss </w:t>
+      </w:r>
+    </w:p>
+    <w:p>
+      <w:pPr>
+        <w:numPr>
+          <w:ilvl w:val="0"/>
+          <w:numId w:val="3"/>
+        </w:numPr>
+      </w:pPr>
+      <w:r>
+        <w:t xml:space="preserve">Reduced productivity </w:t>
+      </w:r>
+    </w:p>
+    <w:p>
+      <w:pPr>
+        <w:numPr>
+          <w:ilvl w:val="0"/>
+          <w:numId w:val="3"/>
+        </w:numPr>
+      </w:pPr>
+      <w:r>
+        <w:t xml:space="preserve">Delayed feedback </w:t>
+      </w:r>
+    </w:p>
+    <w:p>
+      <w:pPr>
+        <w:numPr>
+          <w:ilvl w:val="0"/>
+          <w:numId w:val="3"/>
+        </w:numPr>
+      </w:pPr>
+      <w:r>
+        <w:t xml:space="preserve">Poor collaboration </w:t>
+      </w:r>
+    </w:p>
+    <w:p>
+      <w:pPr>
         <w:rPr>
           <w:b/>
           <w:bCs/>
         </w:rPr>
-        <w:t>1.</w:t>
-      </w:r>
+      </w:pPr>
+      <w:proofErr w:type="gramStart"/>
       <w:r>
         <w:rPr>
           <w:b/>
           <w:bCs/>
         </w:rPr>
-        <w:t>Authentication</w:t>
-      </w:r>
-      <w:r>
-        <w:t xml:space="preserve"> </w:t>
-      </w:r>
-      <w:r>
-        <w:t>:</w:t>
-      </w:r>
-      <w:r>
-        <w:t xml:space="preserve"> a developer signs up with email and password, or via GitHub OAuth. They get a JWT token that proves who they are on every request. Password reset via email is included. This is the gate to everything else.</w:t>
-      </w:r>
-    </w:p>
-    <w:p>
+        <w:t>Goal</w:t>
+      </w:r>
       <w:r>
         <w:rPr>
           <w:b/>
           <w:bCs/>
         </w:rPr>
-        <w:t>2.</w:t>
-      </w:r>
+        <w:t xml:space="preserve"> :</w:t>
+      </w:r>
+      <w:proofErr w:type="gramEnd"/>
       <w:r>
         <w:rPr>
           <w:b/>
           <w:bCs/>
         </w:rPr>
-        <w:t>Workspaces</w:t>
-      </w:r>
-      <w:r>
         <w:t xml:space="preserve"> </w:t>
       </w:r>
       <w:r>
-        <w:t xml:space="preserve">: </w:t>
-      </w:r>
-      <w:r>
-        <w:t>think Discord servers. A developer creates a workspace called "Backend Team" or "Project X" and invites others. Each member has a role — admin can manage settings, regular member can chat and share code. One developer can belong to multiple workspaces.</w:t>
+        <w:t>Build a unified platform where developers can</w:t>
+      </w:r>
+      <w:r>
+        <w:t xml:space="preserve"> c</w:t>
+      </w:r>
+      <w:r>
+        <w:t>ollaborate in workspaces</w:t>
+      </w:r>
+      <w:r>
+        <w:t>, c</w:t>
+      </w:r>
+      <w:r>
+        <w:t>hat in real-time</w:t>
+      </w:r>
+      <w:r>
+        <w:t>, s</w:t>
+      </w:r>
+      <w:r>
+        <w:t xml:space="preserve">hare </w:t>
+      </w:r>
+      <w:proofErr w:type="gramStart"/>
+      <w:r>
+        <w:t xml:space="preserve">code </w:t>
+      </w:r>
+      <w:r>
+        <w:t>,</w:t>
+      </w:r>
+      <w:proofErr w:type="gramEnd"/>
+      <w:r>
+        <w:t xml:space="preserve"> g</w:t>
+      </w:r>
+      <w:r>
+        <w:t xml:space="preserve">et AI-powered </w:t>
+      </w:r>
+      <w:proofErr w:type="gramStart"/>
+      <w:r>
+        <w:t xml:space="preserve">reviews </w:t>
+      </w:r>
+      <w:r>
+        <w:t>,</w:t>
+      </w:r>
+      <w:proofErr w:type="gramEnd"/>
+      <w:r>
+        <w:t xml:space="preserve"> c</w:t>
+      </w:r>
+      <w:r>
+        <w:t xml:space="preserve">onnect GitHub </w:t>
+      </w:r>
+      <w:proofErr w:type="gramStart"/>
+      <w:r>
+        <w:t xml:space="preserve">repositories </w:t>
+      </w:r>
+      <w:r>
+        <w:t>,</w:t>
+      </w:r>
+      <w:proofErr w:type="gramEnd"/>
+      <w:r>
+        <w:t xml:space="preserve"> a</w:t>
+      </w:r>
+      <w:r>
+        <w:t>utomatically review Pull Requests</w:t>
+      </w:r>
+    </w:p>
+    <w:p>
+      <w:pPr>
+        <w:pStyle w:val="Heading1"/>
+      </w:pPr>
+      <w:r>
+        <w:lastRenderedPageBreak/>
+        <w:t>The idea</w:t>
+      </w:r>
+    </w:p>
+    <w:p>
+      <w:r>
+        <w:t xml:space="preserve">A single place where developers chat, share code, get AI feedback, and stay </w:t>
+      </w:r>
+      <w:proofErr w:type="gramStart"/>
+      <w:r>
+        <w:t>notified  without</w:t>
+      </w:r>
+      <w:proofErr w:type="gramEnd"/>
+      <w:r>
+        <w:t xml:space="preserve"> switching between Slack, GitHub, and ChatGPT. Three developers (or three hundred) all working inside the same system</w:t>
+      </w:r>
+      <w:r>
+        <w:t>.</w:t>
       </w:r>
     </w:p>
     <w:p>
       <w:r>
         <w:rPr>
-          <w:b/>
-          <w:bCs/>
+          <w:noProof/>
         </w:rPr>
-        <w:t>3.</w:t>
-      </w:r>
-      <w:r>
-        <w:rPr>
-          <w:b/>
-          <w:bCs/>
-        </w:rPr>
-        <w:t>Real-time chat</w:t>
-      </w:r>
-      <w:r>
-        <w:t xml:space="preserve"> </w:t>
-      </w:r>
-      <w:r>
-        <w:t>:</w:t>
-      </w:r>
-      <w:r>
-        <w:t xml:space="preserve"> inside a workspace there are channels (like #general, #code-review, #devops) and direct messages between individuals. Messages appear instantly with no page refresh. You can see who's online, and typing indicators show when someone is composing a message.</w:t>
-      </w:r>
-    </w:p>
-    <w:p>
-      <w:r>
-        <w:rPr>
-          <w:b/>
-          <w:bCs/>
-        </w:rPr>
-        <w:t>4.</w:t>
-      </w:r>
-      <w:r>
-        <w:rPr>
-          <w:b/>
-          <w:bCs/>
-        </w:rPr>
-        <w:t>Code sharing + AI review</w:t>
-      </w:r>
-      <w:r>
-        <w:t xml:space="preserve"> </w:t>
-      </w:r>
-      <w:r>
-        <w:t>:</w:t>
-      </w:r>
-      <w:r>
-        <w:t xml:space="preserve"> any developer can paste a code snippet into chat and click "Review with AI." The AI </w:t>
-      </w:r>
-      <w:proofErr w:type="spellStart"/>
-      <w:r>
-        <w:t>analyzes</w:t>
-      </w:r>
-      <w:proofErr w:type="spellEnd"/>
-      <w:r>
-        <w:t xml:space="preserve"> it for bugs, performance problems (like that O(n²) </w:t>
-      </w:r>
-      <w:r>
-        <w:lastRenderedPageBreak/>
-        <w:t>nested loop), security issues, and gives concrete suggestions. Results appear in the chat thread under the snippet.</w:t>
-      </w:r>
-    </w:p>
-    <w:p>
-      <w:r>
         <w:drawing>
-          <wp:inline distT="0" distB="0" distL="0" distR="0" wp14:anchorId="33FE5FB4" wp14:editId="7105C660">
-            <wp:extent cx="5731510" cy="7800975"/>
+          <wp:inline distT="0" distB="0" distL="0" distR="0" wp14:anchorId="33FE5FB4" wp14:editId="6AF662EC">
+            <wp:extent cx="5301822" cy="7216140"/>
             <wp:effectExtent l="0" t="0" r="0" b="0"/>
             <wp:docPr id="115323775" name="Picture 1"/>
             <wp:cNvGraphicFramePr>
@@ -293,7 +398,7 @@
                   <pic:spPr>
                     <a:xfrm>
                       <a:off x="0" y="0"/>
-                      <a:ext cx="5731510" cy="7800975"/>
+                      <a:ext cx="5311197" cy="7228901"/>
                     </a:xfrm>
                     <a:prstGeom prst="rect">
                       <a:avLst/>
@@ -308,127 +413,2456 @@
     </w:p>
     <w:p/>
     <w:p>
+      <w:pPr>
+        <w:pStyle w:val="Heading2"/>
+      </w:pPr>
+      <w:r>
+        <w:lastRenderedPageBreak/>
+        <w:t>Feature by feature</w:t>
+      </w:r>
+    </w:p>
+    <w:p>
+      <w:r>
+        <w:rPr>
+          <w:b/>
+          <w:bCs/>
+        </w:rPr>
+        <w:t>1.</w:t>
+      </w:r>
+      <w:proofErr w:type="gramStart"/>
+      <w:r>
+        <w:rPr>
+          <w:b/>
+          <w:bCs/>
+        </w:rPr>
+        <w:t>Authentication</w:t>
+      </w:r>
+      <w:r>
+        <w:t xml:space="preserve"> </w:t>
+      </w:r>
+      <w:r>
+        <w:t>:</w:t>
+      </w:r>
+      <w:proofErr w:type="gramEnd"/>
+      <w:r>
+        <w:t xml:space="preserve"> a developer signs up with email and password, or via GitHub OAuth. They get a JWT token that proves who they are on every request. Password reset via email is included. This is the gate to everything else.</w:t>
+      </w:r>
+    </w:p>
+    <w:p>
+      <w:r>
+        <w:rPr>
+          <w:b/>
+          <w:bCs/>
+        </w:rPr>
+        <w:t>2.</w:t>
+      </w:r>
+      <w:proofErr w:type="gramStart"/>
+      <w:r>
+        <w:rPr>
+          <w:b/>
+          <w:bCs/>
+        </w:rPr>
+        <w:t>Workspaces</w:t>
+      </w:r>
+      <w:r>
+        <w:t xml:space="preserve"> </w:t>
+      </w:r>
+      <w:r>
+        <w:t>:</w:t>
+      </w:r>
+      <w:proofErr w:type="gramEnd"/>
+      <w:r>
+        <w:t xml:space="preserve"> </w:t>
+      </w:r>
+      <w:r>
+        <w:t xml:space="preserve">think Discord servers. A developer creates a workspace called "Backend Team" or "Project X" and invites others. Each member has a </w:t>
+      </w:r>
+      <w:proofErr w:type="gramStart"/>
+      <w:r>
+        <w:t>role  admin</w:t>
+      </w:r>
+      <w:proofErr w:type="gramEnd"/>
+      <w:r>
+        <w:t xml:space="preserve"> can manage </w:t>
+      </w:r>
+      <w:proofErr w:type="gramStart"/>
+      <w:r>
+        <w:t>settings,</w:t>
+      </w:r>
+      <w:proofErr w:type="gramEnd"/>
+      <w:r>
+        <w:t xml:space="preserve"> regular member can chat and share code. One developer can belong to multiple workspaces.</w:t>
+      </w:r>
+    </w:p>
+    <w:p>
+      <w:r>
+        <w:rPr>
+          <w:b/>
+          <w:bCs/>
+        </w:rPr>
+        <w:t>3.</w:t>
+      </w:r>
+      <w:r>
+        <w:rPr>
+          <w:b/>
+          <w:bCs/>
+        </w:rPr>
+        <w:t xml:space="preserve">Real-time </w:t>
+      </w:r>
+      <w:proofErr w:type="gramStart"/>
+      <w:r>
+        <w:rPr>
+          <w:b/>
+          <w:bCs/>
+        </w:rPr>
+        <w:t>chat</w:t>
+      </w:r>
+      <w:r>
+        <w:t xml:space="preserve"> </w:t>
+      </w:r>
+      <w:r>
+        <w:t>:</w:t>
+      </w:r>
+      <w:proofErr w:type="gramEnd"/>
+      <w:r>
+        <w:t xml:space="preserve"> inside a workspace there are channels (like #general, #code-review, #devops) and direct messages between individuals. Messages appear instantly with no page refresh. You can see who's online, and typing indicators show when someone is composing a message.</w:t>
+      </w:r>
+    </w:p>
+    <w:p>
+      <w:r>
+        <w:rPr>
+          <w:b/>
+          <w:bCs/>
+        </w:rPr>
+        <w:t>4.</w:t>
+      </w:r>
+      <w:r>
+        <w:rPr>
+          <w:b/>
+          <w:bCs/>
+        </w:rPr>
+        <w:t xml:space="preserve">Code sharing + AI </w:t>
+      </w:r>
+      <w:proofErr w:type="gramStart"/>
+      <w:r>
+        <w:rPr>
+          <w:b/>
+          <w:bCs/>
+        </w:rPr>
+        <w:t>review</w:t>
+      </w:r>
+      <w:r>
+        <w:t xml:space="preserve"> </w:t>
+      </w:r>
+      <w:r>
+        <w:t>:</w:t>
+      </w:r>
+      <w:proofErr w:type="gramEnd"/>
+      <w:r>
+        <w:t xml:space="preserve"> any developer can paste a code snippet into chat and click "Review with AI." The AI </w:t>
+      </w:r>
+      <w:proofErr w:type="spellStart"/>
+      <w:r>
+        <w:t>analyzes</w:t>
+      </w:r>
+      <w:proofErr w:type="spellEnd"/>
+      <w:r>
+        <w:t xml:space="preserve"> it for bugs, performance problems (like that O(n²) nested loop), security issues, and gives concrete suggestions. Results appear in the chat thread under the snippet.</w:t>
+      </w:r>
+    </w:p>
+    <w:p>
+      <w:r>
+        <w:rPr>
+          <w:b/>
+          <w:bCs/>
+        </w:rPr>
+        <w:t>5.</w:t>
+      </w:r>
+      <w:r>
+        <w:rPr>
+          <w:b/>
+          <w:bCs/>
+        </w:rPr>
+        <w:t xml:space="preserve">GitHub </w:t>
+      </w:r>
+      <w:proofErr w:type="gramStart"/>
+      <w:r>
+        <w:rPr>
+          <w:b/>
+          <w:bCs/>
+        </w:rPr>
+        <w:t>integration</w:t>
+      </w:r>
+      <w:r>
+        <w:t xml:space="preserve"> </w:t>
+      </w:r>
+      <w:r>
+        <w:t>:</w:t>
+      </w:r>
+      <w:proofErr w:type="gramEnd"/>
+      <w:r>
+        <w:t xml:space="preserve"> developers connect their GitHub repository to the workspace. When a pull request is opened on GitHub, a webhook fires and the platform automatically runs an AI review on the code diff, then posts the review as a comment directly on the PR. No manual step needed.</w:t>
+      </w:r>
+    </w:p>
+    <w:p>
+      <w:r>
+        <w:rPr>
+          <w:b/>
+          <w:bCs/>
+        </w:rPr>
+        <w:t>6.</w:t>
+      </w:r>
+      <w:proofErr w:type="gramStart"/>
+      <w:r>
+        <w:rPr>
+          <w:b/>
+          <w:bCs/>
+        </w:rPr>
+        <w:t>Notifications</w:t>
+      </w:r>
+      <w:r>
+        <w:t xml:space="preserve"> </w:t>
+      </w:r>
+      <w:r>
+        <w:t>:</w:t>
+      </w:r>
+      <w:proofErr w:type="gramEnd"/>
+      <w:r>
+        <w:t xml:space="preserve"> when any important event happens (AI review finished, someone mentions you with @, a new PR was reviewed), you get an instant in-app alert. No polling, no page refresh — it pushes to you.</w:t>
+      </w:r>
+    </w:p>
+    <w:p>
+      <w:r>
+        <w:rPr>
+          <w:b/>
+          <w:bCs/>
+        </w:rPr>
+        <w:t>7.</w:t>
+      </w:r>
+      <w:r>
+        <w:rPr>
+          <w:b/>
+          <w:bCs/>
+        </w:rPr>
+        <w:t xml:space="preserve">CI/CD </w:t>
+      </w:r>
+      <w:proofErr w:type="gramStart"/>
+      <w:r>
+        <w:rPr>
+          <w:b/>
+          <w:bCs/>
+        </w:rPr>
+        <w:t>pipeline</w:t>
+      </w:r>
+      <w:r>
+        <w:t xml:space="preserve"> </w:t>
+      </w:r>
+      <w:r>
+        <w:t>:</w:t>
+      </w:r>
+      <w:proofErr w:type="gramEnd"/>
+      <w:r>
+        <w:t xml:space="preserve"> every time anyone pushes code, the system automatically runs tests, </w:t>
+      </w:r>
+      <w:proofErr w:type="spellStart"/>
+      <w:r>
+        <w:t>lints</w:t>
+      </w:r>
+      <w:proofErr w:type="spellEnd"/>
+      <w:r>
+        <w:t xml:space="preserve"> the code, builds a fresh container, and deploys. No manual deployments.</w:t>
+      </w:r>
+    </w:p>
+    <w:p>
+      <w:r>
+        <w:rPr>
+          <w:b/>
+          <w:bCs/>
+        </w:rPr>
+        <w:t>8.</w:t>
+      </w:r>
+      <w:proofErr w:type="gramStart"/>
+      <w:r>
+        <w:rPr>
+          <w:b/>
+          <w:bCs/>
+        </w:rPr>
+        <w:t>Monitoring</w:t>
+      </w:r>
+      <w:r>
+        <w:t xml:space="preserve"> </w:t>
+      </w:r>
+      <w:r>
+        <w:t>:</w:t>
+      </w:r>
+      <w:proofErr w:type="gramEnd"/>
+      <w:r>
+        <w:t xml:space="preserve"> a dashboard showing active users, messages per second, AI review queue depth, API response times, and error rates. You know the health of your platform at a glance.</w:t>
+      </w:r>
+    </w:p>
+    <w:p>
+      <w:r>
+        <w:rPr>
+          <w:b/>
+          <w:bCs/>
+        </w:rPr>
+        <w:t>9.</w:t>
+      </w:r>
+      <w:r>
+        <w:rPr>
+          <w:b/>
+          <w:bCs/>
+        </w:rPr>
+        <w:t xml:space="preserve">User </w:t>
+      </w:r>
+      <w:proofErr w:type="gramStart"/>
+      <w:r>
+        <w:rPr>
+          <w:b/>
+          <w:bCs/>
+        </w:rPr>
+        <w:t>profile</w:t>
+      </w:r>
+      <w:r>
+        <w:t xml:space="preserve"> </w:t>
+      </w:r>
+      <w:r>
+        <w:t>:</w:t>
+      </w:r>
+      <w:proofErr w:type="gramEnd"/>
+      <w:r>
+        <w:t xml:space="preserve"> avatar, display name, and notification preferences (what you want to be alerted about, and how).</w:t>
+      </w:r>
+    </w:p>
+    <w:p/>
+    <w:p>
+      <w:r>
+        <w:t xml:space="preserve">With help of </w:t>
+      </w:r>
+      <w:proofErr w:type="spellStart"/>
+      <w:r>
+        <w:t>claude</w:t>
+      </w:r>
+      <w:proofErr w:type="spellEnd"/>
+      <w:r>
+        <w:t xml:space="preserve"> ai</w:t>
+      </w:r>
+      <w:r>
+        <w:t xml:space="preserve"> </w:t>
+      </w:r>
+      <w:proofErr w:type="spellStart"/>
+      <w:r>
+        <w:t>i</w:t>
+      </w:r>
+      <w:proofErr w:type="spellEnd"/>
+      <w:r>
+        <w:t xml:space="preserve"> made an interactive </w:t>
+      </w:r>
+      <w:proofErr w:type="gramStart"/>
+      <w:r>
+        <w:t>mock :</w:t>
+      </w:r>
+      <w:proofErr w:type="gramEnd"/>
+      <w:r>
+        <w:t xml:space="preserve"> It is in the folder named all_screen.html.</w:t>
+      </w:r>
+    </w:p>
+    <w:p/>
+    <w:p/>
+    <w:p>
+      <w:pPr>
+        <w:pStyle w:val="Heading1"/>
+      </w:pPr>
+      <w:r>
+        <w:lastRenderedPageBreak/>
+        <w:t>Target Users</w:t>
+      </w:r>
+    </w:p>
+    <w:p>
+      <w:pPr>
+        <w:pStyle w:val="Heading2"/>
+      </w:pPr>
+      <w:r>
+        <w:t>Primary Users</w:t>
+      </w:r>
+    </w:p>
+    <w:p>
+      <w:pPr>
+        <w:numPr>
+          <w:ilvl w:val="0"/>
+          <w:numId w:val="5"/>
+        </w:numPr>
+      </w:pPr>
+      <w:r>
+        <w:t xml:space="preserve">Software developers </w:t>
+      </w:r>
+    </w:p>
+    <w:p>
+      <w:pPr>
+        <w:numPr>
+          <w:ilvl w:val="0"/>
+          <w:numId w:val="5"/>
+        </w:numPr>
+      </w:pPr>
+      <w:r>
+        <w:t xml:space="preserve">Student project teams </w:t>
+      </w:r>
+    </w:p>
+    <w:p>
+      <w:pPr>
+        <w:numPr>
+          <w:ilvl w:val="0"/>
+          <w:numId w:val="5"/>
+        </w:numPr>
+      </w:pPr>
+      <w:r>
+        <w:t xml:space="preserve">Open-source contributors </w:t>
+      </w:r>
+    </w:p>
+    <w:p>
+      <w:pPr>
+        <w:pStyle w:val="Heading2"/>
+      </w:pPr>
+      <w:r>
+        <w:t>Secondary Users</w:t>
+      </w:r>
+    </w:p>
+    <w:p>
+      <w:pPr>
+        <w:numPr>
+          <w:ilvl w:val="0"/>
+          <w:numId w:val="6"/>
+        </w:numPr>
+      </w:pPr>
+      <w:r>
+        <w:t xml:space="preserve">Team leads </w:t>
+      </w:r>
+    </w:p>
+    <w:p>
+      <w:pPr>
+        <w:numPr>
+          <w:ilvl w:val="0"/>
+          <w:numId w:val="6"/>
+        </w:numPr>
+      </w:pPr>
+      <w:r>
+        <w:t xml:space="preserve">Engineering managers </w:t>
+      </w:r>
+    </w:p>
+    <w:p>
+      <w:pPr>
+        <w:numPr>
+          <w:ilvl w:val="0"/>
+          <w:numId w:val="6"/>
+        </w:numPr>
+      </w:pPr>
+      <w:r>
+        <w:t xml:space="preserve">Startup teams </w:t>
+      </w:r>
+    </w:p>
+    <w:p>
+      <w:pPr>
+        <w:pStyle w:val="Heading2"/>
+      </w:pPr>
+      <w:r>
+        <w:t>Future Users</w:t>
+      </w:r>
+    </w:p>
+    <w:p>
+      <w:pPr>
+        <w:numPr>
+          <w:ilvl w:val="0"/>
+          <w:numId w:val="7"/>
+        </w:numPr>
+      </w:pPr>
+      <w:r>
+        <w:t xml:space="preserve">Companies </w:t>
+      </w:r>
+    </w:p>
+    <w:p>
+      <w:pPr>
+        <w:numPr>
+          <w:ilvl w:val="0"/>
+          <w:numId w:val="7"/>
+        </w:numPr>
+      </w:pPr>
+      <w:r>
+        <w:t xml:space="preserve">Remote engineering teams </w:t>
+      </w:r>
+    </w:p>
+    <w:p>
+      <w:pPr>
+        <w:numPr>
+          <w:ilvl w:val="0"/>
+          <w:numId w:val="7"/>
+        </w:numPr>
+      </w:pPr>
+      <w:r>
+        <w:t>Coding bootcamps</w:t>
+      </w:r>
+    </w:p>
+    <w:p/>
+    <w:p>
+      <w:pPr>
+        <w:pStyle w:val="Heading1"/>
+      </w:pPr>
+      <w:r>
+        <w:t>Functional Requirements</w:t>
+      </w:r>
+    </w:p>
+    <w:p>
+      <w:pPr>
+        <w:pStyle w:val="Heading2"/>
+      </w:pPr>
+      <w:r>
+        <w:t>Authentication</w:t>
+      </w:r>
+    </w:p>
+    <w:p>
+      <w:r>
+        <w:t>Users should be able to:</w:t>
+      </w:r>
+    </w:p>
+    <w:p>
+      <w:pPr>
+        <w:numPr>
+          <w:ilvl w:val="0"/>
+          <w:numId w:val="8"/>
+        </w:numPr>
+      </w:pPr>
+      <w:r>
+        <w:t xml:space="preserve">Sign up </w:t>
+      </w:r>
+    </w:p>
+    <w:p>
+      <w:pPr>
+        <w:numPr>
+          <w:ilvl w:val="0"/>
+          <w:numId w:val="8"/>
+        </w:numPr>
+      </w:pPr>
+      <w:r>
+        <w:t xml:space="preserve">Login </w:t>
+      </w:r>
+    </w:p>
+    <w:p>
+      <w:pPr>
+        <w:numPr>
+          <w:ilvl w:val="0"/>
+          <w:numId w:val="8"/>
+        </w:numPr>
+      </w:pPr>
+      <w:r>
+        <w:t xml:space="preserve">Logout </w:t>
+      </w:r>
+    </w:p>
+    <w:p>
+      <w:pPr>
+        <w:numPr>
+          <w:ilvl w:val="0"/>
+          <w:numId w:val="8"/>
+        </w:numPr>
+      </w:pPr>
+      <w:r>
+        <w:t xml:space="preserve">Reset password </w:t>
+      </w:r>
+    </w:p>
+    <w:p>
+      <w:pPr>
+        <w:numPr>
+          <w:ilvl w:val="0"/>
+          <w:numId w:val="8"/>
+        </w:numPr>
+      </w:pPr>
+      <w:r>
+        <w:t xml:space="preserve">Change password </w:t>
+      </w:r>
+    </w:p>
+    <w:p/>
+    <w:p>
+      <w:pPr>
+        <w:pStyle w:val="Heading2"/>
+      </w:pPr>
+      <w:r>
+        <w:t>Workspace Management</w:t>
+      </w:r>
+    </w:p>
+    <w:p>
+      <w:r>
+        <w:t>Users can:</w:t>
+      </w:r>
+    </w:p>
+    <w:p>
+      <w:pPr>
+        <w:numPr>
+          <w:ilvl w:val="0"/>
+          <w:numId w:val="9"/>
+        </w:numPr>
+      </w:pPr>
+      <w:r>
+        <w:t xml:space="preserve">Create workspace </w:t>
+      </w:r>
+    </w:p>
+    <w:p>
+      <w:pPr>
+        <w:numPr>
+          <w:ilvl w:val="0"/>
+          <w:numId w:val="9"/>
+        </w:numPr>
+      </w:pPr>
+      <w:r>
+        <w:lastRenderedPageBreak/>
+        <w:t xml:space="preserve">Update workspace </w:t>
+      </w:r>
+    </w:p>
+    <w:p>
+      <w:pPr>
+        <w:numPr>
+          <w:ilvl w:val="0"/>
+          <w:numId w:val="9"/>
+        </w:numPr>
+      </w:pPr>
+      <w:r>
+        <w:t xml:space="preserve">Delete workspace </w:t>
+      </w:r>
+    </w:p>
+    <w:p>
+      <w:pPr>
+        <w:numPr>
+          <w:ilvl w:val="0"/>
+          <w:numId w:val="9"/>
+        </w:numPr>
+      </w:pPr>
+      <w:r>
+        <w:t xml:space="preserve">Invite members </w:t>
+      </w:r>
+    </w:p>
+    <w:p>
+      <w:pPr>
+        <w:numPr>
+          <w:ilvl w:val="0"/>
+          <w:numId w:val="9"/>
+        </w:numPr>
+      </w:pPr>
+      <w:r>
+        <w:t xml:space="preserve">Remove members </w:t>
+      </w:r>
+    </w:p>
+    <w:p/>
+    <w:p>
+      <w:pPr>
+        <w:pStyle w:val="Heading2"/>
+      </w:pPr>
+      <w:r>
+        <w:t>Room Management</w:t>
+      </w:r>
+    </w:p>
+    <w:p>
+      <w:r>
+        <w:t>Users can:</w:t>
+      </w:r>
+    </w:p>
+    <w:p>
+      <w:pPr>
+        <w:numPr>
+          <w:ilvl w:val="0"/>
+          <w:numId w:val="10"/>
+        </w:numPr>
+      </w:pPr>
+      <w:r>
+        <w:t xml:space="preserve">Create room </w:t>
+      </w:r>
+    </w:p>
+    <w:p>
+      <w:pPr>
+        <w:numPr>
+          <w:ilvl w:val="0"/>
+          <w:numId w:val="10"/>
+        </w:numPr>
+      </w:pPr>
+      <w:r>
+        <w:t xml:space="preserve">Delete room </w:t>
+      </w:r>
+    </w:p>
+    <w:p>
+      <w:pPr>
+        <w:numPr>
+          <w:ilvl w:val="0"/>
+          <w:numId w:val="10"/>
+        </w:numPr>
+      </w:pPr>
+      <w:r>
+        <w:t xml:space="preserve">Join room </w:t>
+      </w:r>
+    </w:p>
+    <w:p>
+      <w:r>
+        <w:t>Examples:</w:t>
+      </w:r>
+    </w:p>
+    <w:p>
+      <w:pPr>
+        <w:numPr>
+          <w:ilvl w:val="0"/>
+          <w:numId w:val="11"/>
+        </w:numPr>
+      </w:pPr>
+      <w:r>
+        <w:t xml:space="preserve">Backend Team </w:t>
+      </w:r>
+    </w:p>
+    <w:p>
+      <w:pPr>
+        <w:numPr>
+          <w:ilvl w:val="0"/>
+          <w:numId w:val="11"/>
+        </w:numPr>
+      </w:pPr>
+      <w:r>
+        <w:t xml:space="preserve">Frontend Team </w:t>
+      </w:r>
+    </w:p>
+    <w:p>
+      <w:pPr>
+        <w:numPr>
+          <w:ilvl w:val="0"/>
+          <w:numId w:val="11"/>
+        </w:numPr>
+      </w:pPr>
+      <w:r>
+        <w:t xml:space="preserve">Security Team </w:t>
+      </w:r>
+    </w:p>
+    <w:p/>
+    <w:p>
+      <w:pPr>
+        <w:pStyle w:val="Heading2"/>
+      </w:pPr>
+      <w:r>
+        <w:t>Real-Time Chat</w:t>
+      </w:r>
+    </w:p>
+    <w:p>
+      <w:r>
+        <w:t>Features:</w:t>
+      </w:r>
+    </w:p>
+    <w:p>
+      <w:pPr>
+        <w:numPr>
+          <w:ilvl w:val="0"/>
+          <w:numId w:val="12"/>
+        </w:numPr>
+      </w:pPr>
+      <w:r>
+        <w:t xml:space="preserve">Send messages </w:t>
+      </w:r>
+    </w:p>
+    <w:p>
+      <w:pPr>
+        <w:numPr>
+          <w:ilvl w:val="0"/>
+          <w:numId w:val="12"/>
+        </w:numPr>
+      </w:pPr>
+      <w:r>
+        <w:t xml:space="preserve">Receive messages instantly </w:t>
+      </w:r>
+    </w:p>
+    <w:p>
+      <w:pPr>
+        <w:numPr>
+          <w:ilvl w:val="0"/>
+          <w:numId w:val="12"/>
+        </w:numPr>
+      </w:pPr>
+      <w:r>
+        <w:t xml:space="preserve">Edit messages </w:t>
+      </w:r>
+    </w:p>
+    <w:p>
+      <w:pPr>
+        <w:numPr>
+          <w:ilvl w:val="0"/>
+          <w:numId w:val="12"/>
+        </w:numPr>
+      </w:pPr>
+      <w:r>
+        <w:t xml:space="preserve">Delete messages </w:t>
+      </w:r>
+    </w:p>
+    <w:p>
+      <w:pPr>
+        <w:numPr>
+          <w:ilvl w:val="0"/>
+          <w:numId w:val="12"/>
+        </w:numPr>
+      </w:pPr>
+      <w:r>
+        <w:t xml:space="preserve">Read receipts </w:t>
+      </w:r>
+    </w:p>
+    <w:p>
+      <w:pPr>
+        <w:numPr>
+          <w:ilvl w:val="0"/>
+          <w:numId w:val="12"/>
+        </w:numPr>
+      </w:pPr>
+      <w:r>
+        <w:t xml:space="preserve">Typing indicators </w:t>
+      </w:r>
+    </w:p>
+    <w:p>
+      <w:pPr>
+        <w:numPr>
+          <w:ilvl w:val="0"/>
+          <w:numId w:val="12"/>
+        </w:numPr>
+      </w:pPr>
+      <w:r>
+        <w:t xml:space="preserve">Online users </w:t>
+      </w:r>
+    </w:p>
+    <w:p/>
+    <w:p>
+      <w:pPr>
+        <w:pStyle w:val="Heading2"/>
+      </w:pPr>
+      <w:r>
+        <w:t>Code Snippets</w:t>
+      </w:r>
+    </w:p>
+    <w:p>
+      <w:r>
+        <w:t>Users can:</w:t>
+      </w:r>
+    </w:p>
+    <w:p>
+      <w:pPr>
+        <w:numPr>
+          <w:ilvl w:val="0"/>
+          <w:numId w:val="13"/>
+        </w:numPr>
+      </w:pPr>
+      <w:r>
+        <w:t xml:space="preserve">Share snippets </w:t>
+      </w:r>
+    </w:p>
+    <w:p>
+      <w:pPr>
+        <w:numPr>
+          <w:ilvl w:val="0"/>
+          <w:numId w:val="13"/>
+        </w:numPr>
+      </w:pPr>
+      <w:r>
+        <w:lastRenderedPageBreak/>
+        <w:t xml:space="preserve">Edit snippets </w:t>
+      </w:r>
+    </w:p>
+    <w:p>
+      <w:pPr>
+        <w:numPr>
+          <w:ilvl w:val="0"/>
+          <w:numId w:val="13"/>
+        </w:numPr>
+      </w:pPr>
+      <w:r>
+        <w:t xml:space="preserve">Delete snippets </w:t>
+      </w:r>
+    </w:p>
+    <w:p>
+      <w:pPr>
+        <w:numPr>
+          <w:ilvl w:val="0"/>
+          <w:numId w:val="13"/>
+        </w:numPr>
+      </w:pPr>
+      <w:r>
+        <w:t xml:space="preserve">Comment on snippets </w:t>
+      </w:r>
+    </w:p>
+    <w:p/>
+    <w:p>
+      <w:pPr>
+        <w:pStyle w:val="Heading2"/>
+      </w:pPr>
+      <w:r>
+        <w:t>AI Review</w:t>
+      </w:r>
+    </w:p>
+    <w:p>
+      <w:r>
+        <w:t>Users can:</w:t>
+      </w:r>
+    </w:p>
+    <w:p>
+      <w:pPr>
+        <w:numPr>
+          <w:ilvl w:val="0"/>
+          <w:numId w:val="14"/>
+        </w:numPr>
+      </w:pPr>
+      <w:r>
+        <w:t xml:space="preserve">Submit code </w:t>
+      </w:r>
+    </w:p>
+    <w:p>
+      <w:pPr>
+        <w:numPr>
+          <w:ilvl w:val="0"/>
+          <w:numId w:val="14"/>
+        </w:numPr>
+      </w:pPr>
+      <w:r>
+        <w:t xml:space="preserve">Receive AI suggestions </w:t>
+      </w:r>
+    </w:p>
+    <w:p>
+      <w:r>
+        <w:t>Review areas:</w:t>
+      </w:r>
+    </w:p>
+    <w:p>
+      <w:pPr>
+        <w:numPr>
+          <w:ilvl w:val="0"/>
+          <w:numId w:val="15"/>
+        </w:numPr>
+      </w:pPr>
+      <w:r>
+        <w:t xml:space="preserve">Bugs </w:t>
+      </w:r>
+    </w:p>
+    <w:p>
+      <w:pPr>
+        <w:numPr>
+          <w:ilvl w:val="0"/>
+          <w:numId w:val="15"/>
+        </w:numPr>
+      </w:pPr>
+      <w:r>
+        <w:t xml:space="preserve">Security </w:t>
+      </w:r>
+    </w:p>
+    <w:p>
+      <w:pPr>
+        <w:numPr>
+          <w:ilvl w:val="0"/>
+          <w:numId w:val="15"/>
+        </w:numPr>
+      </w:pPr>
+      <w:r>
+        <w:t xml:space="preserve">Performance </w:t>
+      </w:r>
+    </w:p>
+    <w:p>
+      <w:pPr>
+        <w:numPr>
+          <w:ilvl w:val="0"/>
+          <w:numId w:val="15"/>
+        </w:numPr>
+      </w:pPr>
+      <w:r>
+        <w:t xml:space="preserve">Style </w:t>
+      </w:r>
+    </w:p>
+    <w:p>
+      <w:pPr>
+        <w:numPr>
+          <w:ilvl w:val="0"/>
+          <w:numId w:val="15"/>
+        </w:numPr>
+      </w:pPr>
+      <w:r>
+        <w:t xml:space="preserve">Best practices </w:t>
+      </w:r>
+    </w:p>
+    <w:p/>
+    <w:p>
+      <w:pPr>
+        <w:pStyle w:val="Heading2"/>
+      </w:pPr>
+      <w:r>
+        <w:t>Notifications</w:t>
+      </w:r>
+    </w:p>
+    <w:p>
+      <w:r>
+        <w:t>Notifications for:</w:t>
+      </w:r>
+    </w:p>
+    <w:p>
+      <w:pPr>
+        <w:numPr>
+          <w:ilvl w:val="0"/>
+          <w:numId w:val="16"/>
+        </w:numPr>
+      </w:pPr>
+      <w:r>
+        <w:t xml:space="preserve">New messages </w:t>
+      </w:r>
+    </w:p>
+    <w:p>
+      <w:pPr>
+        <w:numPr>
+          <w:ilvl w:val="0"/>
+          <w:numId w:val="16"/>
+        </w:numPr>
+      </w:pPr>
+      <w:r>
+        <w:t xml:space="preserve">Mentions </w:t>
+      </w:r>
+    </w:p>
+    <w:p>
+      <w:pPr>
+        <w:numPr>
+          <w:ilvl w:val="0"/>
+          <w:numId w:val="16"/>
+        </w:numPr>
+      </w:pPr>
+      <w:r>
+        <w:t xml:space="preserve">Workspace invitations </w:t>
+      </w:r>
+    </w:p>
+    <w:p>
+      <w:pPr>
+        <w:numPr>
+          <w:ilvl w:val="0"/>
+          <w:numId w:val="16"/>
+        </w:numPr>
+      </w:pPr>
+      <w:r>
+        <w:t xml:space="preserve">AI review completed </w:t>
+      </w:r>
+    </w:p>
+    <w:p>
+      <w:pPr>
+        <w:numPr>
+          <w:ilvl w:val="0"/>
+          <w:numId w:val="16"/>
+        </w:numPr>
+      </w:pPr>
+      <w:r>
+        <w:t xml:space="preserve">GitHub review completed </w:t>
+      </w:r>
+    </w:p>
+    <w:p/>
+    <w:p>
+      <w:pPr>
+        <w:pStyle w:val="Heading2"/>
+      </w:pPr>
+      <w:r>
+        <w:t>GitHub Integration</w:t>
+      </w:r>
+    </w:p>
+    <w:p>
+      <w:r>
+        <w:t>User can:</w:t>
+      </w:r>
+    </w:p>
+    <w:p>
+      <w:pPr>
+        <w:numPr>
+          <w:ilvl w:val="0"/>
+          <w:numId w:val="17"/>
+        </w:numPr>
+      </w:pPr>
+      <w:r>
+        <w:t xml:space="preserve">Connect GitHub </w:t>
+      </w:r>
+    </w:p>
+    <w:p>
+      <w:pPr>
+        <w:numPr>
+          <w:ilvl w:val="0"/>
+          <w:numId w:val="17"/>
+        </w:numPr>
+      </w:pPr>
+      <w:r>
+        <w:t xml:space="preserve">Select repositories </w:t>
+      </w:r>
+    </w:p>
+    <w:p>
+      <w:pPr>
+        <w:numPr>
+          <w:ilvl w:val="0"/>
+          <w:numId w:val="17"/>
+        </w:numPr>
+      </w:pPr>
+      <w:r>
+        <w:t xml:space="preserve">Disconnect GitHub </w:t>
+      </w:r>
+    </w:p>
+    <w:p>
+      <w:pPr>
+        <w:pStyle w:val="Heading2"/>
+      </w:pPr>
+      <w:r>
+        <w:lastRenderedPageBreak/>
+        <w:t>PR Review Automation</w:t>
+      </w:r>
+    </w:p>
+    <w:p>
+      <w:r>
+        <w:t>System should:</w:t>
+      </w:r>
+    </w:p>
+    <w:p>
+      <w:pPr>
+        <w:numPr>
+          <w:ilvl w:val="0"/>
+          <w:numId w:val="18"/>
+        </w:numPr>
+      </w:pPr>
+      <w:r>
+        <w:t xml:space="preserve">Receive webhook </w:t>
+      </w:r>
+    </w:p>
+    <w:p>
+      <w:pPr>
+        <w:numPr>
+          <w:ilvl w:val="0"/>
+          <w:numId w:val="18"/>
+        </w:numPr>
+      </w:pPr>
+      <w:proofErr w:type="spellStart"/>
+      <w:r>
+        <w:t>Analyze</w:t>
+      </w:r>
+      <w:proofErr w:type="spellEnd"/>
+      <w:r>
+        <w:t xml:space="preserve"> PR diff </w:t>
+      </w:r>
+    </w:p>
+    <w:p>
+      <w:pPr>
+        <w:numPr>
+          <w:ilvl w:val="0"/>
+          <w:numId w:val="18"/>
+        </w:numPr>
+      </w:pPr>
+      <w:r>
+        <w:t xml:space="preserve">Generate review </w:t>
+      </w:r>
+    </w:p>
+    <w:p>
+      <w:pPr>
+        <w:numPr>
+          <w:ilvl w:val="0"/>
+          <w:numId w:val="18"/>
+        </w:numPr>
+      </w:pPr>
+      <w:r>
+        <w:t xml:space="preserve">Comment on PR </w:t>
+      </w:r>
+    </w:p>
+    <w:p/>
+    <w:p>
+      <w:pPr>
+        <w:pStyle w:val="Heading2"/>
+      </w:pPr>
+      <w:r>
+        <w:t>User Profile</w:t>
+      </w:r>
+    </w:p>
+    <w:p>
+      <w:r>
+        <w:t>Users can:</w:t>
+      </w:r>
+    </w:p>
+    <w:p>
+      <w:pPr>
+        <w:numPr>
+          <w:ilvl w:val="0"/>
+          <w:numId w:val="19"/>
+        </w:numPr>
+      </w:pPr>
+      <w:r>
+        <w:t xml:space="preserve">Update profile </w:t>
+      </w:r>
+    </w:p>
+    <w:p>
+      <w:pPr>
+        <w:numPr>
+          <w:ilvl w:val="0"/>
+          <w:numId w:val="19"/>
+        </w:numPr>
+      </w:pPr>
+      <w:r>
+        <w:t xml:space="preserve">Upload avatar </w:t>
+      </w:r>
+    </w:p>
+    <w:p>
+      <w:pPr>
+        <w:numPr>
+          <w:ilvl w:val="0"/>
+          <w:numId w:val="19"/>
+        </w:numPr>
+      </w:pPr>
+      <w:r>
+        <w:t xml:space="preserve">Change password </w:t>
+      </w:r>
+    </w:p>
+    <w:p/>
+    <w:p>
+      <w:pPr>
+        <w:pStyle w:val="Heading1"/>
+      </w:pPr>
+      <w:r>
+        <w:t>Non-Functional Requirements</w:t>
+      </w:r>
+    </w:p>
+    <w:p>
+      <w:pPr>
+        <w:pStyle w:val="Heading2"/>
+      </w:pPr>
+      <w:r>
+        <w:t>Scalability</w:t>
+      </w:r>
+    </w:p>
+    <w:p>
+      <w:r>
+        <w:t>Should support:</w:t>
+      </w:r>
+    </w:p>
+    <w:p>
+      <w:pPr>
+        <w:numPr>
+          <w:ilvl w:val="0"/>
+          <w:numId w:val="20"/>
+        </w:numPr>
+      </w:pPr>
+      <w:r>
+        <w:t xml:space="preserve">1000+ users </w:t>
+      </w:r>
+    </w:p>
+    <w:p>
+      <w:pPr>
+        <w:numPr>
+          <w:ilvl w:val="0"/>
+          <w:numId w:val="20"/>
+        </w:numPr>
+      </w:pPr>
+      <w:r>
+        <w:t>Thousands of messages</w:t>
+      </w:r>
+    </w:p>
+    <w:p/>
+    <w:p>
+      <w:pPr>
+        <w:pStyle w:val="Heading2"/>
+      </w:pPr>
+      <w:r>
+        <w:t>Security</w:t>
+      </w:r>
+    </w:p>
+    <w:p>
+      <w:r>
+        <w:t>Must include:</w:t>
+      </w:r>
+    </w:p>
+    <w:p>
+      <w:pPr>
+        <w:numPr>
+          <w:ilvl w:val="0"/>
+          <w:numId w:val="21"/>
+        </w:numPr>
+      </w:pPr>
+      <w:r>
+        <w:t xml:space="preserve">JWT authentication </w:t>
+      </w:r>
+    </w:p>
+    <w:p>
+      <w:pPr>
+        <w:numPr>
+          <w:ilvl w:val="0"/>
+          <w:numId w:val="21"/>
+        </w:numPr>
+      </w:pPr>
+      <w:r>
+        <w:t xml:space="preserve">Password hashing </w:t>
+      </w:r>
+    </w:p>
+    <w:p>
+      <w:pPr>
+        <w:numPr>
+          <w:ilvl w:val="0"/>
+          <w:numId w:val="21"/>
+        </w:numPr>
+      </w:pPr>
+      <w:r>
+        <w:t xml:space="preserve">HTTPS </w:t>
+      </w:r>
+    </w:p>
+    <w:p>
+      <w:pPr>
+        <w:numPr>
+          <w:ilvl w:val="0"/>
+          <w:numId w:val="21"/>
+        </w:numPr>
+      </w:pPr>
+      <w:r>
+        <w:t xml:space="preserve">OAuth security </w:t>
+      </w:r>
+    </w:p>
+    <w:p>
+      <w:pPr>
+        <w:numPr>
+          <w:ilvl w:val="0"/>
+          <w:numId w:val="21"/>
+        </w:numPr>
+      </w:pPr>
+      <w:r>
+        <w:t xml:space="preserve">Rate limiting </w:t>
+      </w:r>
+    </w:p>
+    <w:p/>
+    <w:p>
+      <w:pPr>
+        <w:pStyle w:val="Heading2"/>
+      </w:pPr>
+      <w:r>
+        <w:lastRenderedPageBreak/>
+        <w:t>Performance</w:t>
+      </w:r>
+    </w:p>
+    <w:p>
+      <w:pPr>
+        <w:pStyle w:val="Heading2"/>
+      </w:pPr>
+      <w:r>
+        <w:t>Reliability</w:t>
+      </w:r>
+    </w:p>
+    <w:p/>
+    <w:p>
+      <w:pPr>
+        <w:pStyle w:val="Heading1"/>
+      </w:pPr>
+      <w:r>
+        <w:t>Architecture Options</w:t>
+      </w:r>
+    </w:p>
+    <w:p>
+      <w:pPr>
+        <w:pStyle w:val="Heading2"/>
+      </w:pPr>
+      <w:r>
+        <w:t>Option A: Monolith</w:t>
+      </w:r>
+    </w:p>
+    <w:p>
+      <w:r>
+        <w:t>Single Backend</w:t>
+      </w:r>
+    </w:p>
+    <w:p>
+      <w:pPr>
+        <w:keepNext/>
+      </w:pPr>
+      <w:r>
+        <w:drawing>
+          <wp:inline distT="0" distB="0" distL="0" distR="0" wp14:anchorId="66B6255D" wp14:editId="74C45E4A">
+            <wp:extent cx="866896" cy="1047896"/>
+            <wp:effectExtent l="0" t="0" r="9525" b="0"/>
+            <wp:docPr id="1927937721" name="Picture 1"/>
+            <wp:cNvGraphicFramePr>
+              <a:graphicFrameLocks xmlns:a="http://schemas.openxmlformats.org/drawingml/2006/main" noChangeAspect="1"/>
+            </wp:cNvGraphicFramePr>
+            <a:graphic xmlns:a="http://schemas.openxmlformats.org/drawingml/2006/main">
+              <a:graphicData uri="http://schemas.openxmlformats.org/drawingml/2006/picture">
+                <pic:pic xmlns:pic="http://schemas.openxmlformats.org/drawingml/2006/picture">
+                  <pic:nvPicPr>
+                    <pic:cNvPr id="1927937721" name=""/>
+                    <pic:cNvPicPr/>
+                  </pic:nvPicPr>
+                  <pic:blipFill>
+                    <a:blip r:embed="rId6"/>
+                    <a:stretch>
+                      <a:fillRect/>
+                    </a:stretch>
+                  </pic:blipFill>
+                  <pic:spPr>
+                    <a:xfrm>
+                      <a:off x="0" y="0"/>
+                      <a:ext cx="866896" cy="1047896"/>
+                    </a:xfrm>
+                    <a:prstGeom prst="rect">
+                      <a:avLst/>
+                    </a:prstGeom>
+                  </pic:spPr>
+                </pic:pic>
+              </a:graphicData>
+            </a:graphic>
+          </wp:inline>
+        </w:drawing>
+      </w:r>
+    </w:p>
+    <w:p>
+      <w:pPr>
+        <w:pStyle w:val="Caption"/>
+      </w:pPr>
+      <w:r>
+        <w:t xml:space="preserve">Figure </w:t>
+      </w:r>
+      <w:r>
+        <w:fldChar w:fldCharType="begin"/>
+      </w:r>
+      <w:r>
+        <w:instrText xml:space="preserve"> SEQ Figure \* ARABIC </w:instrText>
+      </w:r>
+      <w:r>
+        <w:fldChar w:fldCharType="separate"/>
+      </w:r>
+      <w:r>
+        <w:rPr>
+          <w:noProof/>
+        </w:rPr>
+        <w:t>1</w:t>
+      </w:r>
+      <w:r>
+        <w:fldChar w:fldCharType="end"/>
+      </w:r>
+      <w:r>
+        <w:t xml:space="preserve">: Image generated using </w:t>
+      </w:r>
+      <w:proofErr w:type="spellStart"/>
+      <w:r>
+        <w:t>chatgpt</w:t>
+      </w:r>
+      <w:proofErr w:type="spellEnd"/>
+    </w:p>
+    <w:p>
+      <w:pPr>
+        <w:rPr>
+          <w:b/>
+          <w:bCs/>
+        </w:rPr>
+      </w:pPr>
+      <w:r>
+        <w:rPr>
+          <w:b/>
+          <w:bCs/>
+        </w:rPr>
+        <w:t>Pros</w:t>
+      </w:r>
+    </w:p>
+    <w:p>
+      <w:pPr>
+        <w:numPr>
+          <w:ilvl w:val="0"/>
+          <w:numId w:val="22"/>
+        </w:numPr>
+      </w:pPr>
+      <w:r>
+        <w:t xml:space="preserve">Easy to build </w:t>
+      </w:r>
+    </w:p>
+    <w:p>
+      <w:pPr>
+        <w:numPr>
+          <w:ilvl w:val="0"/>
+          <w:numId w:val="22"/>
+        </w:numPr>
+      </w:pPr>
+      <w:r>
+        <w:t xml:space="preserve">Easy debugging </w:t>
+      </w:r>
+    </w:p>
+    <w:p>
+      <w:pPr>
+        <w:numPr>
+          <w:ilvl w:val="0"/>
+          <w:numId w:val="22"/>
+        </w:numPr>
+      </w:pPr>
+      <w:r>
+        <w:t xml:space="preserve">Fast development </w:t>
+      </w:r>
+    </w:p>
+    <w:p>
+      <w:pPr>
+        <w:rPr>
+          <w:b/>
+          <w:bCs/>
+        </w:rPr>
+      </w:pPr>
+      <w:r>
+        <w:rPr>
+          <w:b/>
+          <w:bCs/>
+        </w:rPr>
+        <w:t>Cons</w:t>
+      </w:r>
+    </w:p>
+    <w:p>
+      <w:pPr>
+        <w:numPr>
+          <w:ilvl w:val="0"/>
+          <w:numId w:val="23"/>
+        </w:numPr>
+      </w:pPr>
+      <w:r>
+        <w:t>Harder to scale later</w:t>
+      </w:r>
+    </w:p>
+    <w:p/>
+    <w:p>
+      <w:pPr>
+        <w:pStyle w:val="Heading2"/>
+      </w:pPr>
+      <w:r>
+        <w:t>Option B: Microservices</w:t>
+      </w:r>
+    </w:p>
+    <w:p>
+      <w:pPr>
+        <w:keepNext/>
+      </w:pPr>
+      <w:r>
+        <w:drawing>
+          <wp:inline distT="0" distB="0" distL="0" distR="0" wp14:anchorId="54ACB735" wp14:editId="00FD4D84">
+            <wp:extent cx="1695687" cy="1086002"/>
+            <wp:effectExtent l="0" t="0" r="0" b="0"/>
+            <wp:docPr id="1042200313" name="Picture 1"/>
+            <wp:cNvGraphicFramePr>
+              <a:graphicFrameLocks xmlns:a="http://schemas.openxmlformats.org/drawingml/2006/main" noChangeAspect="1"/>
+            </wp:cNvGraphicFramePr>
+            <a:graphic xmlns:a="http://schemas.openxmlformats.org/drawingml/2006/main">
+              <a:graphicData uri="http://schemas.openxmlformats.org/drawingml/2006/picture">
+                <pic:pic xmlns:pic="http://schemas.openxmlformats.org/drawingml/2006/picture">
+                  <pic:nvPicPr>
+                    <pic:cNvPr id="1042200313" name=""/>
+                    <pic:cNvPicPr/>
+                  </pic:nvPicPr>
+                  <pic:blipFill>
+                    <a:blip r:embed="rId7"/>
+                    <a:stretch>
+                      <a:fillRect/>
+                    </a:stretch>
+                  </pic:blipFill>
+                  <pic:spPr>
+                    <a:xfrm>
+                      <a:off x="0" y="0"/>
+                      <a:ext cx="1695687" cy="1086002"/>
+                    </a:xfrm>
+                    <a:prstGeom prst="rect">
+                      <a:avLst/>
+                    </a:prstGeom>
+                  </pic:spPr>
+                </pic:pic>
+              </a:graphicData>
+            </a:graphic>
+          </wp:inline>
+        </w:drawing>
+      </w:r>
+    </w:p>
+    <w:p>
+      <w:pPr>
+        <w:pStyle w:val="Caption"/>
+        <w:rPr>
+          <w:b/>
+          <w:bCs/>
+        </w:rPr>
+      </w:pPr>
+      <w:r>
+        <w:t xml:space="preserve">Figure </w:t>
+      </w:r>
+      <w:r>
+        <w:fldChar w:fldCharType="begin"/>
+      </w:r>
+      <w:r>
+        <w:instrText xml:space="preserve"> SEQ Figure \* ARABIC </w:instrText>
+      </w:r>
+      <w:r>
+        <w:fldChar w:fldCharType="separate"/>
+      </w:r>
+      <w:r>
+        <w:rPr>
+          <w:noProof/>
+        </w:rPr>
+        <w:t>2</w:t>
+      </w:r>
+      <w:r>
+        <w:fldChar w:fldCharType="end"/>
+      </w:r>
+      <w:r>
+        <w:t xml:space="preserve">: Image generated using </w:t>
+      </w:r>
+      <w:proofErr w:type="spellStart"/>
+      <w:r>
+        <w:t>chatgpt</w:t>
+      </w:r>
+      <w:proofErr w:type="spellEnd"/>
+    </w:p>
+    <w:p>
+      <w:pPr>
+        <w:rPr>
+          <w:b/>
+          <w:bCs/>
+        </w:rPr>
+      </w:pPr>
+      <w:r>
+        <w:rPr>
+          <w:b/>
+          <w:bCs/>
+        </w:rPr>
+        <w:t>Pros</w:t>
+      </w:r>
+    </w:p>
+    <w:p>
+      <w:pPr>
+        <w:numPr>
+          <w:ilvl w:val="0"/>
+          <w:numId w:val="24"/>
+        </w:numPr>
+      </w:pPr>
+      <w:r>
+        <w:t xml:space="preserve">Highly scalable </w:t>
+      </w:r>
+    </w:p>
+    <w:p>
+      <w:pPr>
+        <w:numPr>
+          <w:ilvl w:val="0"/>
+          <w:numId w:val="24"/>
+        </w:numPr>
+      </w:pPr>
+      <w:r>
+        <w:t xml:space="preserve">Industry-grade </w:t>
+      </w:r>
+    </w:p>
+    <w:p>
+      <w:pPr>
+        <w:rPr>
+          <w:b/>
+          <w:bCs/>
+        </w:rPr>
+      </w:pPr>
       <w:r>
         <w:rPr>
           <w:b/>
           <w:bCs/>
         </w:rPr>
         <w:lastRenderedPageBreak/>
-        <w:t>GitHub integration</w:t>
+        <w:t>Cons</w:t>
+      </w:r>
+    </w:p>
+    <w:p>
+      <w:pPr>
+        <w:numPr>
+          <w:ilvl w:val="0"/>
+          <w:numId w:val="25"/>
+        </w:numPr>
+      </w:pPr>
+      <w:r>
+        <w:t xml:space="preserve">Very complex </w:t>
+      </w:r>
+    </w:p>
+    <w:p>
+      <w:pPr>
+        <w:numPr>
+          <w:ilvl w:val="0"/>
+          <w:numId w:val="25"/>
+        </w:numPr>
+      </w:pPr>
+      <w:r>
+        <w:t>Too much overhead initially</w:t>
+      </w:r>
+    </w:p>
+    <w:p/>
+    <w:p>
+      <w:pPr>
+        <w:pStyle w:val="Heading2"/>
+      </w:pPr>
+      <w:r>
+        <w:t xml:space="preserve">Option C: Modular Monolith </w:t>
+      </w:r>
+    </w:p>
+    <w:p>
+      <w:pPr>
+        <w:keepNext/>
+      </w:pPr>
+      <w:r>
+        <w:drawing>
+          <wp:inline distT="0" distB="0" distL="0" distR="0" wp14:anchorId="5409659A" wp14:editId="078BA1DC">
+            <wp:extent cx="3267531" cy="1648055"/>
+            <wp:effectExtent l="0" t="0" r="9525" b="9525"/>
+            <wp:docPr id="1061038793" name="Picture 1"/>
+            <wp:cNvGraphicFramePr>
+              <a:graphicFrameLocks xmlns:a="http://schemas.openxmlformats.org/drawingml/2006/main" noChangeAspect="1"/>
+            </wp:cNvGraphicFramePr>
+            <a:graphic xmlns:a="http://schemas.openxmlformats.org/drawingml/2006/main">
+              <a:graphicData uri="http://schemas.openxmlformats.org/drawingml/2006/picture">
+                <pic:pic xmlns:pic="http://schemas.openxmlformats.org/drawingml/2006/picture">
+                  <pic:nvPicPr>
+                    <pic:cNvPr id="1061038793" name=""/>
+                    <pic:cNvPicPr/>
+                  </pic:nvPicPr>
+                  <pic:blipFill>
+                    <a:blip r:embed="rId8"/>
+                    <a:stretch>
+                      <a:fillRect/>
+                    </a:stretch>
+                  </pic:blipFill>
+                  <pic:spPr>
+                    <a:xfrm>
+                      <a:off x="0" y="0"/>
+                      <a:ext cx="3267531" cy="1648055"/>
+                    </a:xfrm>
+                    <a:prstGeom prst="rect">
+                      <a:avLst/>
+                    </a:prstGeom>
+                  </pic:spPr>
+                </pic:pic>
+              </a:graphicData>
+            </a:graphic>
+          </wp:inline>
+        </w:drawing>
+      </w:r>
+    </w:p>
+    <w:p>
+      <w:pPr>
+        <w:pStyle w:val="Caption"/>
+      </w:pPr>
+      <w:r>
+        <w:t xml:space="preserve">Figure </w:t>
+      </w:r>
+      <w:r>
+        <w:fldChar w:fldCharType="begin"/>
+      </w:r>
+      <w:r>
+        <w:instrText xml:space="preserve"> SEQ Figure \* ARABIC </w:instrText>
+      </w:r>
+      <w:r>
+        <w:fldChar w:fldCharType="separate"/>
+      </w:r>
+      <w:r>
+        <w:rPr>
+          <w:noProof/>
+        </w:rPr>
+        <w:t>3</w:t>
+      </w:r>
+      <w:r>
+        <w:fldChar w:fldCharType="end"/>
+      </w:r>
+      <w:r>
+        <w:t xml:space="preserve">: </w:t>
+      </w:r>
+      <w:r>
+        <w:t xml:space="preserve">Image generated using </w:t>
+      </w:r>
+      <w:proofErr w:type="spellStart"/>
+      <w:r>
+        <w:t>chatgpt</w:t>
+      </w:r>
+      <w:proofErr w:type="spellEnd"/>
+    </w:p>
+    <w:p>
+      <w:r>
+        <w:t>Single deployment.</w:t>
       </w:r>
       <w:r>
         <w:t xml:space="preserve"> </w:t>
       </w:r>
       <w:r>
-        <w:t>:</w:t>
-      </w:r>
-      <w:r>
-        <w:t xml:space="preserve"> developers connect their GitHub repository to the workspace. When a pull request is opened on GitHub, a webhook fires and the platform automatically runs an AI review on the code diff, then posts the review as a comment directly on the PR. No manual step needed.</w:t>
-      </w:r>
-    </w:p>
-    <w:p>
-      <w:r>
+        <w:t>Internally separated modules.</w:t>
+      </w:r>
+      <w:r>
+        <w:t xml:space="preserve"> </w:t>
+      </w:r>
+      <w:r>
+        <w:t>Later</w:t>
+      </w:r>
+      <w:r>
+        <w:t xml:space="preserve"> e</w:t>
+      </w:r>
+      <w:r>
+        <w:t>ach module can become a microservice.</w:t>
+      </w:r>
+    </w:p>
+    <w:p>
+      <w:pPr>
         <w:rPr>
           <w:b/>
           <w:bCs/>
         </w:rPr>
-        <w:t>Notifications</w:t>
-      </w:r>
-      <w:r>
-        <w:t xml:space="preserve"> </w:t>
-      </w:r>
-      <w:r>
-        <w:t>:</w:t>
-      </w:r>
-      <w:r>
-        <w:t xml:space="preserve"> when any important event happens (AI review finished, someone mentions you with @, a new PR was reviewed), you get an instant in-app alert. No polling, no page refresh — it pushes to you.</w:t>
-      </w:r>
-    </w:p>
-    <w:p>
+      </w:pPr>
       <w:r>
         <w:rPr>
           <w:b/>
           <w:bCs/>
         </w:rPr>
-        <w:t>CI/CD pipeline</w:t>
-      </w:r>
-      <w:r>
-        <w:t xml:space="preserve"> </w:t>
-      </w:r>
-      <w:r>
-        <w:t>:</w:t>
-      </w:r>
-      <w:r>
-        <w:t xml:space="preserve"> every time anyone pushes code, the system automatically runs tests, </w:t>
-      </w:r>
-      <w:proofErr w:type="spellStart"/>
-      <w:r>
-        <w:t>lints</w:t>
-      </w:r>
-      <w:proofErr w:type="spellEnd"/>
-      <w:r>
-        <w:t xml:space="preserve"> the code, builds a fresh container, and deploys. No manual deployments.</w:t>
-      </w:r>
-    </w:p>
-    <w:p>
+        <w:t xml:space="preserve">Why This Is </w:t>
+      </w:r>
+      <w:proofErr w:type="gramStart"/>
       <w:r>
         <w:rPr>
           <w:b/>
           <w:bCs/>
         </w:rPr>
-        <w:t>Monitoring</w:t>
-      </w:r>
-      <w:r>
-        <w:t xml:space="preserve"> </w:t>
-      </w:r>
-      <w:r>
-        <w:t>:</w:t>
-      </w:r>
-      <w:r>
-        <w:t xml:space="preserve"> a dashboard showing active users, messages per second, AI review queue depth, API response times, and error rates. You know the health of your platform at a glance.</w:t>
-      </w:r>
-    </w:p>
-    <w:p>
+        <w:t>Best</w:t>
+      </w:r>
       <w:r>
         <w:rPr>
           <w:b/>
           <w:bCs/>
         </w:rPr>
-        <w:t>User profile</w:t>
-      </w:r>
+        <w:t xml:space="preserve"> :</w:t>
+      </w:r>
+      <w:proofErr w:type="gramEnd"/>
+    </w:p>
+    <w:p>
+      <w:pPr>
+        <w:numPr>
+          <w:ilvl w:val="0"/>
+          <w:numId w:val="26"/>
+        </w:numPr>
+      </w:pPr>
+      <w:r>
+        <w:t xml:space="preserve">Scalable </w:t>
+      </w:r>
+    </w:p>
+    <w:p>
+      <w:pPr>
+        <w:numPr>
+          <w:ilvl w:val="0"/>
+          <w:numId w:val="26"/>
+        </w:numPr>
+      </w:pPr>
+      <w:r>
+        <w:t xml:space="preserve">Easier debugging </w:t>
+      </w:r>
+    </w:p>
+    <w:p>
+      <w:pPr>
+        <w:numPr>
+          <w:ilvl w:val="0"/>
+          <w:numId w:val="26"/>
+        </w:numPr>
+      </w:pPr>
+      <w:r>
+        <w:t xml:space="preserve">Faster development </w:t>
+      </w:r>
+    </w:p>
+    <w:p>
+      <w:pPr>
+        <w:numPr>
+          <w:ilvl w:val="0"/>
+          <w:numId w:val="26"/>
+        </w:numPr>
+      </w:pPr>
+      <w:r>
+        <w:t>Teaches proper architecture</w:t>
+      </w:r>
+    </w:p>
+    <w:p/>
+    <w:p>
+      <w:pPr>
+        <w:pStyle w:val="Heading1"/>
+      </w:pPr>
+      <w:r>
+        <w:t>Tech Stack</w:t>
+      </w:r>
+    </w:p>
+    <w:p>
+      <w:pPr>
+        <w:pStyle w:val="Heading2"/>
+      </w:pPr>
+      <w:r>
+        <w:t>Frontend</w:t>
+      </w:r>
+    </w:p>
+    <w:p>
+      <w:r>
+        <w:t>React + TypeScript</w:t>
+      </w:r>
+    </w:p>
+    <w:p>
+      <w:r>
+        <w:t>Why:</w:t>
+      </w:r>
+    </w:p>
+    <w:p>
+      <w:pPr>
+        <w:numPr>
+          <w:ilvl w:val="0"/>
+          <w:numId w:val="27"/>
+        </w:numPr>
+      </w:pPr>
+      <w:r>
+        <w:t xml:space="preserve">Industry standard </w:t>
+      </w:r>
+    </w:p>
+    <w:p>
+      <w:pPr>
+        <w:numPr>
+          <w:ilvl w:val="0"/>
+          <w:numId w:val="27"/>
+        </w:numPr>
+      </w:pPr>
+      <w:r>
+        <w:t xml:space="preserve">Strong typing </w:t>
+      </w:r>
+    </w:p>
+    <w:p>
+      <w:pPr>
+        <w:numPr>
+          <w:ilvl w:val="0"/>
+          <w:numId w:val="27"/>
+        </w:numPr>
+      </w:pPr>
+      <w:r>
+        <w:t>Large ecosystem</w:t>
+      </w:r>
+    </w:p>
+    <w:p/>
+    <w:p>
+      <w:pPr>
+        <w:pStyle w:val="Heading2"/>
+      </w:pPr>
+      <w:r>
+        <w:lastRenderedPageBreak/>
+        <w:t>Backend</w:t>
+      </w:r>
+    </w:p>
+    <w:p>
+      <w:r>
+        <w:t>Node.js + Express + TypeScript</w:t>
+      </w:r>
+    </w:p>
+    <w:p>
+      <w:r>
+        <w:t>Why:</w:t>
+      </w:r>
+    </w:p>
+    <w:p>
+      <w:pPr>
+        <w:numPr>
+          <w:ilvl w:val="0"/>
+          <w:numId w:val="28"/>
+        </w:numPr>
+      </w:pPr>
+      <w:r>
+        <w:t xml:space="preserve">Excellent WebSocket support </w:t>
+      </w:r>
+    </w:p>
+    <w:p>
+      <w:pPr>
+        <w:numPr>
+          <w:ilvl w:val="0"/>
+          <w:numId w:val="28"/>
+        </w:numPr>
+      </w:pPr>
+      <w:r>
+        <w:t xml:space="preserve">Huge ecosystem </w:t>
+      </w:r>
+    </w:p>
+    <w:p>
+      <w:pPr>
+        <w:numPr>
+          <w:ilvl w:val="0"/>
+          <w:numId w:val="28"/>
+        </w:numPr>
+      </w:pPr>
+      <w:r>
+        <w:t xml:space="preserve">Easy GitHub integration </w:t>
+      </w:r>
+    </w:p>
+    <w:p/>
+    <w:p>
+      <w:pPr>
+        <w:pStyle w:val="Heading2"/>
+      </w:pPr>
+      <w:r>
+        <w:t>Database</w:t>
+      </w:r>
+    </w:p>
+    <w:p>
+      <w:r>
+        <w:t>PostgreSQL</w:t>
+      </w:r>
+    </w:p>
+    <w:p>
+      <w:r>
+        <w:t>Why:</w:t>
+      </w:r>
+    </w:p>
+    <w:p>
+      <w:pPr>
+        <w:numPr>
+          <w:ilvl w:val="0"/>
+          <w:numId w:val="29"/>
+        </w:numPr>
+      </w:pPr>
+      <w:r>
+        <w:t xml:space="preserve">ACID compliant </w:t>
+      </w:r>
+    </w:p>
+    <w:p>
+      <w:pPr>
+        <w:numPr>
+          <w:ilvl w:val="0"/>
+          <w:numId w:val="29"/>
+        </w:numPr>
+      </w:pPr>
+      <w:r>
+        <w:t xml:space="preserve">Relational data </w:t>
+      </w:r>
+    </w:p>
+    <w:p>
+      <w:pPr>
+        <w:numPr>
+          <w:ilvl w:val="0"/>
+          <w:numId w:val="29"/>
+        </w:numPr>
+      </w:pPr>
+      <w:r>
+        <w:t xml:space="preserve">Production-ready </w:t>
+      </w:r>
+    </w:p>
+    <w:p/>
+    <w:p>
+      <w:pPr>
+        <w:pStyle w:val="Heading2"/>
+      </w:pPr>
+      <w:r>
+        <w:t>ORM</w:t>
+      </w:r>
+    </w:p>
+    <w:p>
+      <w:r>
+        <w:t>Prisma</w:t>
+      </w:r>
+    </w:p>
+    <w:p>
+      <w:r>
+        <w:t>Why:</w:t>
+      </w:r>
+    </w:p>
+    <w:p>
+      <w:pPr>
+        <w:numPr>
+          <w:ilvl w:val="0"/>
+          <w:numId w:val="30"/>
+        </w:numPr>
+      </w:pPr>
+      <w:r>
+        <w:t xml:space="preserve">Type-safe </w:t>
+      </w:r>
+    </w:p>
+    <w:p>
+      <w:pPr>
+        <w:numPr>
+          <w:ilvl w:val="0"/>
+          <w:numId w:val="30"/>
+        </w:numPr>
+      </w:pPr>
+      <w:r>
+        <w:t xml:space="preserve">Easy migrations </w:t>
+      </w:r>
+    </w:p>
+    <w:p>
+      <w:pPr>
+        <w:numPr>
+          <w:ilvl w:val="0"/>
+          <w:numId w:val="30"/>
+        </w:numPr>
+      </w:pPr>
+      <w:r>
+        <w:t>Excellent DX</w:t>
+      </w:r>
+    </w:p>
+    <w:p/>
+    <w:p>
+      <w:pPr>
+        <w:pStyle w:val="Heading2"/>
+      </w:pPr>
+      <w:r>
+        <w:t>Real-Time Layer</w:t>
+      </w:r>
+    </w:p>
+    <w:p>
+      <w:r>
+        <w:t>Socket.IO</w:t>
+      </w:r>
+    </w:p>
+    <w:p>
+      <w:r>
+        <w:t>Why:</w:t>
+      </w:r>
+    </w:p>
+    <w:p>
+      <w:pPr>
+        <w:numPr>
+          <w:ilvl w:val="0"/>
+          <w:numId w:val="31"/>
+        </w:numPr>
+      </w:pPr>
+      <w:r>
+        <w:t xml:space="preserve">Easier than raw </w:t>
+      </w:r>
+      <w:proofErr w:type="spellStart"/>
+      <w:r>
+        <w:t>WebSockets</w:t>
+      </w:r>
+      <w:proofErr w:type="spellEnd"/>
       <w:r>
         <w:t xml:space="preserve"> </w:t>
       </w:r>
-      <w:r>
-        <w:t>:</w:t>
-      </w:r>
-      <w:r>
-        <w:t xml:space="preserve"> avatar, display name, and notification preferences (what you want to be alerted about, and how).</w:t>
+    </w:p>
+    <w:p>
+      <w:pPr>
+        <w:numPr>
+          <w:ilvl w:val="0"/>
+          <w:numId w:val="31"/>
+        </w:numPr>
+      </w:pPr>
+      <w:r>
+        <w:t xml:space="preserve">Room support </w:t>
+      </w:r>
+    </w:p>
+    <w:p>
+      <w:pPr>
+        <w:numPr>
+          <w:ilvl w:val="0"/>
+          <w:numId w:val="31"/>
+        </w:numPr>
+      </w:pPr>
+      <w:r>
+        <w:t xml:space="preserve">Reconnection support </w:t>
       </w:r>
     </w:p>
     <w:p/>
     <w:p>
-      <w:r>
-        <w:t xml:space="preserve">With help of </w:t>
+      <w:pPr>
+        <w:pStyle w:val="Heading2"/>
+      </w:pPr>
+      <w:r>
+        <w:lastRenderedPageBreak/>
+        <w:t>Cache</w:t>
+      </w:r>
+    </w:p>
+    <w:p>
+      <w:r>
+        <w:t>Redis</w:t>
+      </w:r>
+    </w:p>
+    <w:p>
+      <w:r>
+        <w:t>Uses:</w:t>
+      </w:r>
+    </w:p>
+    <w:p>
+      <w:pPr>
+        <w:numPr>
+          <w:ilvl w:val="0"/>
+          <w:numId w:val="32"/>
+        </w:numPr>
+      </w:pPr>
+      <w:r>
+        <w:t xml:space="preserve">Online users </w:t>
+      </w:r>
+    </w:p>
+    <w:p>
+      <w:pPr>
+        <w:numPr>
+          <w:ilvl w:val="0"/>
+          <w:numId w:val="32"/>
+        </w:numPr>
+      </w:pPr>
+      <w:r>
+        <w:t xml:space="preserve">Typing indicators </w:t>
+      </w:r>
+    </w:p>
+    <w:p>
+      <w:pPr>
+        <w:numPr>
+          <w:ilvl w:val="0"/>
+          <w:numId w:val="32"/>
+        </w:numPr>
+      </w:pPr>
+      <w:r>
+        <w:t xml:space="preserve">Session cache </w:t>
+      </w:r>
+    </w:p>
+    <w:p>
+      <w:pPr>
+        <w:numPr>
+          <w:ilvl w:val="0"/>
+          <w:numId w:val="32"/>
+        </w:numPr>
+      </w:pPr>
+      <w:r>
+        <w:t xml:space="preserve">Rate limiting </w:t>
+      </w:r>
+    </w:p>
+    <w:p/>
+    <w:p>
+      <w:pPr>
+        <w:pStyle w:val="Heading2"/>
+      </w:pPr>
+      <w:r>
+        <w:t>Queue</w:t>
+      </w:r>
+    </w:p>
+    <w:p>
+      <w:r>
+        <w:t>RabbitMQ</w:t>
+      </w:r>
+    </w:p>
+    <w:p>
+      <w:r>
+        <w:t>Uses:</w:t>
+      </w:r>
+    </w:p>
+    <w:p>
+      <w:pPr>
+        <w:numPr>
+          <w:ilvl w:val="0"/>
+          <w:numId w:val="33"/>
+        </w:numPr>
+      </w:pPr>
+      <w:r>
+        <w:t xml:space="preserve">AI review jobs </w:t>
+      </w:r>
+    </w:p>
+    <w:p>
+      <w:pPr>
+        <w:numPr>
+          <w:ilvl w:val="0"/>
+          <w:numId w:val="33"/>
+        </w:numPr>
+      </w:pPr>
+      <w:r>
+        <w:t xml:space="preserve">Notification jobs </w:t>
+      </w:r>
+    </w:p>
+    <w:p>
+      <w:pPr>
+        <w:numPr>
+          <w:ilvl w:val="0"/>
+          <w:numId w:val="33"/>
+        </w:numPr>
+      </w:pPr>
+      <w:r>
+        <w:t xml:space="preserve">GitHub review jobs </w:t>
+      </w:r>
+    </w:p>
+    <w:p/>
+    <w:p>
+      <w:pPr>
+        <w:pStyle w:val="Heading2"/>
+      </w:pPr>
+      <w:r>
+        <w:t>AI</w:t>
+      </w:r>
+    </w:p>
+    <w:p>
+      <w:r>
+        <w:t>Start:</w:t>
+      </w:r>
+      <w:r>
+        <w:t xml:space="preserve"> </w:t>
+      </w:r>
+      <w:r>
+        <w:t>OpenAI API</w:t>
+      </w:r>
+    </w:p>
+    <w:p>
+      <w:r>
+        <w:t>Later:</w:t>
+      </w:r>
+      <w:r>
+        <w:t xml:space="preserve"> </w:t>
       </w:r>
       <w:proofErr w:type="spellStart"/>
       <w:r>
-        <w:t>claude</w:t>
+        <w:t>Ollama</w:t>
       </w:r>
       <w:proofErr w:type="spellEnd"/>
-      <w:r>
-        <w:t xml:space="preserve"> ai</w:t>
+    </w:p>
+    <w:p/>
+    <w:p>
+      <w:pPr>
+        <w:pStyle w:val="Heading2"/>
+      </w:pPr>
+      <w:r>
+        <w:t>Authentication</w:t>
+      </w:r>
+    </w:p>
+    <w:p>
+      <w:r>
+        <w:t>JWT</w:t>
+      </w:r>
+    </w:p>
+    <w:p>
+      <w:r>
+        <w:t>Password hashing:</w:t>
       </w:r>
       <w:r>
         <w:t xml:space="preserve"> </w:t>
       </w:r>
       <w:proofErr w:type="spellStart"/>
       <w:r>
-        <w:t>i</w:t>
+        <w:rPr>
+          <w:b/>
+          <w:bCs/>
+        </w:rPr>
+        <w:t>bcrypt</w:t>
       </w:r>
       <w:proofErr w:type="spellEnd"/>
-      <w:r>
-        <w:t xml:space="preserve"> made an interactive mock : It is in the folder named all_screen.html.</w:t>
+    </w:p>
+    <w:p/>
+    <w:p>
+      <w:pPr>
+        <w:pStyle w:val="Heading2"/>
+      </w:pPr>
+      <w:r>
+        <w:t>GitHub Integration</w:t>
+      </w:r>
+    </w:p>
+    <w:p>
+      <w:pPr>
+        <w:pStyle w:val="ListParagraph"/>
+        <w:numPr>
+          <w:ilvl w:val="0"/>
+          <w:numId w:val="35"/>
+        </w:numPr>
+      </w:pPr>
+      <w:r>
+        <w:t>GitHub OAuth</w:t>
+      </w:r>
+    </w:p>
+    <w:p>
+      <w:pPr>
+        <w:pStyle w:val="ListParagraph"/>
+        <w:numPr>
+          <w:ilvl w:val="0"/>
+          <w:numId w:val="35"/>
+        </w:numPr>
+      </w:pPr>
+      <w:r>
+        <w:t>GitHub Webhooks</w:t>
+      </w:r>
+    </w:p>
+    <w:p>
+      <w:pPr>
+        <w:pStyle w:val="ListParagraph"/>
+        <w:numPr>
+          <w:ilvl w:val="0"/>
+          <w:numId w:val="35"/>
+        </w:numPr>
+      </w:pPr>
+      <w:r>
+        <w:t>GitHub REST API</w:t>
+      </w:r>
+    </w:p>
+    <w:p/>
+    <w:p>
+      <w:pPr>
+        <w:pStyle w:val="Heading2"/>
+      </w:pPr>
+      <w:r>
+        <w:lastRenderedPageBreak/>
+        <w:t>Monitoring</w:t>
+      </w:r>
+    </w:p>
+    <w:p>
+      <w:pPr>
+        <w:pStyle w:val="ListParagraph"/>
+        <w:numPr>
+          <w:ilvl w:val="0"/>
+          <w:numId w:val="34"/>
+        </w:numPr>
+      </w:pPr>
+      <w:r>
+        <w:t>Prometheus</w:t>
+      </w:r>
+    </w:p>
+    <w:p>
+      <w:pPr>
+        <w:pStyle w:val="ListParagraph"/>
+        <w:numPr>
+          <w:ilvl w:val="0"/>
+          <w:numId w:val="34"/>
+        </w:numPr>
+      </w:pPr>
+      <w:r>
+        <w:t>Grafana</w:t>
+      </w:r>
+    </w:p>
+    <w:p/>
+    <w:p>
+      <w:pPr>
+        <w:pStyle w:val="Heading2"/>
+      </w:pPr>
+      <w:r>
+        <w:t>Logging</w:t>
+      </w:r>
+    </w:p>
+    <w:p>
+      <w:r>
+        <w:t>Winston</w:t>
+      </w:r>
+      <w:r>
+        <w:t xml:space="preserve"> </w:t>
+      </w:r>
+      <w:r>
+        <w:t>or</w:t>
+      </w:r>
+      <w:r>
+        <w:t xml:space="preserve"> </w:t>
+      </w:r>
+      <w:r>
+        <w:t>Pino</w:t>
+      </w:r>
+    </w:p>
+    <w:p/>
+    <w:p>
+      <w:pPr>
+        <w:pStyle w:val="Heading2"/>
+      </w:pPr>
+      <w:r>
+        <w:t>Reverse Proxy</w:t>
+      </w:r>
+    </w:p>
+    <w:p>
+      <w:r>
+        <w:t>Nginx</w:t>
+      </w:r>
+    </w:p>
+    <w:p/>
+    <w:p>
+      <w:pPr>
+        <w:pStyle w:val="Heading2"/>
+      </w:pPr>
+      <w:r>
+        <w:t>Deployment</w:t>
+      </w:r>
+    </w:p>
+    <w:p>
+      <w:r>
+        <w:t>Docker</w:t>
+      </w:r>
+      <w:r>
+        <w:t xml:space="preserve"> and </w:t>
+      </w:r>
+      <w:r>
+        <w:t>Docker Compose</w:t>
+      </w:r>
+    </w:p>
+    <w:p>
+      <w:r>
+        <w:t>Later:</w:t>
+      </w:r>
+      <w:r>
+        <w:t xml:space="preserve"> </w:t>
+      </w:r>
+      <w:r>
+        <w:t>Kubernetes</w:t>
       </w:r>
     </w:p>
     <w:p/>
@@ -446,6 +2880,417 @@
 <file path=word/numbering.xml><?xml version="1.0" encoding="utf-8"?>
 <w:numbering xmlns:wpc="http://schemas.microsoft.com/office/word/2010/wordprocessingCanvas" xmlns:cx="http://schemas.microsoft.com/office/drawing/2014/chartex" xmlns:cx1="http://schemas.microsoft.com/office/drawing/2015/9/8/chartex" xmlns:cx2="http://schemas.microsoft.com/office/drawing/2015/10/21/chartex" xmlns:cx3="http://schemas.microsoft.com/office/drawing/2016/5/9/chartex" xmlns:cx4="http://schemas.microsoft.com/office/drawing/2016/5/10/chartex" xmlns:cx5="http://schemas.microsoft.com/office/drawing/2016/5/11/chartex" xmlns:cx6="http://schemas.microsoft.com/office/drawing/2016/5/12/chartex" xmlns:cx7="http://schemas.microsoft.com/office/drawing/2016/5/13/chartex" xmlns:cx8="http://schemas.microsoft.com/office/drawing/2016/5/14/chartex" xmlns:mc="http://schemas.openxmlformats.org/markup-compatibility/2006" xmlns:aink="http://schemas.microsoft.com/office/drawing/2016/ink" xmlns:am3d="http://schemas.microsoft.com/office/drawing/2017/model3d" xmlns:o="urn:schemas-microsoft-com:office:office" xmlns:oel="http://schemas.microsoft.com/office/2019/extlst" xmlns:r="http://schemas.openxmlformats.org/officeDocument/2006/relationships" xmlns:m="http://schemas.openxmlformats.org/officeDocument/2006/math" xmlns:v="urn:schemas-microsoft-com:vml" xmlns:wp14="http://schemas.microsoft.com/office/word/2010/wordprocessingDrawing" xmlns:wp="http://schemas.openxmlformats.org/drawingml/2006/wordprocessingDrawing" xmlns:w10="urn:schemas-microsoft-com:office:word" xmlns:w="http://schemas.openxmlformats.org/wordprocessingml/2006/main" xmlns:w14="http://schemas.microsoft.com/office/word/2010/wordml" xmlns:w15="http://schemas.microsoft.com/office/word/2012/wordml" xmlns:w16cex="http://schemas.microsoft.com/office/word/2018/wordml/cex" xmlns:w16cid="http://schemas.microsoft.com/office/word/2016/wordml/cid" xmlns:w16="http://schemas.microsoft.com/office/word/2018/wordml" xmlns:w16du="http://schemas.microsoft.com/office/word/2023/wordml/word16du" xmlns:w16sdtdh="http://schemas.microsoft.com/office/word/2020/wordml/sdtdatahash" xmlns:w16sdtfl="http://schemas.microsoft.com/office/word/2024/wordml/sdtformatlock" xmlns:w16se="http://schemas.microsoft.com/office/word/2015/wordml/symex" xmlns:wpg="http://schemas.microsoft.com/office/word/2010/wordprocessingGroup" xmlns:wpi="http://schemas.microsoft.com/office/word/2010/wordprocessingInk" xmlns:wne="http://schemas.microsoft.com/office/word/2006/wordml" xmlns:wps="http://schemas.microsoft.com/office/word/2010/wordprocessingShape" mc:Ignorable="w14 w15 w16se w16cid w16 w16cex w16sdtdh w16sdtfl w16du wp14">
   <w:abstractNum w:abstractNumId="0" w15:restartNumberingAfterBreak="0">
+    <w:nsid w:val="00915781"/>
+    <w:multiLevelType w:val="multilevel"/>
+    <w:tmpl w:val="659A2A42"/>
+    <w:lvl w:ilvl="0">
+      <w:start w:val="1"/>
+      <w:numFmt w:val="bullet"/>
+      <w:lvlText w:val=""/>
+      <w:lvlJc w:val="left"/>
+      <w:pPr>
+        <w:tabs>
+          <w:tab w:val="num" w:pos="720"/>
+        </w:tabs>
+        <w:ind w:left="720" w:hanging="360"/>
+      </w:pPr>
+      <w:rPr>
+        <w:rFonts w:ascii="Symbol" w:hAnsi="Symbol" w:hint="default"/>
+        <w:sz w:val="20"/>
+      </w:rPr>
+    </w:lvl>
+    <w:lvl w:ilvl="1" w:tentative="1">
+      <w:start w:val="1"/>
+      <w:numFmt w:val="bullet"/>
+      <w:lvlText w:val="o"/>
+      <w:lvlJc w:val="left"/>
+      <w:pPr>
+        <w:tabs>
+          <w:tab w:val="num" w:pos="1440"/>
+        </w:tabs>
+        <w:ind w:left="1440" w:hanging="360"/>
+      </w:pPr>
+      <w:rPr>
+        <w:rFonts w:ascii="Courier New" w:hAnsi="Courier New" w:hint="default"/>
+        <w:sz w:val="20"/>
+      </w:rPr>
+    </w:lvl>
+    <w:lvl w:ilvl="2" w:tentative="1">
+      <w:start w:val="1"/>
+      <w:numFmt w:val="bullet"/>
+      <w:lvlText w:val=""/>
+      <w:lvlJc w:val="left"/>
+      <w:pPr>
+        <w:tabs>
+          <w:tab w:val="num" w:pos="2160"/>
+        </w:tabs>
+        <w:ind w:left="2160" w:hanging="360"/>
+      </w:pPr>
+      <w:rPr>
+        <w:rFonts w:ascii="Wingdings" w:hAnsi="Wingdings" w:hint="default"/>
+        <w:sz w:val="20"/>
+      </w:rPr>
+    </w:lvl>
+    <w:lvl w:ilvl="3" w:tentative="1">
+      <w:start w:val="1"/>
+      <w:numFmt w:val="bullet"/>
+      <w:lvlText w:val=""/>
+      <w:lvlJc w:val="left"/>
+      <w:pPr>
+        <w:tabs>
+          <w:tab w:val="num" w:pos="2880"/>
+        </w:tabs>
+        <w:ind w:left="2880" w:hanging="360"/>
+      </w:pPr>
+      <w:rPr>
+        <w:rFonts w:ascii="Wingdings" w:hAnsi="Wingdings" w:hint="default"/>
+        <w:sz w:val="20"/>
+      </w:rPr>
+    </w:lvl>
+    <w:lvl w:ilvl="4" w:tentative="1">
+      <w:start w:val="1"/>
+      <w:numFmt w:val="bullet"/>
+      <w:lvlText w:val=""/>
+      <w:lvlJc w:val="left"/>
+      <w:pPr>
+        <w:tabs>
+          <w:tab w:val="num" w:pos="3600"/>
+        </w:tabs>
+        <w:ind w:left="3600" w:hanging="360"/>
+      </w:pPr>
+      <w:rPr>
+        <w:rFonts w:ascii="Wingdings" w:hAnsi="Wingdings" w:hint="default"/>
+        <w:sz w:val="20"/>
+      </w:rPr>
+    </w:lvl>
+    <w:lvl w:ilvl="5" w:tentative="1">
+      <w:start w:val="1"/>
+      <w:numFmt w:val="bullet"/>
+      <w:lvlText w:val=""/>
+      <w:lvlJc w:val="left"/>
+      <w:pPr>
+        <w:tabs>
+          <w:tab w:val="num" w:pos="4320"/>
+        </w:tabs>
+        <w:ind w:left="4320" w:hanging="360"/>
+      </w:pPr>
+      <w:rPr>
+        <w:rFonts w:ascii="Wingdings" w:hAnsi="Wingdings" w:hint="default"/>
+        <w:sz w:val="20"/>
+      </w:rPr>
+    </w:lvl>
+    <w:lvl w:ilvl="6" w:tentative="1">
+      <w:start w:val="1"/>
+      <w:numFmt w:val="bullet"/>
+      <w:lvlText w:val=""/>
+      <w:lvlJc w:val="left"/>
+      <w:pPr>
+        <w:tabs>
+          <w:tab w:val="num" w:pos="5040"/>
+        </w:tabs>
+        <w:ind w:left="5040" w:hanging="360"/>
+      </w:pPr>
+      <w:rPr>
+        <w:rFonts w:ascii="Wingdings" w:hAnsi="Wingdings" w:hint="default"/>
+        <w:sz w:val="20"/>
+      </w:rPr>
+    </w:lvl>
+    <w:lvl w:ilvl="7" w:tentative="1">
+      <w:start w:val="1"/>
+      <w:numFmt w:val="bullet"/>
+      <w:lvlText w:val=""/>
+      <w:lvlJc w:val="left"/>
+      <w:pPr>
+        <w:tabs>
+          <w:tab w:val="num" w:pos="5760"/>
+        </w:tabs>
+        <w:ind w:left="5760" w:hanging="360"/>
+      </w:pPr>
+      <w:rPr>
+        <w:rFonts w:ascii="Wingdings" w:hAnsi="Wingdings" w:hint="default"/>
+        <w:sz w:val="20"/>
+      </w:rPr>
+    </w:lvl>
+    <w:lvl w:ilvl="8" w:tentative="1">
+      <w:start w:val="1"/>
+      <w:numFmt w:val="bullet"/>
+      <w:lvlText w:val=""/>
+      <w:lvlJc w:val="left"/>
+      <w:pPr>
+        <w:tabs>
+          <w:tab w:val="num" w:pos="6480"/>
+        </w:tabs>
+        <w:ind w:left="6480" w:hanging="360"/>
+      </w:pPr>
+      <w:rPr>
+        <w:rFonts w:ascii="Wingdings" w:hAnsi="Wingdings" w:hint="default"/>
+        <w:sz w:val="20"/>
+      </w:rPr>
+    </w:lvl>
+  </w:abstractNum>
+  <w:abstractNum w:abstractNumId="1" w15:restartNumberingAfterBreak="0">
+    <w:nsid w:val="08C40287"/>
+    <w:multiLevelType w:val="hybridMultilevel"/>
+    <w:tmpl w:val="41969F28"/>
+    <w:lvl w:ilvl="0" w:tplc="40090001">
+      <w:start w:val="1"/>
+      <w:numFmt w:val="bullet"/>
+      <w:lvlText w:val=""/>
+      <w:lvlJc w:val="left"/>
+      <w:pPr>
+        <w:ind w:left="720" w:hanging="360"/>
+      </w:pPr>
+      <w:rPr>
+        <w:rFonts w:ascii="Symbol" w:hAnsi="Symbol" w:hint="default"/>
+      </w:rPr>
+    </w:lvl>
+    <w:lvl w:ilvl="1" w:tplc="40090003" w:tentative="1">
+      <w:start w:val="1"/>
+      <w:numFmt w:val="bullet"/>
+      <w:lvlText w:val="o"/>
+      <w:lvlJc w:val="left"/>
+      <w:pPr>
+        <w:ind w:left="1440" w:hanging="360"/>
+      </w:pPr>
+      <w:rPr>
+        <w:rFonts w:ascii="Courier New" w:hAnsi="Courier New" w:cs="Courier New" w:hint="default"/>
+      </w:rPr>
+    </w:lvl>
+    <w:lvl w:ilvl="2" w:tplc="40090005" w:tentative="1">
+      <w:start w:val="1"/>
+      <w:numFmt w:val="bullet"/>
+      <w:lvlText w:val=""/>
+      <w:lvlJc w:val="left"/>
+      <w:pPr>
+        <w:ind w:left="2160" w:hanging="360"/>
+      </w:pPr>
+      <w:rPr>
+        <w:rFonts w:ascii="Wingdings" w:hAnsi="Wingdings" w:hint="default"/>
+      </w:rPr>
+    </w:lvl>
+    <w:lvl w:ilvl="3" w:tplc="40090001" w:tentative="1">
+      <w:start w:val="1"/>
+      <w:numFmt w:val="bullet"/>
+      <w:lvlText w:val=""/>
+      <w:lvlJc w:val="left"/>
+      <w:pPr>
+        <w:ind w:left="2880" w:hanging="360"/>
+      </w:pPr>
+      <w:rPr>
+        <w:rFonts w:ascii="Symbol" w:hAnsi="Symbol" w:hint="default"/>
+      </w:rPr>
+    </w:lvl>
+    <w:lvl w:ilvl="4" w:tplc="40090003" w:tentative="1">
+      <w:start w:val="1"/>
+      <w:numFmt w:val="bullet"/>
+      <w:lvlText w:val="o"/>
+      <w:lvlJc w:val="left"/>
+      <w:pPr>
+        <w:ind w:left="3600" w:hanging="360"/>
+      </w:pPr>
+      <w:rPr>
+        <w:rFonts w:ascii="Courier New" w:hAnsi="Courier New" w:cs="Courier New" w:hint="default"/>
+      </w:rPr>
+    </w:lvl>
+    <w:lvl w:ilvl="5" w:tplc="40090005" w:tentative="1">
+      <w:start w:val="1"/>
+      <w:numFmt w:val="bullet"/>
+      <w:lvlText w:val=""/>
+      <w:lvlJc w:val="left"/>
+      <w:pPr>
+        <w:ind w:left="4320" w:hanging="360"/>
+      </w:pPr>
+      <w:rPr>
+        <w:rFonts w:ascii="Wingdings" w:hAnsi="Wingdings" w:hint="default"/>
+      </w:rPr>
+    </w:lvl>
+    <w:lvl w:ilvl="6" w:tplc="40090001" w:tentative="1">
+      <w:start w:val="1"/>
+      <w:numFmt w:val="bullet"/>
+      <w:lvlText w:val=""/>
+      <w:lvlJc w:val="left"/>
+      <w:pPr>
+        <w:ind w:left="5040" w:hanging="360"/>
+      </w:pPr>
+      <w:rPr>
+        <w:rFonts w:ascii="Symbol" w:hAnsi="Symbol" w:hint="default"/>
+      </w:rPr>
+    </w:lvl>
+    <w:lvl w:ilvl="7" w:tplc="40090003" w:tentative="1">
+      <w:start w:val="1"/>
+      <w:numFmt w:val="bullet"/>
+      <w:lvlText w:val="o"/>
+      <w:lvlJc w:val="left"/>
+      <w:pPr>
+        <w:ind w:left="5760" w:hanging="360"/>
+      </w:pPr>
+      <w:rPr>
+        <w:rFonts w:ascii="Courier New" w:hAnsi="Courier New" w:cs="Courier New" w:hint="default"/>
+      </w:rPr>
+    </w:lvl>
+    <w:lvl w:ilvl="8" w:tplc="40090005" w:tentative="1">
+      <w:start w:val="1"/>
+      <w:numFmt w:val="bullet"/>
+      <w:lvlText w:val=""/>
+      <w:lvlJc w:val="left"/>
+      <w:pPr>
+        <w:ind w:left="6480" w:hanging="360"/>
+      </w:pPr>
+      <w:rPr>
+        <w:rFonts w:ascii="Wingdings" w:hAnsi="Wingdings" w:hint="default"/>
+      </w:rPr>
+    </w:lvl>
+  </w:abstractNum>
+  <w:abstractNum w:abstractNumId="2" w15:restartNumberingAfterBreak="0">
+    <w:nsid w:val="0A686706"/>
+    <w:multiLevelType w:val="multilevel"/>
+    <w:tmpl w:val="3752D5BA"/>
+    <w:lvl w:ilvl="0">
+      <w:start w:val="1"/>
+      <w:numFmt w:val="bullet"/>
+      <w:lvlText w:val=""/>
+      <w:lvlJc w:val="left"/>
+      <w:pPr>
+        <w:tabs>
+          <w:tab w:val="num" w:pos="720"/>
+        </w:tabs>
+        <w:ind w:left="720" w:hanging="360"/>
+      </w:pPr>
+      <w:rPr>
+        <w:rFonts w:ascii="Symbol" w:hAnsi="Symbol" w:hint="default"/>
+        <w:sz w:val="20"/>
+      </w:rPr>
+    </w:lvl>
+    <w:lvl w:ilvl="1" w:tentative="1">
+      <w:start w:val="1"/>
+      <w:numFmt w:val="bullet"/>
+      <w:lvlText w:val="o"/>
+      <w:lvlJc w:val="left"/>
+      <w:pPr>
+        <w:tabs>
+          <w:tab w:val="num" w:pos="1440"/>
+        </w:tabs>
+        <w:ind w:left="1440" w:hanging="360"/>
+      </w:pPr>
+      <w:rPr>
+        <w:rFonts w:ascii="Courier New" w:hAnsi="Courier New" w:hint="default"/>
+        <w:sz w:val="20"/>
+      </w:rPr>
+    </w:lvl>
+    <w:lvl w:ilvl="2" w:tentative="1">
+      <w:start w:val="1"/>
+      <w:numFmt w:val="bullet"/>
+      <w:lvlText w:val=""/>
+      <w:lvlJc w:val="left"/>
+      <w:pPr>
+        <w:tabs>
+          <w:tab w:val="num" w:pos="2160"/>
+        </w:tabs>
+        <w:ind w:left="2160" w:hanging="360"/>
+      </w:pPr>
+      <w:rPr>
+        <w:rFonts w:ascii="Wingdings" w:hAnsi="Wingdings" w:hint="default"/>
+        <w:sz w:val="20"/>
+      </w:rPr>
+    </w:lvl>
+    <w:lvl w:ilvl="3" w:tentative="1">
+      <w:start w:val="1"/>
+      <w:numFmt w:val="bullet"/>
+      <w:lvlText w:val=""/>
+      <w:lvlJc w:val="left"/>
+      <w:pPr>
+        <w:tabs>
+          <w:tab w:val="num" w:pos="2880"/>
+        </w:tabs>
+        <w:ind w:left="2880" w:hanging="360"/>
+      </w:pPr>
+      <w:rPr>
+        <w:rFonts w:ascii="Wingdings" w:hAnsi="Wingdings" w:hint="default"/>
+        <w:sz w:val="20"/>
+      </w:rPr>
+    </w:lvl>
+    <w:lvl w:ilvl="4" w:tentative="1">
+      <w:start w:val="1"/>
+      <w:numFmt w:val="bullet"/>
+      <w:lvlText w:val=""/>
+      <w:lvlJc w:val="left"/>
+      <w:pPr>
+        <w:tabs>
+          <w:tab w:val="num" w:pos="3600"/>
+        </w:tabs>
+        <w:ind w:left="3600" w:hanging="360"/>
+      </w:pPr>
+      <w:rPr>
+        <w:rFonts w:ascii="Wingdings" w:hAnsi="Wingdings" w:hint="default"/>
+        <w:sz w:val="20"/>
+      </w:rPr>
+    </w:lvl>
+    <w:lvl w:ilvl="5" w:tentative="1">
+      <w:start w:val="1"/>
+      <w:numFmt w:val="bullet"/>
+      <w:lvlText w:val=""/>
+      <w:lvlJc w:val="left"/>
+      <w:pPr>
+        <w:tabs>
+          <w:tab w:val="num" w:pos="4320"/>
+        </w:tabs>
+        <w:ind w:left="4320" w:hanging="360"/>
+      </w:pPr>
+      <w:rPr>
+        <w:rFonts w:ascii="Wingdings" w:hAnsi="Wingdings" w:hint="default"/>
+        <w:sz w:val="20"/>
+      </w:rPr>
+    </w:lvl>
+    <w:lvl w:ilvl="6" w:tentative="1">
+      <w:start w:val="1"/>
+      <w:numFmt w:val="bullet"/>
+      <w:lvlText w:val=""/>
+      <w:lvlJc w:val="left"/>
+      <w:pPr>
+        <w:tabs>
+          <w:tab w:val="num" w:pos="5040"/>
+        </w:tabs>
+        <w:ind w:left="5040" w:hanging="360"/>
+      </w:pPr>
+      <w:rPr>
+        <w:rFonts w:ascii="Wingdings" w:hAnsi="Wingdings" w:hint="default"/>
+        <w:sz w:val="20"/>
+      </w:rPr>
+    </w:lvl>
+    <w:lvl w:ilvl="7" w:tentative="1">
+      <w:start w:val="1"/>
+      <w:numFmt w:val="bullet"/>
+      <w:lvlText w:val=""/>
+      <w:lvlJc w:val="left"/>
+      <w:pPr>
+        <w:tabs>
+          <w:tab w:val="num" w:pos="5760"/>
+        </w:tabs>
+        <w:ind w:left="5760" w:hanging="360"/>
+      </w:pPr>
+      <w:rPr>
+        <w:rFonts w:ascii="Wingdings" w:hAnsi="Wingdings" w:hint="default"/>
+        <w:sz w:val="20"/>
+      </w:rPr>
+    </w:lvl>
+    <w:lvl w:ilvl="8" w:tentative="1">
+      <w:start w:val="1"/>
+      <w:numFmt w:val="bullet"/>
+      <w:lvlText w:val=""/>
+      <w:lvlJc w:val="left"/>
+      <w:pPr>
+        <w:tabs>
+          <w:tab w:val="num" w:pos="6480"/>
+        </w:tabs>
+        <w:ind w:left="6480" w:hanging="360"/>
+      </w:pPr>
+      <w:rPr>
+        <w:rFonts w:ascii="Wingdings" w:hAnsi="Wingdings" w:hint="default"/>
+        <w:sz w:val="20"/>
+      </w:rPr>
+    </w:lvl>
+  </w:abstractNum>
+  <w:abstractNum w:abstractNumId="3" w15:restartNumberingAfterBreak="0">
     <w:nsid w:val="0FEB6DD3"/>
     <w:multiLevelType w:val="multilevel"/>
     <w:tmpl w:val="1A7A1786"/>
@@ -594,8 +3439,4693 @@
       </w:rPr>
     </w:lvl>
   </w:abstractNum>
+  <w:abstractNum w:abstractNumId="4" w15:restartNumberingAfterBreak="0">
+    <w:nsid w:val="1100690B"/>
+    <w:multiLevelType w:val="multilevel"/>
+    <w:tmpl w:val="295AEEC0"/>
+    <w:lvl w:ilvl="0">
+      <w:start w:val="1"/>
+      <w:numFmt w:val="bullet"/>
+      <w:lvlText w:val=""/>
+      <w:lvlJc w:val="left"/>
+      <w:pPr>
+        <w:tabs>
+          <w:tab w:val="num" w:pos="720"/>
+        </w:tabs>
+        <w:ind w:left="720" w:hanging="360"/>
+      </w:pPr>
+      <w:rPr>
+        <w:rFonts w:ascii="Symbol" w:hAnsi="Symbol" w:hint="default"/>
+        <w:sz w:val="20"/>
+      </w:rPr>
+    </w:lvl>
+    <w:lvl w:ilvl="1" w:tentative="1">
+      <w:start w:val="1"/>
+      <w:numFmt w:val="bullet"/>
+      <w:lvlText w:val="o"/>
+      <w:lvlJc w:val="left"/>
+      <w:pPr>
+        <w:tabs>
+          <w:tab w:val="num" w:pos="1440"/>
+        </w:tabs>
+        <w:ind w:left="1440" w:hanging="360"/>
+      </w:pPr>
+      <w:rPr>
+        <w:rFonts w:ascii="Courier New" w:hAnsi="Courier New" w:hint="default"/>
+        <w:sz w:val="20"/>
+      </w:rPr>
+    </w:lvl>
+    <w:lvl w:ilvl="2" w:tentative="1">
+      <w:start w:val="1"/>
+      <w:numFmt w:val="bullet"/>
+      <w:lvlText w:val=""/>
+      <w:lvlJc w:val="left"/>
+      <w:pPr>
+        <w:tabs>
+          <w:tab w:val="num" w:pos="2160"/>
+        </w:tabs>
+        <w:ind w:left="2160" w:hanging="360"/>
+      </w:pPr>
+      <w:rPr>
+        <w:rFonts w:ascii="Wingdings" w:hAnsi="Wingdings" w:hint="default"/>
+        <w:sz w:val="20"/>
+      </w:rPr>
+    </w:lvl>
+    <w:lvl w:ilvl="3" w:tentative="1">
+      <w:start w:val="1"/>
+      <w:numFmt w:val="bullet"/>
+      <w:lvlText w:val=""/>
+      <w:lvlJc w:val="left"/>
+      <w:pPr>
+        <w:tabs>
+          <w:tab w:val="num" w:pos="2880"/>
+        </w:tabs>
+        <w:ind w:left="2880" w:hanging="360"/>
+      </w:pPr>
+      <w:rPr>
+        <w:rFonts w:ascii="Wingdings" w:hAnsi="Wingdings" w:hint="default"/>
+        <w:sz w:val="20"/>
+      </w:rPr>
+    </w:lvl>
+    <w:lvl w:ilvl="4" w:tentative="1">
+      <w:start w:val="1"/>
+      <w:numFmt w:val="bullet"/>
+      <w:lvlText w:val=""/>
+      <w:lvlJc w:val="left"/>
+      <w:pPr>
+        <w:tabs>
+          <w:tab w:val="num" w:pos="3600"/>
+        </w:tabs>
+        <w:ind w:left="3600" w:hanging="360"/>
+      </w:pPr>
+      <w:rPr>
+        <w:rFonts w:ascii="Wingdings" w:hAnsi="Wingdings" w:hint="default"/>
+        <w:sz w:val="20"/>
+      </w:rPr>
+    </w:lvl>
+    <w:lvl w:ilvl="5" w:tentative="1">
+      <w:start w:val="1"/>
+      <w:numFmt w:val="bullet"/>
+      <w:lvlText w:val=""/>
+      <w:lvlJc w:val="left"/>
+      <w:pPr>
+        <w:tabs>
+          <w:tab w:val="num" w:pos="4320"/>
+        </w:tabs>
+        <w:ind w:left="4320" w:hanging="360"/>
+      </w:pPr>
+      <w:rPr>
+        <w:rFonts w:ascii="Wingdings" w:hAnsi="Wingdings" w:hint="default"/>
+        <w:sz w:val="20"/>
+      </w:rPr>
+    </w:lvl>
+    <w:lvl w:ilvl="6" w:tentative="1">
+      <w:start w:val="1"/>
+      <w:numFmt w:val="bullet"/>
+      <w:lvlText w:val=""/>
+      <w:lvlJc w:val="left"/>
+      <w:pPr>
+        <w:tabs>
+          <w:tab w:val="num" w:pos="5040"/>
+        </w:tabs>
+        <w:ind w:left="5040" w:hanging="360"/>
+      </w:pPr>
+      <w:rPr>
+        <w:rFonts w:ascii="Wingdings" w:hAnsi="Wingdings" w:hint="default"/>
+        <w:sz w:val="20"/>
+      </w:rPr>
+    </w:lvl>
+    <w:lvl w:ilvl="7" w:tentative="1">
+      <w:start w:val="1"/>
+      <w:numFmt w:val="bullet"/>
+      <w:lvlText w:val=""/>
+      <w:lvlJc w:val="left"/>
+      <w:pPr>
+        <w:tabs>
+          <w:tab w:val="num" w:pos="5760"/>
+        </w:tabs>
+        <w:ind w:left="5760" w:hanging="360"/>
+      </w:pPr>
+      <w:rPr>
+        <w:rFonts w:ascii="Wingdings" w:hAnsi="Wingdings" w:hint="default"/>
+        <w:sz w:val="20"/>
+      </w:rPr>
+    </w:lvl>
+    <w:lvl w:ilvl="8" w:tentative="1">
+      <w:start w:val="1"/>
+      <w:numFmt w:val="bullet"/>
+      <w:lvlText w:val=""/>
+      <w:lvlJc w:val="left"/>
+      <w:pPr>
+        <w:tabs>
+          <w:tab w:val="num" w:pos="6480"/>
+        </w:tabs>
+        <w:ind w:left="6480" w:hanging="360"/>
+      </w:pPr>
+      <w:rPr>
+        <w:rFonts w:ascii="Wingdings" w:hAnsi="Wingdings" w:hint="default"/>
+        <w:sz w:val="20"/>
+      </w:rPr>
+    </w:lvl>
+  </w:abstractNum>
+  <w:abstractNum w:abstractNumId="5" w15:restartNumberingAfterBreak="0">
+    <w:nsid w:val="22B64C94"/>
+    <w:multiLevelType w:val="multilevel"/>
+    <w:tmpl w:val="2FEAAAB8"/>
+    <w:lvl w:ilvl="0">
+      <w:start w:val="1"/>
+      <w:numFmt w:val="bullet"/>
+      <w:lvlText w:val=""/>
+      <w:lvlJc w:val="left"/>
+      <w:pPr>
+        <w:tabs>
+          <w:tab w:val="num" w:pos="720"/>
+        </w:tabs>
+        <w:ind w:left="720" w:hanging="360"/>
+      </w:pPr>
+      <w:rPr>
+        <w:rFonts w:ascii="Symbol" w:hAnsi="Symbol" w:hint="default"/>
+        <w:sz w:val="20"/>
+      </w:rPr>
+    </w:lvl>
+    <w:lvl w:ilvl="1" w:tentative="1">
+      <w:start w:val="1"/>
+      <w:numFmt w:val="bullet"/>
+      <w:lvlText w:val="o"/>
+      <w:lvlJc w:val="left"/>
+      <w:pPr>
+        <w:tabs>
+          <w:tab w:val="num" w:pos="1440"/>
+        </w:tabs>
+        <w:ind w:left="1440" w:hanging="360"/>
+      </w:pPr>
+      <w:rPr>
+        <w:rFonts w:ascii="Courier New" w:hAnsi="Courier New" w:hint="default"/>
+        <w:sz w:val="20"/>
+      </w:rPr>
+    </w:lvl>
+    <w:lvl w:ilvl="2" w:tentative="1">
+      <w:start w:val="1"/>
+      <w:numFmt w:val="bullet"/>
+      <w:lvlText w:val=""/>
+      <w:lvlJc w:val="left"/>
+      <w:pPr>
+        <w:tabs>
+          <w:tab w:val="num" w:pos="2160"/>
+        </w:tabs>
+        <w:ind w:left="2160" w:hanging="360"/>
+      </w:pPr>
+      <w:rPr>
+        <w:rFonts w:ascii="Wingdings" w:hAnsi="Wingdings" w:hint="default"/>
+        <w:sz w:val="20"/>
+      </w:rPr>
+    </w:lvl>
+    <w:lvl w:ilvl="3" w:tentative="1">
+      <w:start w:val="1"/>
+      <w:numFmt w:val="bullet"/>
+      <w:lvlText w:val=""/>
+      <w:lvlJc w:val="left"/>
+      <w:pPr>
+        <w:tabs>
+          <w:tab w:val="num" w:pos="2880"/>
+        </w:tabs>
+        <w:ind w:left="2880" w:hanging="360"/>
+      </w:pPr>
+      <w:rPr>
+        <w:rFonts w:ascii="Wingdings" w:hAnsi="Wingdings" w:hint="default"/>
+        <w:sz w:val="20"/>
+      </w:rPr>
+    </w:lvl>
+    <w:lvl w:ilvl="4" w:tentative="1">
+      <w:start w:val="1"/>
+      <w:numFmt w:val="bullet"/>
+      <w:lvlText w:val=""/>
+      <w:lvlJc w:val="left"/>
+      <w:pPr>
+        <w:tabs>
+          <w:tab w:val="num" w:pos="3600"/>
+        </w:tabs>
+        <w:ind w:left="3600" w:hanging="360"/>
+      </w:pPr>
+      <w:rPr>
+        <w:rFonts w:ascii="Wingdings" w:hAnsi="Wingdings" w:hint="default"/>
+        <w:sz w:val="20"/>
+      </w:rPr>
+    </w:lvl>
+    <w:lvl w:ilvl="5" w:tentative="1">
+      <w:start w:val="1"/>
+      <w:numFmt w:val="bullet"/>
+      <w:lvlText w:val=""/>
+      <w:lvlJc w:val="left"/>
+      <w:pPr>
+        <w:tabs>
+          <w:tab w:val="num" w:pos="4320"/>
+        </w:tabs>
+        <w:ind w:left="4320" w:hanging="360"/>
+      </w:pPr>
+      <w:rPr>
+        <w:rFonts w:ascii="Wingdings" w:hAnsi="Wingdings" w:hint="default"/>
+        <w:sz w:val="20"/>
+      </w:rPr>
+    </w:lvl>
+    <w:lvl w:ilvl="6" w:tentative="1">
+      <w:start w:val="1"/>
+      <w:numFmt w:val="bullet"/>
+      <w:lvlText w:val=""/>
+      <w:lvlJc w:val="left"/>
+      <w:pPr>
+        <w:tabs>
+          <w:tab w:val="num" w:pos="5040"/>
+        </w:tabs>
+        <w:ind w:left="5040" w:hanging="360"/>
+      </w:pPr>
+      <w:rPr>
+        <w:rFonts w:ascii="Wingdings" w:hAnsi="Wingdings" w:hint="default"/>
+        <w:sz w:val="20"/>
+      </w:rPr>
+    </w:lvl>
+    <w:lvl w:ilvl="7" w:tentative="1">
+      <w:start w:val="1"/>
+      <w:numFmt w:val="bullet"/>
+      <w:lvlText w:val=""/>
+      <w:lvlJc w:val="left"/>
+      <w:pPr>
+        <w:tabs>
+          <w:tab w:val="num" w:pos="5760"/>
+        </w:tabs>
+        <w:ind w:left="5760" w:hanging="360"/>
+      </w:pPr>
+      <w:rPr>
+        <w:rFonts w:ascii="Wingdings" w:hAnsi="Wingdings" w:hint="default"/>
+        <w:sz w:val="20"/>
+      </w:rPr>
+    </w:lvl>
+    <w:lvl w:ilvl="8" w:tentative="1">
+      <w:start w:val="1"/>
+      <w:numFmt w:val="bullet"/>
+      <w:lvlText w:val=""/>
+      <w:lvlJc w:val="left"/>
+      <w:pPr>
+        <w:tabs>
+          <w:tab w:val="num" w:pos="6480"/>
+        </w:tabs>
+        <w:ind w:left="6480" w:hanging="360"/>
+      </w:pPr>
+      <w:rPr>
+        <w:rFonts w:ascii="Wingdings" w:hAnsi="Wingdings" w:hint="default"/>
+        <w:sz w:val="20"/>
+      </w:rPr>
+    </w:lvl>
+  </w:abstractNum>
+  <w:abstractNum w:abstractNumId="6" w15:restartNumberingAfterBreak="0">
+    <w:nsid w:val="23E07DFD"/>
+    <w:multiLevelType w:val="multilevel"/>
+    <w:tmpl w:val="6D04B1DE"/>
+    <w:lvl w:ilvl="0">
+      <w:start w:val="1"/>
+      <w:numFmt w:val="bullet"/>
+      <w:lvlText w:val=""/>
+      <w:lvlJc w:val="left"/>
+      <w:pPr>
+        <w:tabs>
+          <w:tab w:val="num" w:pos="720"/>
+        </w:tabs>
+        <w:ind w:left="720" w:hanging="360"/>
+      </w:pPr>
+      <w:rPr>
+        <w:rFonts w:ascii="Symbol" w:hAnsi="Symbol" w:hint="default"/>
+        <w:sz w:val="20"/>
+      </w:rPr>
+    </w:lvl>
+    <w:lvl w:ilvl="1" w:tentative="1">
+      <w:start w:val="1"/>
+      <w:numFmt w:val="bullet"/>
+      <w:lvlText w:val="o"/>
+      <w:lvlJc w:val="left"/>
+      <w:pPr>
+        <w:tabs>
+          <w:tab w:val="num" w:pos="1440"/>
+        </w:tabs>
+        <w:ind w:left="1440" w:hanging="360"/>
+      </w:pPr>
+      <w:rPr>
+        <w:rFonts w:ascii="Courier New" w:hAnsi="Courier New" w:hint="default"/>
+        <w:sz w:val="20"/>
+      </w:rPr>
+    </w:lvl>
+    <w:lvl w:ilvl="2" w:tentative="1">
+      <w:start w:val="1"/>
+      <w:numFmt w:val="bullet"/>
+      <w:lvlText w:val=""/>
+      <w:lvlJc w:val="left"/>
+      <w:pPr>
+        <w:tabs>
+          <w:tab w:val="num" w:pos="2160"/>
+        </w:tabs>
+        <w:ind w:left="2160" w:hanging="360"/>
+      </w:pPr>
+      <w:rPr>
+        <w:rFonts w:ascii="Wingdings" w:hAnsi="Wingdings" w:hint="default"/>
+        <w:sz w:val="20"/>
+      </w:rPr>
+    </w:lvl>
+    <w:lvl w:ilvl="3" w:tentative="1">
+      <w:start w:val="1"/>
+      <w:numFmt w:val="bullet"/>
+      <w:lvlText w:val=""/>
+      <w:lvlJc w:val="left"/>
+      <w:pPr>
+        <w:tabs>
+          <w:tab w:val="num" w:pos="2880"/>
+        </w:tabs>
+        <w:ind w:left="2880" w:hanging="360"/>
+      </w:pPr>
+      <w:rPr>
+        <w:rFonts w:ascii="Wingdings" w:hAnsi="Wingdings" w:hint="default"/>
+        <w:sz w:val="20"/>
+      </w:rPr>
+    </w:lvl>
+    <w:lvl w:ilvl="4" w:tentative="1">
+      <w:start w:val="1"/>
+      <w:numFmt w:val="bullet"/>
+      <w:lvlText w:val=""/>
+      <w:lvlJc w:val="left"/>
+      <w:pPr>
+        <w:tabs>
+          <w:tab w:val="num" w:pos="3600"/>
+        </w:tabs>
+        <w:ind w:left="3600" w:hanging="360"/>
+      </w:pPr>
+      <w:rPr>
+        <w:rFonts w:ascii="Wingdings" w:hAnsi="Wingdings" w:hint="default"/>
+        <w:sz w:val="20"/>
+      </w:rPr>
+    </w:lvl>
+    <w:lvl w:ilvl="5" w:tentative="1">
+      <w:start w:val="1"/>
+      <w:numFmt w:val="bullet"/>
+      <w:lvlText w:val=""/>
+      <w:lvlJc w:val="left"/>
+      <w:pPr>
+        <w:tabs>
+          <w:tab w:val="num" w:pos="4320"/>
+        </w:tabs>
+        <w:ind w:left="4320" w:hanging="360"/>
+      </w:pPr>
+      <w:rPr>
+        <w:rFonts w:ascii="Wingdings" w:hAnsi="Wingdings" w:hint="default"/>
+        <w:sz w:val="20"/>
+      </w:rPr>
+    </w:lvl>
+    <w:lvl w:ilvl="6" w:tentative="1">
+      <w:start w:val="1"/>
+      <w:numFmt w:val="bullet"/>
+      <w:lvlText w:val=""/>
+      <w:lvlJc w:val="left"/>
+      <w:pPr>
+        <w:tabs>
+          <w:tab w:val="num" w:pos="5040"/>
+        </w:tabs>
+        <w:ind w:left="5040" w:hanging="360"/>
+      </w:pPr>
+      <w:rPr>
+        <w:rFonts w:ascii="Wingdings" w:hAnsi="Wingdings" w:hint="default"/>
+        <w:sz w:val="20"/>
+      </w:rPr>
+    </w:lvl>
+    <w:lvl w:ilvl="7" w:tentative="1">
+      <w:start w:val="1"/>
+      <w:numFmt w:val="bullet"/>
+      <w:lvlText w:val=""/>
+      <w:lvlJc w:val="left"/>
+      <w:pPr>
+        <w:tabs>
+          <w:tab w:val="num" w:pos="5760"/>
+        </w:tabs>
+        <w:ind w:left="5760" w:hanging="360"/>
+      </w:pPr>
+      <w:rPr>
+        <w:rFonts w:ascii="Wingdings" w:hAnsi="Wingdings" w:hint="default"/>
+        <w:sz w:val="20"/>
+      </w:rPr>
+    </w:lvl>
+    <w:lvl w:ilvl="8" w:tentative="1">
+      <w:start w:val="1"/>
+      <w:numFmt w:val="bullet"/>
+      <w:lvlText w:val=""/>
+      <w:lvlJc w:val="left"/>
+      <w:pPr>
+        <w:tabs>
+          <w:tab w:val="num" w:pos="6480"/>
+        </w:tabs>
+        <w:ind w:left="6480" w:hanging="360"/>
+      </w:pPr>
+      <w:rPr>
+        <w:rFonts w:ascii="Wingdings" w:hAnsi="Wingdings" w:hint="default"/>
+        <w:sz w:val="20"/>
+      </w:rPr>
+    </w:lvl>
+  </w:abstractNum>
+  <w:abstractNum w:abstractNumId="7" w15:restartNumberingAfterBreak="0">
+    <w:nsid w:val="248133E2"/>
+    <w:multiLevelType w:val="multilevel"/>
+    <w:tmpl w:val="3E8E62D0"/>
+    <w:lvl w:ilvl="0">
+      <w:start w:val="1"/>
+      <w:numFmt w:val="bullet"/>
+      <w:lvlText w:val=""/>
+      <w:lvlJc w:val="left"/>
+      <w:pPr>
+        <w:tabs>
+          <w:tab w:val="num" w:pos="720"/>
+        </w:tabs>
+        <w:ind w:left="720" w:hanging="360"/>
+      </w:pPr>
+      <w:rPr>
+        <w:rFonts w:ascii="Symbol" w:hAnsi="Symbol" w:hint="default"/>
+        <w:sz w:val="20"/>
+      </w:rPr>
+    </w:lvl>
+    <w:lvl w:ilvl="1" w:tentative="1">
+      <w:start w:val="1"/>
+      <w:numFmt w:val="bullet"/>
+      <w:lvlText w:val="o"/>
+      <w:lvlJc w:val="left"/>
+      <w:pPr>
+        <w:tabs>
+          <w:tab w:val="num" w:pos="1440"/>
+        </w:tabs>
+        <w:ind w:left="1440" w:hanging="360"/>
+      </w:pPr>
+      <w:rPr>
+        <w:rFonts w:ascii="Courier New" w:hAnsi="Courier New" w:hint="default"/>
+        <w:sz w:val="20"/>
+      </w:rPr>
+    </w:lvl>
+    <w:lvl w:ilvl="2" w:tentative="1">
+      <w:start w:val="1"/>
+      <w:numFmt w:val="bullet"/>
+      <w:lvlText w:val=""/>
+      <w:lvlJc w:val="left"/>
+      <w:pPr>
+        <w:tabs>
+          <w:tab w:val="num" w:pos="2160"/>
+        </w:tabs>
+        <w:ind w:left="2160" w:hanging="360"/>
+      </w:pPr>
+      <w:rPr>
+        <w:rFonts w:ascii="Wingdings" w:hAnsi="Wingdings" w:hint="default"/>
+        <w:sz w:val="20"/>
+      </w:rPr>
+    </w:lvl>
+    <w:lvl w:ilvl="3" w:tentative="1">
+      <w:start w:val="1"/>
+      <w:numFmt w:val="bullet"/>
+      <w:lvlText w:val=""/>
+      <w:lvlJc w:val="left"/>
+      <w:pPr>
+        <w:tabs>
+          <w:tab w:val="num" w:pos="2880"/>
+        </w:tabs>
+        <w:ind w:left="2880" w:hanging="360"/>
+      </w:pPr>
+      <w:rPr>
+        <w:rFonts w:ascii="Wingdings" w:hAnsi="Wingdings" w:hint="default"/>
+        <w:sz w:val="20"/>
+      </w:rPr>
+    </w:lvl>
+    <w:lvl w:ilvl="4" w:tentative="1">
+      <w:start w:val="1"/>
+      <w:numFmt w:val="bullet"/>
+      <w:lvlText w:val=""/>
+      <w:lvlJc w:val="left"/>
+      <w:pPr>
+        <w:tabs>
+          <w:tab w:val="num" w:pos="3600"/>
+        </w:tabs>
+        <w:ind w:left="3600" w:hanging="360"/>
+      </w:pPr>
+      <w:rPr>
+        <w:rFonts w:ascii="Wingdings" w:hAnsi="Wingdings" w:hint="default"/>
+        <w:sz w:val="20"/>
+      </w:rPr>
+    </w:lvl>
+    <w:lvl w:ilvl="5" w:tentative="1">
+      <w:start w:val="1"/>
+      <w:numFmt w:val="bullet"/>
+      <w:lvlText w:val=""/>
+      <w:lvlJc w:val="left"/>
+      <w:pPr>
+        <w:tabs>
+          <w:tab w:val="num" w:pos="4320"/>
+        </w:tabs>
+        <w:ind w:left="4320" w:hanging="360"/>
+      </w:pPr>
+      <w:rPr>
+        <w:rFonts w:ascii="Wingdings" w:hAnsi="Wingdings" w:hint="default"/>
+        <w:sz w:val="20"/>
+      </w:rPr>
+    </w:lvl>
+    <w:lvl w:ilvl="6" w:tentative="1">
+      <w:start w:val="1"/>
+      <w:numFmt w:val="bullet"/>
+      <w:lvlText w:val=""/>
+      <w:lvlJc w:val="left"/>
+      <w:pPr>
+        <w:tabs>
+          <w:tab w:val="num" w:pos="5040"/>
+        </w:tabs>
+        <w:ind w:left="5040" w:hanging="360"/>
+      </w:pPr>
+      <w:rPr>
+        <w:rFonts w:ascii="Wingdings" w:hAnsi="Wingdings" w:hint="default"/>
+        <w:sz w:val="20"/>
+      </w:rPr>
+    </w:lvl>
+    <w:lvl w:ilvl="7" w:tentative="1">
+      <w:start w:val="1"/>
+      <w:numFmt w:val="bullet"/>
+      <w:lvlText w:val=""/>
+      <w:lvlJc w:val="left"/>
+      <w:pPr>
+        <w:tabs>
+          <w:tab w:val="num" w:pos="5760"/>
+        </w:tabs>
+        <w:ind w:left="5760" w:hanging="360"/>
+      </w:pPr>
+      <w:rPr>
+        <w:rFonts w:ascii="Wingdings" w:hAnsi="Wingdings" w:hint="default"/>
+        <w:sz w:val="20"/>
+      </w:rPr>
+    </w:lvl>
+    <w:lvl w:ilvl="8" w:tentative="1">
+      <w:start w:val="1"/>
+      <w:numFmt w:val="bullet"/>
+      <w:lvlText w:val=""/>
+      <w:lvlJc w:val="left"/>
+      <w:pPr>
+        <w:tabs>
+          <w:tab w:val="num" w:pos="6480"/>
+        </w:tabs>
+        <w:ind w:left="6480" w:hanging="360"/>
+      </w:pPr>
+      <w:rPr>
+        <w:rFonts w:ascii="Wingdings" w:hAnsi="Wingdings" w:hint="default"/>
+        <w:sz w:val="20"/>
+      </w:rPr>
+    </w:lvl>
+  </w:abstractNum>
+  <w:abstractNum w:abstractNumId="8" w15:restartNumberingAfterBreak="0">
+    <w:nsid w:val="276C2117"/>
+    <w:multiLevelType w:val="multilevel"/>
+    <w:tmpl w:val="593E067E"/>
+    <w:lvl w:ilvl="0">
+      <w:start w:val="1"/>
+      <w:numFmt w:val="bullet"/>
+      <w:lvlText w:val=""/>
+      <w:lvlJc w:val="left"/>
+      <w:pPr>
+        <w:tabs>
+          <w:tab w:val="num" w:pos="720"/>
+        </w:tabs>
+        <w:ind w:left="720" w:hanging="360"/>
+      </w:pPr>
+      <w:rPr>
+        <w:rFonts w:ascii="Symbol" w:hAnsi="Symbol" w:hint="default"/>
+        <w:sz w:val="20"/>
+      </w:rPr>
+    </w:lvl>
+    <w:lvl w:ilvl="1" w:tentative="1">
+      <w:start w:val="1"/>
+      <w:numFmt w:val="bullet"/>
+      <w:lvlText w:val="o"/>
+      <w:lvlJc w:val="left"/>
+      <w:pPr>
+        <w:tabs>
+          <w:tab w:val="num" w:pos="1440"/>
+        </w:tabs>
+        <w:ind w:left="1440" w:hanging="360"/>
+      </w:pPr>
+      <w:rPr>
+        <w:rFonts w:ascii="Courier New" w:hAnsi="Courier New" w:hint="default"/>
+        <w:sz w:val="20"/>
+      </w:rPr>
+    </w:lvl>
+    <w:lvl w:ilvl="2" w:tentative="1">
+      <w:start w:val="1"/>
+      <w:numFmt w:val="bullet"/>
+      <w:lvlText w:val=""/>
+      <w:lvlJc w:val="left"/>
+      <w:pPr>
+        <w:tabs>
+          <w:tab w:val="num" w:pos="2160"/>
+        </w:tabs>
+        <w:ind w:left="2160" w:hanging="360"/>
+      </w:pPr>
+      <w:rPr>
+        <w:rFonts w:ascii="Wingdings" w:hAnsi="Wingdings" w:hint="default"/>
+        <w:sz w:val="20"/>
+      </w:rPr>
+    </w:lvl>
+    <w:lvl w:ilvl="3" w:tentative="1">
+      <w:start w:val="1"/>
+      <w:numFmt w:val="bullet"/>
+      <w:lvlText w:val=""/>
+      <w:lvlJc w:val="left"/>
+      <w:pPr>
+        <w:tabs>
+          <w:tab w:val="num" w:pos="2880"/>
+        </w:tabs>
+        <w:ind w:left="2880" w:hanging="360"/>
+      </w:pPr>
+      <w:rPr>
+        <w:rFonts w:ascii="Wingdings" w:hAnsi="Wingdings" w:hint="default"/>
+        <w:sz w:val="20"/>
+      </w:rPr>
+    </w:lvl>
+    <w:lvl w:ilvl="4" w:tentative="1">
+      <w:start w:val="1"/>
+      <w:numFmt w:val="bullet"/>
+      <w:lvlText w:val=""/>
+      <w:lvlJc w:val="left"/>
+      <w:pPr>
+        <w:tabs>
+          <w:tab w:val="num" w:pos="3600"/>
+        </w:tabs>
+        <w:ind w:left="3600" w:hanging="360"/>
+      </w:pPr>
+      <w:rPr>
+        <w:rFonts w:ascii="Wingdings" w:hAnsi="Wingdings" w:hint="default"/>
+        <w:sz w:val="20"/>
+      </w:rPr>
+    </w:lvl>
+    <w:lvl w:ilvl="5" w:tentative="1">
+      <w:start w:val="1"/>
+      <w:numFmt w:val="bullet"/>
+      <w:lvlText w:val=""/>
+      <w:lvlJc w:val="left"/>
+      <w:pPr>
+        <w:tabs>
+          <w:tab w:val="num" w:pos="4320"/>
+        </w:tabs>
+        <w:ind w:left="4320" w:hanging="360"/>
+      </w:pPr>
+      <w:rPr>
+        <w:rFonts w:ascii="Wingdings" w:hAnsi="Wingdings" w:hint="default"/>
+        <w:sz w:val="20"/>
+      </w:rPr>
+    </w:lvl>
+    <w:lvl w:ilvl="6" w:tentative="1">
+      <w:start w:val="1"/>
+      <w:numFmt w:val="bullet"/>
+      <w:lvlText w:val=""/>
+      <w:lvlJc w:val="left"/>
+      <w:pPr>
+        <w:tabs>
+          <w:tab w:val="num" w:pos="5040"/>
+        </w:tabs>
+        <w:ind w:left="5040" w:hanging="360"/>
+      </w:pPr>
+      <w:rPr>
+        <w:rFonts w:ascii="Wingdings" w:hAnsi="Wingdings" w:hint="default"/>
+        <w:sz w:val="20"/>
+      </w:rPr>
+    </w:lvl>
+    <w:lvl w:ilvl="7" w:tentative="1">
+      <w:start w:val="1"/>
+      <w:numFmt w:val="bullet"/>
+      <w:lvlText w:val=""/>
+      <w:lvlJc w:val="left"/>
+      <w:pPr>
+        <w:tabs>
+          <w:tab w:val="num" w:pos="5760"/>
+        </w:tabs>
+        <w:ind w:left="5760" w:hanging="360"/>
+      </w:pPr>
+      <w:rPr>
+        <w:rFonts w:ascii="Wingdings" w:hAnsi="Wingdings" w:hint="default"/>
+        <w:sz w:val="20"/>
+      </w:rPr>
+    </w:lvl>
+    <w:lvl w:ilvl="8" w:tentative="1">
+      <w:start w:val="1"/>
+      <w:numFmt w:val="bullet"/>
+      <w:lvlText w:val=""/>
+      <w:lvlJc w:val="left"/>
+      <w:pPr>
+        <w:tabs>
+          <w:tab w:val="num" w:pos="6480"/>
+        </w:tabs>
+        <w:ind w:left="6480" w:hanging="360"/>
+      </w:pPr>
+      <w:rPr>
+        <w:rFonts w:ascii="Wingdings" w:hAnsi="Wingdings" w:hint="default"/>
+        <w:sz w:val="20"/>
+      </w:rPr>
+    </w:lvl>
+  </w:abstractNum>
+  <w:abstractNum w:abstractNumId="9" w15:restartNumberingAfterBreak="0">
+    <w:nsid w:val="2E110FAB"/>
+    <w:multiLevelType w:val="multilevel"/>
+    <w:tmpl w:val="95DC8226"/>
+    <w:lvl w:ilvl="0">
+      <w:start w:val="1"/>
+      <w:numFmt w:val="bullet"/>
+      <w:lvlText w:val=""/>
+      <w:lvlJc w:val="left"/>
+      <w:pPr>
+        <w:tabs>
+          <w:tab w:val="num" w:pos="720"/>
+        </w:tabs>
+        <w:ind w:left="720" w:hanging="360"/>
+      </w:pPr>
+      <w:rPr>
+        <w:rFonts w:ascii="Symbol" w:hAnsi="Symbol" w:hint="default"/>
+        <w:sz w:val="20"/>
+      </w:rPr>
+    </w:lvl>
+    <w:lvl w:ilvl="1" w:tentative="1">
+      <w:start w:val="1"/>
+      <w:numFmt w:val="bullet"/>
+      <w:lvlText w:val="o"/>
+      <w:lvlJc w:val="left"/>
+      <w:pPr>
+        <w:tabs>
+          <w:tab w:val="num" w:pos="1440"/>
+        </w:tabs>
+        <w:ind w:left="1440" w:hanging="360"/>
+      </w:pPr>
+      <w:rPr>
+        <w:rFonts w:ascii="Courier New" w:hAnsi="Courier New" w:hint="default"/>
+        <w:sz w:val="20"/>
+      </w:rPr>
+    </w:lvl>
+    <w:lvl w:ilvl="2" w:tentative="1">
+      <w:start w:val="1"/>
+      <w:numFmt w:val="bullet"/>
+      <w:lvlText w:val=""/>
+      <w:lvlJc w:val="left"/>
+      <w:pPr>
+        <w:tabs>
+          <w:tab w:val="num" w:pos="2160"/>
+        </w:tabs>
+        <w:ind w:left="2160" w:hanging="360"/>
+      </w:pPr>
+      <w:rPr>
+        <w:rFonts w:ascii="Wingdings" w:hAnsi="Wingdings" w:hint="default"/>
+        <w:sz w:val="20"/>
+      </w:rPr>
+    </w:lvl>
+    <w:lvl w:ilvl="3" w:tentative="1">
+      <w:start w:val="1"/>
+      <w:numFmt w:val="bullet"/>
+      <w:lvlText w:val=""/>
+      <w:lvlJc w:val="left"/>
+      <w:pPr>
+        <w:tabs>
+          <w:tab w:val="num" w:pos="2880"/>
+        </w:tabs>
+        <w:ind w:left="2880" w:hanging="360"/>
+      </w:pPr>
+      <w:rPr>
+        <w:rFonts w:ascii="Wingdings" w:hAnsi="Wingdings" w:hint="default"/>
+        <w:sz w:val="20"/>
+      </w:rPr>
+    </w:lvl>
+    <w:lvl w:ilvl="4" w:tentative="1">
+      <w:start w:val="1"/>
+      <w:numFmt w:val="bullet"/>
+      <w:lvlText w:val=""/>
+      <w:lvlJc w:val="left"/>
+      <w:pPr>
+        <w:tabs>
+          <w:tab w:val="num" w:pos="3600"/>
+        </w:tabs>
+        <w:ind w:left="3600" w:hanging="360"/>
+      </w:pPr>
+      <w:rPr>
+        <w:rFonts w:ascii="Wingdings" w:hAnsi="Wingdings" w:hint="default"/>
+        <w:sz w:val="20"/>
+      </w:rPr>
+    </w:lvl>
+    <w:lvl w:ilvl="5" w:tentative="1">
+      <w:start w:val="1"/>
+      <w:numFmt w:val="bullet"/>
+      <w:lvlText w:val=""/>
+      <w:lvlJc w:val="left"/>
+      <w:pPr>
+        <w:tabs>
+          <w:tab w:val="num" w:pos="4320"/>
+        </w:tabs>
+        <w:ind w:left="4320" w:hanging="360"/>
+      </w:pPr>
+      <w:rPr>
+        <w:rFonts w:ascii="Wingdings" w:hAnsi="Wingdings" w:hint="default"/>
+        <w:sz w:val="20"/>
+      </w:rPr>
+    </w:lvl>
+    <w:lvl w:ilvl="6" w:tentative="1">
+      <w:start w:val="1"/>
+      <w:numFmt w:val="bullet"/>
+      <w:lvlText w:val=""/>
+      <w:lvlJc w:val="left"/>
+      <w:pPr>
+        <w:tabs>
+          <w:tab w:val="num" w:pos="5040"/>
+        </w:tabs>
+        <w:ind w:left="5040" w:hanging="360"/>
+      </w:pPr>
+      <w:rPr>
+        <w:rFonts w:ascii="Wingdings" w:hAnsi="Wingdings" w:hint="default"/>
+        <w:sz w:val="20"/>
+      </w:rPr>
+    </w:lvl>
+    <w:lvl w:ilvl="7" w:tentative="1">
+      <w:start w:val="1"/>
+      <w:numFmt w:val="bullet"/>
+      <w:lvlText w:val=""/>
+      <w:lvlJc w:val="left"/>
+      <w:pPr>
+        <w:tabs>
+          <w:tab w:val="num" w:pos="5760"/>
+        </w:tabs>
+        <w:ind w:left="5760" w:hanging="360"/>
+      </w:pPr>
+      <w:rPr>
+        <w:rFonts w:ascii="Wingdings" w:hAnsi="Wingdings" w:hint="default"/>
+        <w:sz w:val="20"/>
+      </w:rPr>
+    </w:lvl>
+    <w:lvl w:ilvl="8" w:tentative="1">
+      <w:start w:val="1"/>
+      <w:numFmt w:val="bullet"/>
+      <w:lvlText w:val=""/>
+      <w:lvlJc w:val="left"/>
+      <w:pPr>
+        <w:tabs>
+          <w:tab w:val="num" w:pos="6480"/>
+        </w:tabs>
+        <w:ind w:left="6480" w:hanging="360"/>
+      </w:pPr>
+      <w:rPr>
+        <w:rFonts w:ascii="Wingdings" w:hAnsi="Wingdings" w:hint="default"/>
+        <w:sz w:val="20"/>
+      </w:rPr>
+    </w:lvl>
+  </w:abstractNum>
+  <w:abstractNum w:abstractNumId="10" w15:restartNumberingAfterBreak="0">
+    <w:nsid w:val="30F734BD"/>
+    <w:multiLevelType w:val="multilevel"/>
+    <w:tmpl w:val="C6342EF6"/>
+    <w:lvl w:ilvl="0">
+      <w:start w:val="1"/>
+      <w:numFmt w:val="bullet"/>
+      <w:lvlText w:val=""/>
+      <w:lvlJc w:val="left"/>
+      <w:pPr>
+        <w:tabs>
+          <w:tab w:val="num" w:pos="720"/>
+        </w:tabs>
+        <w:ind w:left="720" w:hanging="360"/>
+      </w:pPr>
+      <w:rPr>
+        <w:rFonts w:ascii="Symbol" w:hAnsi="Symbol" w:hint="default"/>
+        <w:sz w:val="20"/>
+      </w:rPr>
+    </w:lvl>
+    <w:lvl w:ilvl="1" w:tentative="1">
+      <w:start w:val="1"/>
+      <w:numFmt w:val="bullet"/>
+      <w:lvlText w:val="o"/>
+      <w:lvlJc w:val="left"/>
+      <w:pPr>
+        <w:tabs>
+          <w:tab w:val="num" w:pos="1440"/>
+        </w:tabs>
+        <w:ind w:left="1440" w:hanging="360"/>
+      </w:pPr>
+      <w:rPr>
+        <w:rFonts w:ascii="Courier New" w:hAnsi="Courier New" w:hint="default"/>
+        <w:sz w:val="20"/>
+      </w:rPr>
+    </w:lvl>
+    <w:lvl w:ilvl="2" w:tentative="1">
+      <w:start w:val="1"/>
+      <w:numFmt w:val="bullet"/>
+      <w:lvlText w:val=""/>
+      <w:lvlJc w:val="left"/>
+      <w:pPr>
+        <w:tabs>
+          <w:tab w:val="num" w:pos="2160"/>
+        </w:tabs>
+        <w:ind w:left="2160" w:hanging="360"/>
+      </w:pPr>
+      <w:rPr>
+        <w:rFonts w:ascii="Wingdings" w:hAnsi="Wingdings" w:hint="default"/>
+        <w:sz w:val="20"/>
+      </w:rPr>
+    </w:lvl>
+    <w:lvl w:ilvl="3" w:tentative="1">
+      <w:start w:val="1"/>
+      <w:numFmt w:val="bullet"/>
+      <w:lvlText w:val=""/>
+      <w:lvlJc w:val="left"/>
+      <w:pPr>
+        <w:tabs>
+          <w:tab w:val="num" w:pos="2880"/>
+        </w:tabs>
+        <w:ind w:left="2880" w:hanging="360"/>
+      </w:pPr>
+      <w:rPr>
+        <w:rFonts w:ascii="Wingdings" w:hAnsi="Wingdings" w:hint="default"/>
+        <w:sz w:val="20"/>
+      </w:rPr>
+    </w:lvl>
+    <w:lvl w:ilvl="4" w:tentative="1">
+      <w:start w:val="1"/>
+      <w:numFmt w:val="bullet"/>
+      <w:lvlText w:val=""/>
+      <w:lvlJc w:val="left"/>
+      <w:pPr>
+        <w:tabs>
+          <w:tab w:val="num" w:pos="3600"/>
+        </w:tabs>
+        <w:ind w:left="3600" w:hanging="360"/>
+      </w:pPr>
+      <w:rPr>
+        <w:rFonts w:ascii="Wingdings" w:hAnsi="Wingdings" w:hint="default"/>
+        <w:sz w:val="20"/>
+      </w:rPr>
+    </w:lvl>
+    <w:lvl w:ilvl="5" w:tentative="1">
+      <w:start w:val="1"/>
+      <w:numFmt w:val="bullet"/>
+      <w:lvlText w:val=""/>
+      <w:lvlJc w:val="left"/>
+      <w:pPr>
+        <w:tabs>
+          <w:tab w:val="num" w:pos="4320"/>
+        </w:tabs>
+        <w:ind w:left="4320" w:hanging="360"/>
+      </w:pPr>
+      <w:rPr>
+        <w:rFonts w:ascii="Wingdings" w:hAnsi="Wingdings" w:hint="default"/>
+        <w:sz w:val="20"/>
+      </w:rPr>
+    </w:lvl>
+    <w:lvl w:ilvl="6" w:tentative="1">
+      <w:start w:val="1"/>
+      <w:numFmt w:val="bullet"/>
+      <w:lvlText w:val=""/>
+      <w:lvlJc w:val="left"/>
+      <w:pPr>
+        <w:tabs>
+          <w:tab w:val="num" w:pos="5040"/>
+        </w:tabs>
+        <w:ind w:left="5040" w:hanging="360"/>
+      </w:pPr>
+      <w:rPr>
+        <w:rFonts w:ascii="Wingdings" w:hAnsi="Wingdings" w:hint="default"/>
+        <w:sz w:val="20"/>
+      </w:rPr>
+    </w:lvl>
+    <w:lvl w:ilvl="7" w:tentative="1">
+      <w:start w:val="1"/>
+      <w:numFmt w:val="bullet"/>
+      <w:lvlText w:val=""/>
+      <w:lvlJc w:val="left"/>
+      <w:pPr>
+        <w:tabs>
+          <w:tab w:val="num" w:pos="5760"/>
+        </w:tabs>
+        <w:ind w:left="5760" w:hanging="360"/>
+      </w:pPr>
+      <w:rPr>
+        <w:rFonts w:ascii="Wingdings" w:hAnsi="Wingdings" w:hint="default"/>
+        <w:sz w:val="20"/>
+      </w:rPr>
+    </w:lvl>
+    <w:lvl w:ilvl="8" w:tentative="1">
+      <w:start w:val="1"/>
+      <w:numFmt w:val="bullet"/>
+      <w:lvlText w:val=""/>
+      <w:lvlJc w:val="left"/>
+      <w:pPr>
+        <w:tabs>
+          <w:tab w:val="num" w:pos="6480"/>
+        </w:tabs>
+        <w:ind w:left="6480" w:hanging="360"/>
+      </w:pPr>
+      <w:rPr>
+        <w:rFonts w:ascii="Wingdings" w:hAnsi="Wingdings" w:hint="default"/>
+        <w:sz w:val="20"/>
+      </w:rPr>
+    </w:lvl>
+  </w:abstractNum>
+  <w:abstractNum w:abstractNumId="11" w15:restartNumberingAfterBreak="0">
+    <w:nsid w:val="348E6507"/>
+    <w:multiLevelType w:val="multilevel"/>
+    <w:tmpl w:val="380EFDE4"/>
+    <w:lvl w:ilvl="0">
+      <w:start w:val="1"/>
+      <w:numFmt w:val="bullet"/>
+      <w:lvlText w:val=""/>
+      <w:lvlJc w:val="left"/>
+      <w:pPr>
+        <w:tabs>
+          <w:tab w:val="num" w:pos="720"/>
+        </w:tabs>
+        <w:ind w:left="720" w:hanging="360"/>
+      </w:pPr>
+      <w:rPr>
+        <w:rFonts w:ascii="Symbol" w:hAnsi="Symbol" w:hint="default"/>
+        <w:sz w:val="20"/>
+      </w:rPr>
+    </w:lvl>
+    <w:lvl w:ilvl="1" w:tentative="1">
+      <w:start w:val="1"/>
+      <w:numFmt w:val="bullet"/>
+      <w:lvlText w:val="o"/>
+      <w:lvlJc w:val="left"/>
+      <w:pPr>
+        <w:tabs>
+          <w:tab w:val="num" w:pos="1440"/>
+        </w:tabs>
+        <w:ind w:left="1440" w:hanging="360"/>
+      </w:pPr>
+      <w:rPr>
+        <w:rFonts w:ascii="Courier New" w:hAnsi="Courier New" w:hint="default"/>
+        <w:sz w:val="20"/>
+      </w:rPr>
+    </w:lvl>
+    <w:lvl w:ilvl="2" w:tentative="1">
+      <w:start w:val="1"/>
+      <w:numFmt w:val="bullet"/>
+      <w:lvlText w:val=""/>
+      <w:lvlJc w:val="left"/>
+      <w:pPr>
+        <w:tabs>
+          <w:tab w:val="num" w:pos="2160"/>
+        </w:tabs>
+        <w:ind w:left="2160" w:hanging="360"/>
+      </w:pPr>
+      <w:rPr>
+        <w:rFonts w:ascii="Wingdings" w:hAnsi="Wingdings" w:hint="default"/>
+        <w:sz w:val="20"/>
+      </w:rPr>
+    </w:lvl>
+    <w:lvl w:ilvl="3" w:tentative="1">
+      <w:start w:val="1"/>
+      <w:numFmt w:val="bullet"/>
+      <w:lvlText w:val=""/>
+      <w:lvlJc w:val="left"/>
+      <w:pPr>
+        <w:tabs>
+          <w:tab w:val="num" w:pos="2880"/>
+        </w:tabs>
+        <w:ind w:left="2880" w:hanging="360"/>
+      </w:pPr>
+      <w:rPr>
+        <w:rFonts w:ascii="Wingdings" w:hAnsi="Wingdings" w:hint="default"/>
+        <w:sz w:val="20"/>
+      </w:rPr>
+    </w:lvl>
+    <w:lvl w:ilvl="4" w:tentative="1">
+      <w:start w:val="1"/>
+      <w:numFmt w:val="bullet"/>
+      <w:lvlText w:val=""/>
+      <w:lvlJc w:val="left"/>
+      <w:pPr>
+        <w:tabs>
+          <w:tab w:val="num" w:pos="3600"/>
+        </w:tabs>
+        <w:ind w:left="3600" w:hanging="360"/>
+      </w:pPr>
+      <w:rPr>
+        <w:rFonts w:ascii="Wingdings" w:hAnsi="Wingdings" w:hint="default"/>
+        <w:sz w:val="20"/>
+      </w:rPr>
+    </w:lvl>
+    <w:lvl w:ilvl="5" w:tentative="1">
+      <w:start w:val="1"/>
+      <w:numFmt w:val="bullet"/>
+      <w:lvlText w:val=""/>
+      <w:lvlJc w:val="left"/>
+      <w:pPr>
+        <w:tabs>
+          <w:tab w:val="num" w:pos="4320"/>
+        </w:tabs>
+        <w:ind w:left="4320" w:hanging="360"/>
+      </w:pPr>
+      <w:rPr>
+        <w:rFonts w:ascii="Wingdings" w:hAnsi="Wingdings" w:hint="default"/>
+        <w:sz w:val="20"/>
+      </w:rPr>
+    </w:lvl>
+    <w:lvl w:ilvl="6" w:tentative="1">
+      <w:start w:val="1"/>
+      <w:numFmt w:val="bullet"/>
+      <w:lvlText w:val=""/>
+      <w:lvlJc w:val="left"/>
+      <w:pPr>
+        <w:tabs>
+          <w:tab w:val="num" w:pos="5040"/>
+        </w:tabs>
+        <w:ind w:left="5040" w:hanging="360"/>
+      </w:pPr>
+      <w:rPr>
+        <w:rFonts w:ascii="Wingdings" w:hAnsi="Wingdings" w:hint="default"/>
+        <w:sz w:val="20"/>
+      </w:rPr>
+    </w:lvl>
+    <w:lvl w:ilvl="7" w:tentative="1">
+      <w:start w:val="1"/>
+      <w:numFmt w:val="bullet"/>
+      <w:lvlText w:val=""/>
+      <w:lvlJc w:val="left"/>
+      <w:pPr>
+        <w:tabs>
+          <w:tab w:val="num" w:pos="5760"/>
+        </w:tabs>
+        <w:ind w:left="5760" w:hanging="360"/>
+      </w:pPr>
+      <w:rPr>
+        <w:rFonts w:ascii="Wingdings" w:hAnsi="Wingdings" w:hint="default"/>
+        <w:sz w:val="20"/>
+      </w:rPr>
+    </w:lvl>
+    <w:lvl w:ilvl="8" w:tentative="1">
+      <w:start w:val="1"/>
+      <w:numFmt w:val="bullet"/>
+      <w:lvlText w:val=""/>
+      <w:lvlJc w:val="left"/>
+      <w:pPr>
+        <w:tabs>
+          <w:tab w:val="num" w:pos="6480"/>
+        </w:tabs>
+        <w:ind w:left="6480" w:hanging="360"/>
+      </w:pPr>
+      <w:rPr>
+        <w:rFonts w:ascii="Wingdings" w:hAnsi="Wingdings" w:hint="default"/>
+        <w:sz w:val="20"/>
+      </w:rPr>
+    </w:lvl>
+  </w:abstractNum>
+  <w:abstractNum w:abstractNumId="12" w15:restartNumberingAfterBreak="0">
+    <w:nsid w:val="35D02814"/>
+    <w:multiLevelType w:val="multilevel"/>
+    <w:tmpl w:val="A9303DFA"/>
+    <w:lvl w:ilvl="0">
+      <w:start w:val="1"/>
+      <w:numFmt w:val="bullet"/>
+      <w:lvlText w:val=""/>
+      <w:lvlJc w:val="left"/>
+      <w:pPr>
+        <w:tabs>
+          <w:tab w:val="num" w:pos="720"/>
+        </w:tabs>
+        <w:ind w:left="720" w:hanging="360"/>
+      </w:pPr>
+      <w:rPr>
+        <w:rFonts w:ascii="Symbol" w:hAnsi="Symbol" w:hint="default"/>
+        <w:sz w:val="20"/>
+      </w:rPr>
+    </w:lvl>
+    <w:lvl w:ilvl="1" w:tentative="1">
+      <w:start w:val="1"/>
+      <w:numFmt w:val="bullet"/>
+      <w:lvlText w:val="o"/>
+      <w:lvlJc w:val="left"/>
+      <w:pPr>
+        <w:tabs>
+          <w:tab w:val="num" w:pos="1440"/>
+        </w:tabs>
+        <w:ind w:left="1440" w:hanging="360"/>
+      </w:pPr>
+      <w:rPr>
+        <w:rFonts w:ascii="Courier New" w:hAnsi="Courier New" w:hint="default"/>
+        <w:sz w:val="20"/>
+      </w:rPr>
+    </w:lvl>
+    <w:lvl w:ilvl="2" w:tentative="1">
+      <w:start w:val="1"/>
+      <w:numFmt w:val="bullet"/>
+      <w:lvlText w:val=""/>
+      <w:lvlJc w:val="left"/>
+      <w:pPr>
+        <w:tabs>
+          <w:tab w:val="num" w:pos="2160"/>
+        </w:tabs>
+        <w:ind w:left="2160" w:hanging="360"/>
+      </w:pPr>
+      <w:rPr>
+        <w:rFonts w:ascii="Wingdings" w:hAnsi="Wingdings" w:hint="default"/>
+        <w:sz w:val="20"/>
+      </w:rPr>
+    </w:lvl>
+    <w:lvl w:ilvl="3" w:tentative="1">
+      <w:start w:val="1"/>
+      <w:numFmt w:val="bullet"/>
+      <w:lvlText w:val=""/>
+      <w:lvlJc w:val="left"/>
+      <w:pPr>
+        <w:tabs>
+          <w:tab w:val="num" w:pos="2880"/>
+        </w:tabs>
+        <w:ind w:left="2880" w:hanging="360"/>
+      </w:pPr>
+      <w:rPr>
+        <w:rFonts w:ascii="Wingdings" w:hAnsi="Wingdings" w:hint="default"/>
+        <w:sz w:val="20"/>
+      </w:rPr>
+    </w:lvl>
+    <w:lvl w:ilvl="4" w:tentative="1">
+      <w:start w:val="1"/>
+      <w:numFmt w:val="bullet"/>
+      <w:lvlText w:val=""/>
+      <w:lvlJc w:val="left"/>
+      <w:pPr>
+        <w:tabs>
+          <w:tab w:val="num" w:pos="3600"/>
+        </w:tabs>
+        <w:ind w:left="3600" w:hanging="360"/>
+      </w:pPr>
+      <w:rPr>
+        <w:rFonts w:ascii="Wingdings" w:hAnsi="Wingdings" w:hint="default"/>
+        <w:sz w:val="20"/>
+      </w:rPr>
+    </w:lvl>
+    <w:lvl w:ilvl="5" w:tentative="1">
+      <w:start w:val="1"/>
+      <w:numFmt w:val="bullet"/>
+      <w:lvlText w:val=""/>
+      <w:lvlJc w:val="left"/>
+      <w:pPr>
+        <w:tabs>
+          <w:tab w:val="num" w:pos="4320"/>
+        </w:tabs>
+        <w:ind w:left="4320" w:hanging="360"/>
+      </w:pPr>
+      <w:rPr>
+        <w:rFonts w:ascii="Wingdings" w:hAnsi="Wingdings" w:hint="default"/>
+        <w:sz w:val="20"/>
+      </w:rPr>
+    </w:lvl>
+    <w:lvl w:ilvl="6" w:tentative="1">
+      <w:start w:val="1"/>
+      <w:numFmt w:val="bullet"/>
+      <w:lvlText w:val=""/>
+      <w:lvlJc w:val="left"/>
+      <w:pPr>
+        <w:tabs>
+          <w:tab w:val="num" w:pos="5040"/>
+        </w:tabs>
+        <w:ind w:left="5040" w:hanging="360"/>
+      </w:pPr>
+      <w:rPr>
+        <w:rFonts w:ascii="Wingdings" w:hAnsi="Wingdings" w:hint="default"/>
+        <w:sz w:val="20"/>
+      </w:rPr>
+    </w:lvl>
+    <w:lvl w:ilvl="7" w:tentative="1">
+      <w:start w:val="1"/>
+      <w:numFmt w:val="bullet"/>
+      <w:lvlText w:val=""/>
+      <w:lvlJc w:val="left"/>
+      <w:pPr>
+        <w:tabs>
+          <w:tab w:val="num" w:pos="5760"/>
+        </w:tabs>
+        <w:ind w:left="5760" w:hanging="360"/>
+      </w:pPr>
+      <w:rPr>
+        <w:rFonts w:ascii="Wingdings" w:hAnsi="Wingdings" w:hint="default"/>
+        <w:sz w:val="20"/>
+      </w:rPr>
+    </w:lvl>
+    <w:lvl w:ilvl="8" w:tentative="1">
+      <w:start w:val="1"/>
+      <w:numFmt w:val="bullet"/>
+      <w:lvlText w:val=""/>
+      <w:lvlJc w:val="left"/>
+      <w:pPr>
+        <w:tabs>
+          <w:tab w:val="num" w:pos="6480"/>
+        </w:tabs>
+        <w:ind w:left="6480" w:hanging="360"/>
+      </w:pPr>
+      <w:rPr>
+        <w:rFonts w:ascii="Wingdings" w:hAnsi="Wingdings" w:hint="default"/>
+        <w:sz w:val="20"/>
+      </w:rPr>
+    </w:lvl>
+  </w:abstractNum>
+  <w:abstractNum w:abstractNumId="13" w15:restartNumberingAfterBreak="0">
+    <w:nsid w:val="366E4D33"/>
+    <w:multiLevelType w:val="multilevel"/>
+    <w:tmpl w:val="D9E4AA70"/>
+    <w:lvl w:ilvl="0">
+      <w:start w:val="1"/>
+      <w:numFmt w:val="bullet"/>
+      <w:lvlText w:val=""/>
+      <w:lvlJc w:val="left"/>
+      <w:pPr>
+        <w:tabs>
+          <w:tab w:val="num" w:pos="720"/>
+        </w:tabs>
+        <w:ind w:left="720" w:hanging="360"/>
+      </w:pPr>
+      <w:rPr>
+        <w:rFonts w:ascii="Symbol" w:hAnsi="Symbol" w:hint="default"/>
+        <w:sz w:val="20"/>
+      </w:rPr>
+    </w:lvl>
+    <w:lvl w:ilvl="1" w:tentative="1">
+      <w:start w:val="1"/>
+      <w:numFmt w:val="bullet"/>
+      <w:lvlText w:val="o"/>
+      <w:lvlJc w:val="left"/>
+      <w:pPr>
+        <w:tabs>
+          <w:tab w:val="num" w:pos="1440"/>
+        </w:tabs>
+        <w:ind w:left="1440" w:hanging="360"/>
+      </w:pPr>
+      <w:rPr>
+        <w:rFonts w:ascii="Courier New" w:hAnsi="Courier New" w:hint="default"/>
+        <w:sz w:val="20"/>
+      </w:rPr>
+    </w:lvl>
+    <w:lvl w:ilvl="2" w:tentative="1">
+      <w:start w:val="1"/>
+      <w:numFmt w:val="bullet"/>
+      <w:lvlText w:val=""/>
+      <w:lvlJc w:val="left"/>
+      <w:pPr>
+        <w:tabs>
+          <w:tab w:val="num" w:pos="2160"/>
+        </w:tabs>
+        <w:ind w:left="2160" w:hanging="360"/>
+      </w:pPr>
+      <w:rPr>
+        <w:rFonts w:ascii="Wingdings" w:hAnsi="Wingdings" w:hint="default"/>
+        <w:sz w:val="20"/>
+      </w:rPr>
+    </w:lvl>
+    <w:lvl w:ilvl="3" w:tentative="1">
+      <w:start w:val="1"/>
+      <w:numFmt w:val="bullet"/>
+      <w:lvlText w:val=""/>
+      <w:lvlJc w:val="left"/>
+      <w:pPr>
+        <w:tabs>
+          <w:tab w:val="num" w:pos="2880"/>
+        </w:tabs>
+        <w:ind w:left="2880" w:hanging="360"/>
+      </w:pPr>
+      <w:rPr>
+        <w:rFonts w:ascii="Wingdings" w:hAnsi="Wingdings" w:hint="default"/>
+        <w:sz w:val="20"/>
+      </w:rPr>
+    </w:lvl>
+    <w:lvl w:ilvl="4" w:tentative="1">
+      <w:start w:val="1"/>
+      <w:numFmt w:val="bullet"/>
+      <w:lvlText w:val=""/>
+      <w:lvlJc w:val="left"/>
+      <w:pPr>
+        <w:tabs>
+          <w:tab w:val="num" w:pos="3600"/>
+        </w:tabs>
+        <w:ind w:left="3600" w:hanging="360"/>
+      </w:pPr>
+      <w:rPr>
+        <w:rFonts w:ascii="Wingdings" w:hAnsi="Wingdings" w:hint="default"/>
+        <w:sz w:val="20"/>
+      </w:rPr>
+    </w:lvl>
+    <w:lvl w:ilvl="5" w:tentative="1">
+      <w:start w:val="1"/>
+      <w:numFmt w:val="bullet"/>
+      <w:lvlText w:val=""/>
+      <w:lvlJc w:val="left"/>
+      <w:pPr>
+        <w:tabs>
+          <w:tab w:val="num" w:pos="4320"/>
+        </w:tabs>
+        <w:ind w:left="4320" w:hanging="360"/>
+      </w:pPr>
+      <w:rPr>
+        <w:rFonts w:ascii="Wingdings" w:hAnsi="Wingdings" w:hint="default"/>
+        <w:sz w:val="20"/>
+      </w:rPr>
+    </w:lvl>
+    <w:lvl w:ilvl="6" w:tentative="1">
+      <w:start w:val="1"/>
+      <w:numFmt w:val="bullet"/>
+      <w:lvlText w:val=""/>
+      <w:lvlJc w:val="left"/>
+      <w:pPr>
+        <w:tabs>
+          <w:tab w:val="num" w:pos="5040"/>
+        </w:tabs>
+        <w:ind w:left="5040" w:hanging="360"/>
+      </w:pPr>
+      <w:rPr>
+        <w:rFonts w:ascii="Wingdings" w:hAnsi="Wingdings" w:hint="default"/>
+        <w:sz w:val="20"/>
+      </w:rPr>
+    </w:lvl>
+    <w:lvl w:ilvl="7" w:tentative="1">
+      <w:start w:val="1"/>
+      <w:numFmt w:val="bullet"/>
+      <w:lvlText w:val=""/>
+      <w:lvlJc w:val="left"/>
+      <w:pPr>
+        <w:tabs>
+          <w:tab w:val="num" w:pos="5760"/>
+        </w:tabs>
+        <w:ind w:left="5760" w:hanging="360"/>
+      </w:pPr>
+      <w:rPr>
+        <w:rFonts w:ascii="Wingdings" w:hAnsi="Wingdings" w:hint="default"/>
+        <w:sz w:val="20"/>
+      </w:rPr>
+    </w:lvl>
+    <w:lvl w:ilvl="8" w:tentative="1">
+      <w:start w:val="1"/>
+      <w:numFmt w:val="bullet"/>
+      <w:lvlText w:val=""/>
+      <w:lvlJc w:val="left"/>
+      <w:pPr>
+        <w:tabs>
+          <w:tab w:val="num" w:pos="6480"/>
+        </w:tabs>
+        <w:ind w:left="6480" w:hanging="360"/>
+      </w:pPr>
+      <w:rPr>
+        <w:rFonts w:ascii="Wingdings" w:hAnsi="Wingdings" w:hint="default"/>
+        <w:sz w:val="20"/>
+      </w:rPr>
+    </w:lvl>
+  </w:abstractNum>
+  <w:abstractNum w:abstractNumId="14" w15:restartNumberingAfterBreak="0">
+    <w:nsid w:val="3BA55E2A"/>
+    <w:multiLevelType w:val="multilevel"/>
+    <w:tmpl w:val="60DC69A0"/>
+    <w:lvl w:ilvl="0">
+      <w:start w:val="1"/>
+      <w:numFmt w:val="bullet"/>
+      <w:lvlText w:val=""/>
+      <w:lvlJc w:val="left"/>
+      <w:pPr>
+        <w:tabs>
+          <w:tab w:val="num" w:pos="720"/>
+        </w:tabs>
+        <w:ind w:left="720" w:hanging="360"/>
+      </w:pPr>
+      <w:rPr>
+        <w:rFonts w:ascii="Symbol" w:hAnsi="Symbol" w:hint="default"/>
+        <w:sz w:val="20"/>
+      </w:rPr>
+    </w:lvl>
+    <w:lvl w:ilvl="1" w:tentative="1">
+      <w:start w:val="1"/>
+      <w:numFmt w:val="bullet"/>
+      <w:lvlText w:val="o"/>
+      <w:lvlJc w:val="left"/>
+      <w:pPr>
+        <w:tabs>
+          <w:tab w:val="num" w:pos="1440"/>
+        </w:tabs>
+        <w:ind w:left="1440" w:hanging="360"/>
+      </w:pPr>
+      <w:rPr>
+        <w:rFonts w:ascii="Courier New" w:hAnsi="Courier New" w:hint="default"/>
+        <w:sz w:val="20"/>
+      </w:rPr>
+    </w:lvl>
+    <w:lvl w:ilvl="2" w:tentative="1">
+      <w:start w:val="1"/>
+      <w:numFmt w:val="bullet"/>
+      <w:lvlText w:val=""/>
+      <w:lvlJc w:val="left"/>
+      <w:pPr>
+        <w:tabs>
+          <w:tab w:val="num" w:pos="2160"/>
+        </w:tabs>
+        <w:ind w:left="2160" w:hanging="360"/>
+      </w:pPr>
+      <w:rPr>
+        <w:rFonts w:ascii="Wingdings" w:hAnsi="Wingdings" w:hint="default"/>
+        <w:sz w:val="20"/>
+      </w:rPr>
+    </w:lvl>
+    <w:lvl w:ilvl="3" w:tentative="1">
+      <w:start w:val="1"/>
+      <w:numFmt w:val="bullet"/>
+      <w:lvlText w:val=""/>
+      <w:lvlJc w:val="left"/>
+      <w:pPr>
+        <w:tabs>
+          <w:tab w:val="num" w:pos="2880"/>
+        </w:tabs>
+        <w:ind w:left="2880" w:hanging="360"/>
+      </w:pPr>
+      <w:rPr>
+        <w:rFonts w:ascii="Wingdings" w:hAnsi="Wingdings" w:hint="default"/>
+        <w:sz w:val="20"/>
+      </w:rPr>
+    </w:lvl>
+    <w:lvl w:ilvl="4" w:tentative="1">
+      <w:start w:val="1"/>
+      <w:numFmt w:val="bullet"/>
+      <w:lvlText w:val=""/>
+      <w:lvlJc w:val="left"/>
+      <w:pPr>
+        <w:tabs>
+          <w:tab w:val="num" w:pos="3600"/>
+        </w:tabs>
+        <w:ind w:left="3600" w:hanging="360"/>
+      </w:pPr>
+      <w:rPr>
+        <w:rFonts w:ascii="Wingdings" w:hAnsi="Wingdings" w:hint="default"/>
+        <w:sz w:val="20"/>
+      </w:rPr>
+    </w:lvl>
+    <w:lvl w:ilvl="5" w:tentative="1">
+      <w:start w:val="1"/>
+      <w:numFmt w:val="bullet"/>
+      <w:lvlText w:val=""/>
+      <w:lvlJc w:val="left"/>
+      <w:pPr>
+        <w:tabs>
+          <w:tab w:val="num" w:pos="4320"/>
+        </w:tabs>
+        <w:ind w:left="4320" w:hanging="360"/>
+      </w:pPr>
+      <w:rPr>
+        <w:rFonts w:ascii="Wingdings" w:hAnsi="Wingdings" w:hint="default"/>
+        <w:sz w:val="20"/>
+      </w:rPr>
+    </w:lvl>
+    <w:lvl w:ilvl="6" w:tentative="1">
+      <w:start w:val="1"/>
+      <w:numFmt w:val="bullet"/>
+      <w:lvlText w:val=""/>
+      <w:lvlJc w:val="left"/>
+      <w:pPr>
+        <w:tabs>
+          <w:tab w:val="num" w:pos="5040"/>
+        </w:tabs>
+        <w:ind w:left="5040" w:hanging="360"/>
+      </w:pPr>
+      <w:rPr>
+        <w:rFonts w:ascii="Wingdings" w:hAnsi="Wingdings" w:hint="default"/>
+        <w:sz w:val="20"/>
+      </w:rPr>
+    </w:lvl>
+    <w:lvl w:ilvl="7" w:tentative="1">
+      <w:start w:val="1"/>
+      <w:numFmt w:val="bullet"/>
+      <w:lvlText w:val=""/>
+      <w:lvlJc w:val="left"/>
+      <w:pPr>
+        <w:tabs>
+          <w:tab w:val="num" w:pos="5760"/>
+        </w:tabs>
+        <w:ind w:left="5760" w:hanging="360"/>
+      </w:pPr>
+      <w:rPr>
+        <w:rFonts w:ascii="Wingdings" w:hAnsi="Wingdings" w:hint="default"/>
+        <w:sz w:val="20"/>
+      </w:rPr>
+    </w:lvl>
+    <w:lvl w:ilvl="8" w:tentative="1">
+      <w:start w:val="1"/>
+      <w:numFmt w:val="bullet"/>
+      <w:lvlText w:val=""/>
+      <w:lvlJc w:val="left"/>
+      <w:pPr>
+        <w:tabs>
+          <w:tab w:val="num" w:pos="6480"/>
+        </w:tabs>
+        <w:ind w:left="6480" w:hanging="360"/>
+      </w:pPr>
+      <w:rPr>
+        <w:rFonts w:ascii="Wingdings" w:hAnsi="Wingdings" w:hint="default"/>
+        <w:sz w:val="20"/>
+      </w:rPr>
+    </w:lvl>
+  </w:abstractNum>
+  <w:abstractNum w:abstractNumId="15" w15:restartNumberingAfterBreak="0">
+    <w:nsid w:val="43DA4B51"/>
+    <w:multiLevelType w:val="multilevel"/>
+    <w:tmpl w:val="5882D8DA"/>
+    <w:lvl w:ilvl="0">
+      <w:start w:val="1"/>
+      <w:numFmt w:val="bullet"/>
+      <w:lvlText w:val=""/>
+      <w:lvlJc w:val="left"/>
+      <w:pPr>
+        <w:tabs>
+          <w:tab w:val="num" w:pos="720"/>
+        </w:tabs>
+        <w:ind w:left="720" w:hanging="360"/>
+      </w:pPr>
+      <w:rPr>
+        <w:rFonts w:ascii="Symbol" w:hAnsi="Symbol" w:hint="default"/>
+        <w:sz w:val="20"/>
+      </w:rPr>
+    </w:lvl>
+    <w:lvl w:ilvl="1" w:tentative="1">
+      <w:start w:val="1"/>
+      <w:numFmt w:val="bullet"/>
+      <w:lvlText w:val="o"/>
+      <w:lvlJc w:val="left"/>
+      <w:pPr>
+        <w:tabs>
+          <w:tab w:val="num" w:pos="1440"/>
+        </w:tabs>
+        <w:ind w:left="1440" w:hanging="360"/>
+      </w:pPr>
+      <w:rPr>
+        <w:rFonts w:ascii="Courier New" w:hAnsi="Courier New" w:hint="default"/>
+        <w:sz w:val="20"/>
+      </w:rPr>
+    </w:lvl>
+    <w:lvl w:ilvl="2" w:tentative="1">
+      <w:start w:val="1"/>
+      <w:numFmt w:val="bullet"/>
+      <w:lvlText w:val=""/>
+      <w:lvlJc w:val="left"/>
+      <w:pPr>
+        <w:tabs>
+          <w:tab w:val="num" w:pos="2160"/>
+        </w:tabs>
+        <w:ind w:left="2160" w:hanging="360"/>
+      </w:pPr>
+      <w:rPr>
+        <w:rFonts w:ascii="Wingdings" w:hAnsi="Wingdings" w:hint="default"/>
+        <w:sz w:val="20"/>
+      </w:rPr>
+    </w:lvl>
+    <w:lvl w:ilvl="3" w:tentative="1">
+      <w:start w:val="1"/>
+      <w:numFmt w:val="bullet"/>
+      <w:lvlText w:val=""/>
+      <w:lvlJc w:val="left"/>
+      <w:pPr>
+        <w:tabs>
+          <w:tab w:val="num" w:pos="2880"/>
+        </w:tabs>
+        <w:ind w:left="2880" w:hanging="360"/>
+      </w:pPr>
+      <w:rPr>
+        <w:rFonts w:ascii="Wingdings" w:hAnsi="Wingdings" w:hint="default"/>
+        <w:sz w:val="20"/>
+      </w:rPr>
+    </w:lvl>
+    <w:lvl w:ilvl="4" w:tentative="1">
+      <w:start w:val="1"/>
+      <w:numFmt w:val="bullet"/>
+      <w:lvlText w:val=""/>
+      <w:lvlJc w:val="left"/>
+      <w:pPr>
+        <w:tabs>
+          <w:tab w:val="num" w:pos="3600"/>
+        </w:tabs>
+        <w:ind w:left="3600" w:hanging="360"/>
+      </w:pPr>
+      <w:rPr>
+        <w:rFonts w:ascii="Wingdings" w:hAnsi="Wingdings" w:hint="default"/>
+        <w:sz w:val="20"/>
+      </w:rPr>
+    </w:lvl>
+    <w:lvl w:ilvl="5" w:tentative="1">
+      <w:start w:val="1"/>
+      <w:numFmt w:val="bullet"/>
+      <w:lvlText w:val=""/>
+      <w:lvlJc w:val="left"/>
+      <w:pPr>
+        <w:tabs>
+          <w:tab w:val="num" w:pos="4320"/>
+        </w:tabs>
+        <w:ind w:left="4320" w:hanging="360"/>
+      </w:pPr>
+      <w:rPr>
+        <w:rFonts w:ascii="Wingdings" w:hAnsi="Wingdings" w:hint="default"/>
+        <w:sz w:val="20"/>
+      </w:rPr>
+    </w:lvl>
+    <w:lvl w:ilvl="6" w:tentative="1">
+      <w:start w:val="1"/>
+      <w:numFmt w:val="bullet"/>
+      <w:lvlText w:val=""/>
+      <w:lvlJc w:val="left"/>
+      <w:pPr>
+        <w:tabs>
+          <w:tab w:val="num" w:pos="5040"/>
+        </w:tabs>
+        <w:ind w:left="5040" w:hanging="360"/>
+      </w:pPr>
+      <w:rPr>
+        <w:rFonts w:ascii="Wingdings" w:hAnsi="Wingdings" w:hint="default"/>
+        <w:sz w:val="20"/>
+      </w:rPr>
+    </w:lvl>
+    <w:lvl w:ilvl="7" w:tentative="1">
+      <w:start w:val="1"/>
+      <w:numFmt w:val="bullet"/>
+      <w:lvlText w:val=""/>
+      <w:lvlJc w:val="left"/>
+      <w:pPr>
+        <w:tabs>
+          <w:tab w:val="num" w:pos="5760"/>
+        </w:tabs>
+        <w:ind w:left="5760" w:hanging="360"/>
+      </w:pPr>
+      <w:rPr>
+        <w:rFonts w:ascii="Wingdings" w:hAnsi="Wingdings" w:hint="default"/>
+        <w:sz w:val="20"/>
+      </w:rPr>
+    </w:lvl>
+    <w:lvl w:ilvl="8" w:tentative="1">
+      <w:start w:val="1"/>
+      <w:numFmt w:val="bullet"/>
+      <w:lvlText w:val=""/>
+      <w:lvlJc w:val="left"/>
+      <w:pPr>
+        <w:tabs>
+          <w:tab w:val="num" w:pos="6480"/>
+        </w:tabs>
+        <w:ind w:left="6480" w:hanging="360"/>
+      </w:pPr>
+      <w:rPr>
+        <w:rFonts w:ascii="Wingdings" w:hAnsi="Wingdings" w:hint="default"/>
+        <w:sz w:val="20"/>
+      </w:rPr>
+    </w:lvl>
+  </w:abstractNum>
+  <w:abstractNum w:abstractNumId="16" w15:restartNumberingAfterBreak="0">
+    <w:nsid w:val="464B6291"/>
+    <w:multiLevelType w:val="multilevel"/>
+    <w:tmpl w:val="4378C8BC"/>
+    <w:lvl w:ilvl="0">
+      <w:start w:val="1"/>
+      <w:numFmt w:val="bullet"/>
+      <w:lvlText w:val=""/>
+      <w:lvlJc w:val="left"/>
+      <w:pPr>
+        <w:tabs>
+          <w:tab w:val="num" w:pos="720"/>
+        </w:tabs>
+        <w:ind w:left="720" w:hanging="360"/>
+      </w:pPr>
+      <w:rPr>
+        <w:rFonts w:ascii="Symbol" w:hAnsi="Symbol" w:hint="default"/>
+        <w:sz w:val="20"/>
+      </w:rPr>
+    </w:lvl>
+    <w:lvl w:ilvl="1" w:tentative="1">
+      <w:start w:val="1"/>
+      <w:numFmt w:val="bullet"/>
+      <w:lvlText w:val="o"/>
+      <w:lvlJc w:val="left"/>
+      <w:pPr>
+        <w:tabs>
+          <w:tab w:val="num" w:pos="1440"/>
+        </w:tabs>
+        <w:ind w:left="1440" w:hanging="360"/>
+      </w:pPr>
+      <w:rPr>
+        <w:rFonts w:ascii="Courier New" w:hAnsi="Courier New" w:hint="default"/>
+        <w:sz w:val="20"/>
+      </w:rPr>
+    </w:lvl>
+    <w:lvl w:ilvl="2" w:tentative="1">
+      <w:start w:val="1"/>
+      <w:numFmt w:val="bullet"/>
+      <w:lvlText w:val=""/>
+      <w:lvlJc w:val="left"/>
+      <w:pPr>
+        <w:tabs>
+          <w:tab w:val="num" w:pos="2160"/>
+        </w:tabs>
+        <w:ind w:left="2160" w:hanging="360"/>
+      </w:pPr>
+      <w:rPr>
+        <w:rFonts w:ascii="Wingdings" w:hAnsi="Wingdings" w:hint="default"/>
+        <w:sz w:val="20"/>
+      </w:rPr>
+    </w:lvl>
+    <w:lvl w:ilvl="3" w:tentative="1">
+      <w:start w:val="1"/>
+      <w:numFmt w:val="bullet"/>
+      <w:lvlText w:val=""/>
+      <w:lvlJc w:val="left"/>
+      <w:pPr>
+        <w:tabs>
+          <w:tab w:val="num" w:pos="2880"/>
+        </w:tabs>
+        <w:ind w:left="2880" w:hanging="360"/>
+      </w:pPr>
+      <w:rPr>
+        <w:rFonts w:ascii="Wingdings" w:hAnsi="Wingdings" w:hint="default"/>
+        <w:sz w:val="20"/>
+      </w:rPr>
+    </w:lvl>
+    <w:lvl w:ilvl="4" w:tentative="1">
+      <w:start w:val="1"/>
+      <w:numFmt w:val="bullet"/>
+      <w:lvlText w:val=""/>
+      <w:lvlJc w:val="left"/>
+      <w:pPr>
+        <w:tabs>
+          <w:tab w:val="num" w:pos="3600"/>
+        </w:tabs>
+        <w:ind w:left="3600" w:hanging="360"/>
+      </w:pPr>
+      <w:rPr>
+        <w:rFonts w:ascii="Wingdings" w:hAnsi="Wingdings" w:hint="default"/>
+        <w:sz w:val="20"/>
+      </w:rPr>
+    </w:lvl>
+    <w:lvl w:ilvl="5" w:tentative="1">
+      <w:start w:val="1"/>
+      <w:numFmt w:val="bullet"/>
+      <w:lvlText w:val=""/>
+      <w:lvlJc w:val="left"/>
+      <w:pPr>
+        <w:tabs>
+          <w:tab w:val="num" w:pos="4320"/>
+        </w:tabs>
+        <w:ind w:left="4320" w:hanging="360"/>
+      </w:pPr>
+      <w:rPr>
+        <w:rFonts w:ascii="Wingdings" w:hAnsi="Wingdings" w:hint="default"/>
+        <w:sz w:val="20"/>
+      </w:rPr>
+    </w:lvl>
+    <w:lvl w:ilvl="6" w:tentative="1">
+      <w:start w:val="1"/>
+      <w:numFmt w:val="bullet"/>
+      <w:lvlText w:val=""/>
+      <w:lvlJc w:val="left"/>
+      <w:pPr>
+        <w:tabs>
+          <w:tab w:val="num" w:pos="5040"/>
+        </w:tabs>
+        <w:ind w:left="5040" w:hanging="360"/>
+      </w:pPr>
+      <w:rPr>
+        <w:rFonts w:ascii="Wingdings" w:hAnsi="Wingdings" w:hint="default"/>
+        <w:sz w:val="20"/>
+      </w:rPr>
+    </w:lvl>
+    <w:lvl w:ilvl="7" w:tentative="1">
+      <w:start w:val="1"/>
+      <w:numFmt w:val="bullet"/>
+      <w:lvlText w:val=""/>
+      <w:lvlJc w:val="left"/>
+      <w:pPr>
+        <w:tabs>
+          <w:tab w:val="num" w:pos="5760"/>
+        </w:tabs>
+        <w:ind w:left="5760" w:hanging="360"/>
+      </w:pPr>
+      <w:rPr>
+        <w:rFonts w:ascii="Wingdings" w:hAnsi="Wingdings" w:hint="default"/>
+        <w:sz w:val="20"/>
+      </w:rPr>
+    </w:lvl>
+    <w:lvl w:ilvl="8" w:tentative="1">
+      <w:start w:val="1"/>
+      <w:numFmt w:val="bullet"/>
+      <w:lvlText w:val=""/>
+      <w:lvlJc w:val="left"/>
+      <w:pPr>
+        <w:tabs>
+          <w:tab w:val="num" w:pos="6480"/>
+        </w:tabs>
+        <w:ind w:left="6480" w:hanging="360"/>
+      </w:pPr>
+      <w:rPr>
+        <w:rFonts w:ascii="Wingdings" w:hAnsi="Wingdings" w:hint="default"/>
+        <w:sz w:val="20"/>
+      </w:rPr>
+    </w:lvl>
+  </w:abstractNum>
+  <w:abstractNum w:abstractNumId="17" w15:restartNumberingAfterBreak="0">
+    <w:nsid w:val="48C6272A"/>
+    <w:multiLevelType w:val="multilevel"/>
+    <w:tmpl w:val="3A58C1FA"/>
+    <w:lvl w:ilvl="0">
+      <w:start w:val="1"/>
+      <w:numFmt w:val="bullet"/>
+      <w:lvlText w:val=""/>
+      <w:lvlJc w:val="left"/>
+      <w:pPr>
+        <w:tabs>
+          <w:tab w:val="num" w:pos="720"/>
+        </w:tabs>
+        <w:ind w:left="720" w:hanging="360"/>
+      </w:pPr>
+      <w:rPr>
+        <w:rFonts w:ascii="Symbol" w:hAnsi="Symbol" w:hint="default"/>
+        <w:sz w:val="20"/>
+      </w:rPr>
+    </w:lvl>
+    <w:lvl w:ilvl="1" w:tentative="1">
+      <w:start w:val="1"/>
+      <w:numFmt w:val="bullet"/>
+      <w:lvlText w:val="o"/>
+      <w:lvlJc w:val="left"/>
+      <w:pPr>
+        <w:tabs>
+          <w:tab w:val="num" w:pos="1440"/>
+        </w:tabs>
+        <w:ind w:left="1440" w:hanging="360"/>
+      </w:pPr>
+      <w:rPr>
+        <w:rFonts w:ascii="Courier New" w:hAnsi="Courier New" w:hint="default"/>
+        <w:sz w:val="20"/>
+      </w:rPr>
+    </w:lvl>
+    <w:lvl w:ilvl="2" w:tentative="1">
+      <w:start w:val="1"/>
+      <w:numFmt w:val="bullet"/>
+      <w:lvlText w:val=""/>
+      <w:lvlJc w:val="left"/>
+      <w:pPr>
+        <w:tabs>
+          <w:tab w:val="num" w:pos="2160"/>
+        </w:tabs>
+        <w:ind w:left="2160" w:hanging="360"/>
+      </w:pPr>
+      <w:rPr>
+        <w:rFonts w:ascii="Wingdings" w:hAnsi="Wingdings" w:hint="default"/>
+        <w:sz w:val="20"/>
+      </w:rPr>
+    </w:lvl>
+    <w:lvl w:ilvl="3" w:tentative="1">
+      <w:start w:val="1"/>
+      <w:numFmt w:val="bullet"/>
+      <w:lvlText w:val=""/>
+      <w:lvlJc w:val="left"/>
+      <w:pPr>
+        <w:tabs>
+          <w:tab w:val="num" w:pos="2880"/>
+        </w:tabs>
+        <w:ind w:left="2880" w:hanging="360"/>
+      </w:pPr>
+      <w:rPr>
+        <w:rFonts w:ascii="Wingdings" w:hAnsi="Wingdings" w:hint="default"/>
+        <w:sz w:val="20"/>
+      </w:rPr>
+    </w:lvl>
+    <w:lvl w:ilvl="4" w:tentative="1">
+      <w:start w:val="1"/>
+      <w:numFmt w:val="bullet"/>
+      <w:lvlText w:val=""/>
+      <w:lvlJc w:val="left"/>
+      <w:pPr>
+        <w:tabs>
+          <w:tab w:val="num" w:pos="3600"/>
+        </w:tabs>
+        <w:ind w:left="3600" w:hanging="360"/>
+      </w:pPr>
+      <w:rPr>
+        <w:rFonts w:ascii="Wingdings" w:hAnsi="Wingdings" w:hint="default"/>
+        <w:sz w:val="20"/>
+      </w:rPr>
+    </w:lvl>
+    <w:lvl w:ilvl="5" w:tentative="1">
+      <w:start w:val="1"/>
+      <w:numFmt w:val="bullet"/>
+      <w:lvlText w:val=""/>
+      <w:lvlJc w:val="left"/>
+      <w:pPr>
+        <w:tabs>
+          <w:tab w:val="num" w:pos="4320"/>
+        </w:tabs>
+        <w:ind w:left="4320" w:hanging="360"/>
+      </w:pPr>
+      <w:rPr>
+        <w:rFonts w:ascii="Wingdings" w:hAnsi="Wingdings" w:hint="default"/>
+        <w:sz w:val="20"/>
+      </w:rPr>
+    </w:lvl>
+    <w:lvl w:ilvl="6" w:tentative="1">
+      <w:start w:val="1"/>
+      <w:numFmt w:val="bullet"/>
+      <w:lvlText w:val=""/>
+      <w:lvlJc w:val="left"/>
+      <w:pPr>
+        <w:tabs>
+          <w:tab w:val="num" w:pos="5040"/>
+        </w:tabs>
+        <w:ind w:left="5040" w:hanging="360"/>
+      </w:pPr>
+      <w:rPr>
+        <w:rFonts w:ascii="Wingdings" w:hAnsi="Wingdings" w:hint="default"/>
+        <w:sz w:val="20"/>
+      </w:rPr>
+    </w:lvl>
+    <w:lvl w:ilvl="7" w:tentative="1">
+      <w:start w:val="1"/>
+      <w:numFmt w:val="bullet"/>
+      <w:lvlText w:val=""/>
+      <w:lvlJc w:val="left"/>
+      <w:pPr>
+        <w:tabs>
+          <w:tab w:val="num" w:pos="5760"/>
+        </w:tabs>
+        <w:ind w:left="5760" w:hanging="360"/>
+      </w:pPr>
+      <w:rPr>
+        <w:rFonts w:ascii="Wingdings" w:hAnsi="Wingdings" w:hint="default"/>
+        <w:sz w:val="20"/>
+      </w:rPr>
+    </w:lvl>
+    <w:lvl w:ilvl="8" w:tentative="1">
+      <w:start w:val="1"/>
+      <w:numFmt w:val="bullet"/>
+      <w:lvlText w:val=""/>
+      <w:lvlJc w:val="left"/>
+      <w:pPr>
+        <w:tabs>
+          <w:tab w:val="num" w:pos="6480"/>
+        </w:tabs>
+        <w:ind w:left="6480" w:hanging="360"/>
+      </w:pPr>
+      <w:rPr>
+        <w:rFonts w:ascii="Wingdings" w:hAnsi="Wingdings" w:hint="default"/>
+        <w:sz w:val="20"/>
+      </w:rPr>
+    </w:lvl>
+  </w:abstractNum>
+  <w:abstractNum w:abstractNumId="18" w15:restartNumberingAfterBreak="0">
+    <w:nsid w:val="4AAD2602"/>
+    <w:multiLevelType w:val="multilevel"/>
+    <w:tmpl w:val="977616FA"/>
+    <w:lvl w:ilvl="0">
+      <w:start w:val="1"/>
+      <w:numFmt w:val="bullet"/>
+      <w:lvlText w:val=""/>
+      <w:lvlJc w:val="left"/>
+      <w:pPr>
+        <w:tabs>
+          <w:tab w:val="num" w:pos="720"/>
+        </w:tabs>
+        <w:ind w:left="720" w:hanging="360"/>
+      </w:pPr>
+      <w:rPr>
+        <w:rFonts w:ascii="Symbol" w:hAnsi="Symbol" w:hint="default"/>
+        <w:sz w:val="20"/>
+      </w:rPr>
+    </w:lvl>
+    <w:lvl w:ilvl="1" w:tentative="1">
+      <w:start w:val="1"/>
+      <w:numFmt w:val="bullet"/>
+      <w:lvlText w:val="o"/>
+      <w:lvlJc w:val="left"/>
+      <w:pPr>
+        <w:tabs>
+          <w:tab w:val="num" w:pos="1440"/>
+        </w:tabs>
+        <w:ind w:left="1440" w:hanging="360"/>
+      </w:pPr>
+      <w:rPr>
+        <w:rFonts w:ascii="Courier New" w:hAnsi="Courier New" w:hint="default"/>
+        <w:sz w:val="20"/>
+      </w:rPr>
+    </w:lvl>
+    <w:lvl w:ilvl="2" w:tentative="1">
+      <w:start w:val="1"/>
+      <w:numFmt w:val="bullet"/>
+      <w:lvlText w:val=""/>
+      <w:lvlJc w:val="left"/>
+      <w:pPr>
+        <w:tabs>
+          <w:tab w:val="num" w:pos="2160"/>
+        </w:tabs>
+        <w:ind w:left="2160" w:hanging="360"/>
+      </w:pPr>
+      <w:rPr>
+        <w:rFonts w:ascii="Wingdings" w:hAnsi="Wingdings" w:hint="default"/>
+        <w:sz w:val="20"/>
+      </w:rPr>
+    </w:lvl>
+    <w:lvl w:ilvl="3" w:tentative="1">
+      <w:start w:val="1"/>
+      <w:numFmt w:val="bullet"/>
+      <w:lvlText w:val=""/>
+      <w:lvlJc w:val="left"/>
+      <w:pPr>
+        <w:tabs>
+          <w:tab w:val="num" w:pos="2880"/>
+        </w:tabs>
+        <w:ind w:left="2880" w:hanging="360"/>
+      </w:pPr>
+      <w:rPr>
+        <w:rFonts w:ascii="Wingdings" w:hAnsi="Wingdings" w:hint="default"/>
+        <w:sz w:val="20"/>
+      </w:rPr>
+    </w:lvl>
+    <w:lvl w:ilvl="4" w:tentative="1">
+      <w:start w:val="1"/>
+      <w:numFmt w:val="bullet"/>
+      <w:lvlText w:val=""/>
+      <w:lvlJc w:val="left"/>
+      <w:pPr>
+        <w:tabs>
+          <w:tab w:val="num" w:pos="3600"/>
+        </w:tabs>
+        <w:ind w:left="3600" w:hanging="360"/>
+      </w:pPr>
+      <w:rPr>
+        <w:rFonts w:ascii="Wingdings" w:hAnsi="Wingdings" w:hint="default"/>
+        <w:sz w:val="20"/>
+      </w:rPr>
+    </w:lvl>
+    <w:lvl w:ilvl="5" w:tentative="1">
+      <w:start w:val="1"/>
+      <w:numFmt w:val="bullet"/>
+      <w:lvlText w:val=""/>
+      <w:lvlJc w:val="left"/>
+      <w:pPr>
+        <w:tabs>
+          <w:tab w:val="num" w:pos="4320"/>
+        </w:tabs>
+        <w:ind w:left="4320" w:hanging="360"/>
+      </w:pPr>
+      <w:rPr>
+        <w:rFonts w:ascii="Wingdings" w:hAnsi="Wingdings" w:hint="default"/>
+        <w:sz w:val="20"/>
+      </w:rPr>
+    </w:lvl>
+    <w:lvl w:ilvl="6" w:tentative="1">
+      <w:start w:val="1"/>
+      <w:numFmt w:val="bullet"/>
+      <w:lvlText w:val=""/>
+      <w:lvlJc w:val="left"/>
+      <w:pPr>
+        <w:tabs>
+          <w:tab w:val="num" w:pos="5040"/>
+        </w:tabs>
+        <w:ind w:left="5040" w:hanging="360"/>
+      </w:pPr>
+      <w:rPr>
+        <w:rFonts w:ascii="Wingdings" w:hAnsi="Wingdings" w:hint="default"/>
+        <w:sz w:val="20"/>
+      </w:rPr>
+    </w:lvl>
+    <w:lvl w:ilvl="7" w:tentative="1">
+      <w:start w:val="1"/>
+      <w:numFmt w:val="bullet"/>
+      <w:lvlText w:val=""/>
+      <w:lvlJc w:val="left"/>
+      <w:pPr>
+        <w:tabs>
+          <w:tab w:val="num" w:pos="5760"/>
+        </w:tabs>
+        <w:ind w:left="5760" w:hanging="360"/>
+      </w:pPr>
+      <w:rPr>
+        <w:rFonts w:ascii="Wingdings" w:hAnsi="Wingdings" w:hint="default"/>
+        <w:sz w:val="20"/>
+      </w:rPr>
+    </w:lvl>
+    <w:lvl w:ilvl="8" w:tentative="1">
+      <w:start w:val="1"/>
+      <w:numFmt w:val="bullet"/>
+      <w:lvlText w:val=""/>
+      <w:lvlJc w:val="left"/>
+      <w:pPr>
+        <w:tabs>
+          <w:tab w:val="num" w:pos="6480"/>
+        </w:tabs>
+        <w:ind w:left="6480" w:hanging="360"/>
+      </w:pPr>
+      <w:rPr>
+        <w:rFonts w:ascii="Wingdings" w:hAnsi="Wingdings" w:hint="default"/>
+        <w:sz w:val="20"/>
+      </w:rPr>
+    </w:lvl>
+  </w:abstractNum>
+  <w:abstractNum w:abstractNumId="19" w15:restartNumberingAfterBreak="0">
+    <w:nsid w:val="4C8A0941"/>
+    <w:multiLevelType w:val="multilevel"/>
+    <w:tmpl w:val="5D02900E"/>
+    <w:lvl w:ilvl="0">
+      <w:start w:val="1"/>
+      <w:numFmt w:val="bullet"/>
+      <w:lvlText w:val=""/>
+      <w:lvlJc w:val="left"/>
+      <w:pPr>
+        <w:tabs>
+          <w:tab w:val="num" w:pos="720"/>
+        </w:tabs>
+        <w:ind w:left="720" w:hanging="360"/>
+      </w:pPr>
+      <w:rPr>
+        <w:rFonts w:ascii="Symbol" w:hAnsi="Symbol" w:hint="default"/>
+        <w:sz w:val="20"/>
+      </w:rPr>
+    </w:lvl>
+    <w:lvl w:ilvl="1" w:tentative="1">
+      <w:start w:val="1"/>
+      <w:numFmt w:val="bullet"/>
+      <w:lvlText w:val="o"/>
+      <w:lvlJc w:val="left"/>
+      <w:pPr>
+        <w:tabs>
+          <w:tab w:val="num" w:pos="1440"/>
+        </w:tabs>
+        <w:ind w:left="1440" w:hanging="360"/>
+      </w:pPr>
+      <w:rPr>
+        <w:rFonts w:ascii="Courier New" w:hAnsi="Courier New" w:hint="default"/>
+        <w:sz w:val="20"/>
+      </w:rPr>
+    </w:lvl>
+    <w:lvl w:ilvl="2" w:tentative="1">
+      <w:start w:val="1"/>
+      <w:numFmt w:val="bullet"/>
+      <w:lvlText w:val=""/>
+      <w:lvlJc w:val="left"/>
+      <w:pPr>
+        <w:tabs>
+          <w:tab w:val="num" w:pos="2160"/>
+        </w:tabs>
+        <w:ind w:left="2160" w:hanging="360"/>
+      </w:pPr>
+      <w:rPr>
+        <w:rFonts w:ascii="Wingdings" w:hAnsi="Wingdings" w:hint="default"/>
+        <w:sz w:val="20"/>
+      </w:rPr>
+    </w:lvl>
+    <w:lvl w:ilvl="3" w:tentative="1">
+      <w:start w:val="1"/>
+      <w:numFmt w:val="bullet"/>
+      <w:lvlText w:val=""/>
+      <w:lvlJc w:val="left"/>
+      <w:pPr>
+        <w:tabs>
+          <w:tab w:val="num" w:pos="2880"/>
+        </w:tabs>
+        <w:ind w:left="2880" w:hanging="360"/>
+      </w:pPr>
+      <w:rPr>
+        <w:rFonts w:ascii="Wingdings" w:hAnsi="Wingdings" w:hint="default"/>
+        <w:sz w:val="20"/>
+      </w:rPr>
+    </w:lvl>
+    <w:lvl w:ilvl="4" w:tentative="1">
+      <w:start w:val="1"/>
+      <w:numFmt w:val="bullet"/>
+      <w:lvlText w:val=""/>
+      <w:lvlJc w:val="left"/>
+      <w:pPr>
+        <w:tabs>
+          <w:tab w:val="num" w:pos="3600"/>
+        </w:tabs>
+        <w:ind w:left="3600" w:hanging="360"/>
+      </w:pPr>
+      <w:rPr>
+        <w:rFonts w:ascii="Wingdings" w:hAnsi="Wingdings" w:hint="default"/>
+        <w:sz w:val="20"/>
+      </w:rPr>
+    </w:lvl>
+    <w:lvl w:ilvl="5" w:tentative="1">
+      <w:start w:val="1"/>
+      <w:numFmt w:val="bullet"/>
+      <w:lvlText w:val=""/>
+      <w:lvlJc w:val="left"/>
+      <w:pPr>
+        <w:tabs>
+          <w:tab w:val="num" w:pos="4320"/>
+        </w:tabs>
+        <w:ind w:left="4320" w:hanging="360"/>
+      </w:pPr>
+      <w:rPr>
+        <w:rFonts w:ascii="Wingdings" w:hAnsi="Wingdings" w:hint="default"/>
+        <w:sz w:val="20"/>
+      </w:rPr>
+    </w:lvl>
+    <w:lvl w:ilvl="6" w:tentative="1">
+      <w:start w:val="1"/>
+      <w:numFmt w:val="bullet"/>
+      <w:lvlText w:val=""/>
+      <w:lvlJc w:val="left"/>
+      <w:pPr>
+        <w:tabs>
+          <w:tab w:val="num" w:pos="5040"/>
+        </w:tabs>
+        <w:ind w:left="5040" w:hanging="360"/>
+      </w:pPr>
+      <w:rPr>
+        <w:rFonts w:ascii="Wingdings" w:hAnsi="Wingdings" w:hint="default"/>
+        <w:sz w:val="20"/>
+      </w:rPr>
+    </w:lvl>
+    <w:lvl w:ilvl="7" w:tentative="1">
+      <w:start w:val="1"/>
+      <w:numFmt w:val="bullet"/>
+      <w:lvlText w:val=""/>
+      <w:lvlJc w:val="left"/>
+      <w:pPr>
+        <w:tabs>
+          <w:tab w:val="num" w:pos="5760"/>
+        </w:tabs>
+        <w:ind w:left="5760" w:hanging="360"/>
+      </w:pPr>
+      <w:rPr>
+        <w:rFonts w:ascii="Wingdings" w:hAnsi="Wingdings" w:hint="default"/>
+        <w:sz w:val="20"/>
+      </w:rPr>
+    </w:lvl>
+    <w:lvl w:ilvl="8" w:tentative="1">
+      <w:start w:val="1"/>
+      <w:numFmt w:val="bullet"/>
+      <w:lvlText w:val=""/>
+      <w:lvlJc w:val="left"/>
+      <w:pPr>
+        <w:tabs>
+          <w:tab w:val="num" w:pos="6480"/>
+        </w:tabs>
+        <w:ind w:left="6480" w:hanging="360"/>
+      </w:pPr>
+      <w:rPr>
+        <w:rFonts w:ascii="Wingdings" w:hAnsi="Wingdings" w:hint="default"/>
+        <w:sz w:val="20"/>
+      </w:rPr>
+    </w:lvl>
+  </w:abstractNum>
+  <w:abstractNum w:abstractNumId="20" w15:restartNumberingAfterBreak="0">
+    <w:nsid w:val="537C0334"/>
+    <w:multiLevelType w:val="multilevel"/>
+    <w:tmpl w:val="0FFA652C"/>
+    <w:lvl w:ilvl="0">
+      <w:start w:val="1"/>
+      <w:numFmt w:val="bullet"/>
+      <w:lvlText w:val=""/>
+      <w:lvlJc w:val="left"/>
+      <w:pPr>
+        <w:tabs>
+          <w:tab w:val="num" w:pos="720"/>
+        </w:tabs>
+        <w:ind w:left="720" w:hanging="360"/>
+      </w:pPr>
+      <w:rPr>
+        <w:rFonts w:ascii="Symbol" w:hAnsi="Symbol" w:hint="default"/>
+        <w:sz w:val="20"/>
+      </w:rPr>
+    </w:lvl>
+    <w:lvl w:ilvl="1" w:tentative="1">
+      <w:start w:val="1"/>
+      <w:numFmt w:val="bullet"/>
+      <w:lvlText w:val="o"/>
+      <w:lvlJc w:val="left"/>
+      <w:pPr>
+        <w:tabs>
+          <w:tab w:val="num" w:pos="1440"/>
+        </w:tabs>
+        <w:ind w:left="1440" w:hanging="360"/>
+      </w:pPr>
+      <w:rPr>
+        <w:rFonts w:ascii="Courier New" w:hAnsi="Courier New" w:hint="default"/>
+        <w:sz w:val="20"/>
+      </w:rPr>
+    </w:lvl>
+    <w:lvl w:ilvl="2" w:tentative="1">
+      <w:start w:val="1"/>
+      <w:numFmt w:val="bullet"/>
+      <w:lvlText w:val=""/>
+      <w:lvlJc w:val="left"/>
+      <w:pPr>
+        <w:tabs>
+          <w:tab w:val="num" w:pos="2160"/>
+        </w:tabs>
+        <w:ind w:left="2160" w:hanging="360"/>
+      </w:pPr>
+      <w:rPr>
+        <w:rFonts w:ascii="Wingdings" w:hAnsi="Wingdings" w:hint="default"/>
+        <w:sz w:val="20"/>
+      </w:rPr>
+    </w:lvl>
+    <w:lvl w:ilvl="3" w:tentative="1">
+      <w:start w:val="1"/>
+      <w:numFmt w:val="bullet"/>
+      <w:lvlText w:val=""/>
+      <w:lvlJc w:val="left"/>
+      <w:pPr>
+        <w:tabs>
+          <w:tab w:val="num" w:pos="2880"/>
+        </w:tabs>
+        <w:ind w:left="2880" w:hanging="360"/>
+      </w:pPr>
+      <w:rPr>
+        <w:rFonts w:ascii="Wingdings" w:hAnsi="Wingdings" w:hint="default"/>
+        <w:sz w:val="20"/>
+      </w:rPr>
+    </w:lvl>
+    <w:lvl w:ilvl="4" w:tentative="1">
+      <w:start w:val="1"/>
+      <w:numFmt w:val="bullet"/>
+      <w:lvlText w:val=""/>
+      <w:lvlJc w:val="left"/>
+      <w:pPr>
+        <w:tabs>
+          <w:tab w:val="num" w:pos="3600"/>
+        </w:tabs>
+        <w:ind w:left="3600" w:hanging="360"/>
+      </w:pPr>
+      <w:rPr>
+        <w:rFonts w:ascii="Wingdings" w:hAnsi="Wingdings" w:hint="default"/>
+        <w:sz w:val="20"/>
+      </w:rPr>
+    </w:lvl>
+    <w:lvl w:ilvl="5" w:tentative="1">
+      <w:start w:val="1"/>
+      <w:numFmt w:val="bullet"/>
+      <w:lvlText w:val=""/>
+      <w:lvlJc w:val="left"/>
+      <w:pPr>
+        <w:tabs>
+          <w:tab w:val="num" w:pos="4320"/>
+        </w:tabs>
+        <w:ind w:left="4320" w:hanging="360"/>
+      </w:pPr>
+      <w:rPr>
+        <w:rFonts w:ascii="Wingdings" w:hAnsi="Wingdings" w:hint="default"/>
+        <w:sz w:val="20"/>
+      </w:rPr>
+    </w:lvl>
+    <w:lvl w:ilvl="6" w:tentative="1">
+      <w:start w:val="1"/>
+      <w:numFmt w:val="bullet"/>
+      <w:lvlText w:val=""/>
+      <w:lvlJc w:val="left"/>
+      <w:pPr>
+        <w:tabs>
+          <w:tab w:val="num" w:pos="5040"/>
+        </w:tabs>
+        <w:ind w:left="5040" w:hanging="360"/>
+      </w:pPr>
+      <w:rPr>
+        <w:rFonts w:ascii="Wingdings" w:hAnsi="Wingdings" w:hint="default"/>
+        <w:sz w:val="20"/>
+      </w:rPr>
+    </w:lvl>
+    <w:lvl w:ilvl="7" w:tentative="1">
+      <w:start w:val="1"/>
+      <w:numFmt w:val="bullet"/>
+      <w:lvlText w:val=""/>
+      <w:lvlJc w:val="left"/>
+      <w:pPr>
+        <w:tabs>
+          <w:tab w:val="num" w:pos="5760"/>
+        </w:tabs>
+        <w:ind w:left="5760" w:hanging="360"/>
+      </w:pPr>
+      <w:rPr>
+        <w:rFonts w:ascii="Wingdings" w:hAnsi="Wingdings" w:hint="default"/>
+        <w:sz w:val="20"/>
+      </w:rPr>
+    </w:lvl>
+    <w:lvl w:ilvl="8" w:tentative="1">
+      <w:start w:val="1"/>
+      <w:numFmt w:val="bullet"/>
+      <w:lvlText w:val=""/>
+      <w:lvlJc w:val="left"/>
+      <w:pPr>
+        <w:tabs>
+          <w:tab w:val="num" w:pos="6480"/>
+        </w:tabs>
+        <w:ind w:left="6480" w:hanging="360"/>
+      </w:pPr>
+      <w:rPr>
+        <w:rFonts w:ascii="Wingdings" w:hAnsi="Wingdings" w:hint="default"/>
+        <w:sz w:val="20"/>
+      </w:rPr>
+    </w:lvl>
+  </w:abstractNum>
+  <w:abstractNum w:abstractNumId="21" w15:restartNumberingAfterBreak="0">
+    <w:nsid w:val="57AE67A3"/>
+    <w:multiLevelType w:val="multilevel"/>
+    <w:tmpl w:val="4B185B62"/>
+    <w:lvl w:ilvl="0">
+      <w:start w:val="1"/>
+      <w:numFmt w:val="bullet"/>
+      <w:lvlText w:val=""/>
+      <w:lvlJc w:val="left"/>
+      <w:pPr>
+        <w:tabs>
+          <w:tab w:val="num" w:pos="720"/>
+        </w:tabs>
+        <w:ind w:left="720" w:hanging="360"/>
+      </w:pPr>
+      <w:rPr>
+        <w:rFonts w:ascii="Symbol" w:hAnsi="Symbol" w:hint="default"/>
+        <w:sz w:val="20"/>
+      </w:rPr>
+    </w:lvl>
+    <w:lvl w:ilvl="1" w:tentative="1">
+      <w:start w:val="1"/>
+      <w:numFmt w:val="bullet"/>
+      <w:lvlText w:val="o"/>
+      <w:lvlJc w:val="left"/>
+      <w:pPr>
+        <w:tabs>
+          <w:tab w:val="num" w:pos="1440"/>
+        </w:tabs>
+        <w:ind w:left="1440" w:hanging="360"/>
+      </w:pPr>
+      <w:rPr>
+        <w:rFonts w:ascii="Courier New" w:hAnsi="Courier New" w:hint="default"/>
+        <w:sz w:val="20"/>
+      </w:rPr>
+    </w:lvl>
+    <w:lvl w:ilvl="2" w:tentative="1">
+      <w:start w:val="1"/>
+      <w:numFmt w:val="bullet"/>
+      <w:lvlText w:val=""/>
+      <w:lvlJc w:val="left"/>
+      <w:pPr>
+        <w:tabs>
+          <w:tab w:val="num" w:pos="2160"/>
+        </w:tabs>
+        <w:ind w:left="2160" w:hanging="360"/>
+      </w:pPr>
+      <w:rPr>
+        <w:rFonts w:ascii="Wingdings" w:hAnsi="Wingdings" w:hint="default"/>
+        <w:sz w:val="20"/>
+      </w:rPr>
+    </w:lvl>
+    <w:lvl w:ilvl="3" w:tentative="1">
+      <w:start w:val="1"/>
+      <w:numFmt w:val="bullet"/>
+      <w:lvlText w:val=""/>
+      <w:lvlJc w:val="left"/>
+      <w:pPr>
+        <w:tabs>
+          <w:tab w:val="num" w:pos="2880"/>
+        </w:tabs>
+        <w:ind w:left="2880" w:hanging="360"/>
+      </w:pPr>
+      <w:rPr>
+        <w:rFonts w:ascii="Wingdings" w:hAnsi="Wingdings" w:hint="default"/>
+        <w:sz w:val="20"/>
+      </w:rPr>
+    </w:lvl>
+    <w:lvl w:ilvl="4" w:tentative="1">
+      <w:start w:val="1"/>
+      <w:numFmt w:val="bullet"/>
+      <w:lvlText w:val=""/>
+      <w:lvlJc w:val="left"/>
+      <w:pPr>
+        <w:tabs>
+          <w:tab w:val="num" w:pos="3600"/>
+        </w:tabs>
+        <w:ind w:left="3600" w:hanging="360"/>
+      </w:pPr>
+      <w:rPr>
+        <w:rFonts w:ascii="Wingdings" w:hAnsi="Wingdings" w:hint="default"/>
+        <w:sz w:val="20"/>
+      </w:rPr>
+    </w:lvl>
+    <w:lvl w:ilvl="5" w:tentative="1">
+      <w:start w:val="1"/>
+      <w:numFmt w:val="bullet"/>
+      <w:lvlText w:val=""/>
+      <w:lvlJc w:val="left"/>
+      <w:pPr>
+        <w:tabs>
+          <w:tab w:val="num" w:pos="4320"/>
+        </w:tabs>
+        <w:ind w:left="4320" w:hanging="360"/>
+      </w:pPr>
+      <w:rPr>
+        <w:rFonts w:ascii="Wingdings" w:hAnsi="Wingdings" w:hint="default"/>
+        <w:sz w:val="20"/>
+      </w:rPr>
+    </w:lvl>
+    <w:lvl w:ilvl="6" w:tentative="1">
+      <w:start w:val="1"/>
+      <w:numFmt w:val="bullet"/>
+      <w:lvlText w:val=""/>
+      <w:lvlJc w:val="left"/>
+      <w:pPr>
+        <w:tabs>
+          <w:tab w:val="num" w:pos="5040"/>
+        </w:tabs>
+        <w:ind w:left="5040" w:hanging="360"/>
+      </w:pPr>
+      <w:rPr>
+        <w:rFonts w:ascii="Wingdings" w:hAnsi="Wingdings" w:hint="default"/>
+        <w:sz w:val="20"/>
+      </w:rPr>
+    </w:lvl>
+    <w:lvl w:ilvl="7" w:tentative="1">
+      <w:start w:val="1"/>
+      <w:numFmt w:val="bullet"/>
+      <w:lvlText w:val=""/>
+      <w:lvlJc w:val="left"/>
+      <w:pPr>
+        <w:tabs>
+          <w:tab w:val="num" w:pos="5760"/>
+        </w:tabs>
+        <w:ind w:left="5760" w:hanging="360"/>
+      </w:pPr>
+      <w:rPr>
+        <w:rFonts w:ascii="Wingdings" w:hAnsi="Wingdings" w:hint="default"/>
+        <w:sz w:val="20"/>
+      </w:rPr>
+    </w:lvl>
+    <w:lvl w:ilvl="8" w:tentative="1">
+      <w:start w:val="1"/>
+      <w:numFmt w:val="bullet"/>
+      <w:lvlText w:val=""/>
+      <w:lvlJc w:val="left"/>
+      <w:pPr>
+        <w:tabs>
+          <w:tab w:val="num" w:pos="6480"/>
+        </w:tabs>
+        <w:ind w:left="6480" w:hanging="360"/>
+      </w:pPr>
+      <w:rPr>
+        <w:rFonts w:ascii="Wingdings" w:hAnsi="Wingdings" w:hint="default"/>
+        <w:sz w:val="20"/>
+      </w:rPr>
+    </w:lvl>
+  </w:abstractNum>
+  <w:abstractNum w:abstractNumId="22" w15:restartNumberingAfterBreak="0">
+    <w:nsid w:val="58005084"/>
+    <w:multiLevelType w:val="multilevel"/>
+    <w:tmpl w:val="4D5AF8A4"/>
+    <w:lvl w:ilvl="0">
+      <w:start w:val="1"/>
+      <w:numFmt w:val="bullet"/>
+      <w:lvlText w:val=""/>
+      <w:lvlJc w:val="left"/>
+      <w:pPr>
+        <w:tabs>
+          <w:tab w:val="num" w:pos="720"/>
+        </w:tabs>
+        <w:ind w:left="720" w:hanging="360"/>
+      </w:pPr>
+      <w:rPr>
+        <w:rFonts w:ascii="Symbol" w:hAnsi="Symbol" w:hint="default"/>
+        <w:sz w:val="20"/>
+      </w:rPr>
+    </w:lvl>
+    <w:lvl w:ilvl="1" w:tentative="1">
+      <w:start w:val="1"/>
+      <w:numFmt w:val="bullet"/>
+      <w:lvlText w:val="o"/>
+      <w:lvlJc w:val="left"/>
+      <w:pPr>
+        <w:tabs>
+          <w:tab w:val="num" w:pos="1440"/>
+        </w:tabs>
+        <w:ind w:left="1440" w:hanging="360"/>
+      </w:pPr>
+      <w:rPr>
+        <w:rFonts w:ascii="Courier New" w:hAnsi="Courier New" w:hint="default"/>
+        <w:sz w:val="20"/>
+      </w:rPr>
+    </w:lvl>
+    <w:lvl w:ilvl="2" w:tentative="1">
+      <w:start w:val="1"/>
+      <w:numFmt w:val="bullet"/>
+      <w:lvlText w:val=""/>
+      <w:lvlJc w:val="left"/>
+      <w:pPr>
+        <w:tabs>
+          <w:tab w:val="num" w:pos="2160"/>
+        </w:tabs>
+        <w:ind w:left="2160" w:hanging="360"/>
+      </w:pPr>
+      <w:rPr>
+        <w:rFonts w:ascii="Wingdings" w:hAnsi="Wingdings" w:hint="default"/>
+        <w:sz w:val="20"/>
+      </w:rPr>
+    </w:lvl>
+    <w:lvl w:ilvl="3" w:tentative="1">
+      <w:start w:val="1"/>
+      <w:numFmt w:val="bullet"/>
+      <w:lvlText w:val=""/>
+      <w:lvlJc w:val="left"/>
+      <w:pPr>
+        <w:tabs>
+          <w:tab w:val="num" w:pos="2880"/>
+        </w:tabs>
+        <w:ind w:left="2880" w:hanging="360"/>
+      </w:pPr>
+      <w:rPr>
+        <w:rFonts w:ascii="Wingdings" w:hAnsi="Wingdings" w:hint="default"/>
+        <w:sz w:val="20"/>
+      </w:rPr>
+    </w:lvl>
+    <w:lvl w:ilvl="4" w:tentative="1">
+      <w:start w:val="1"/>
+      <w:numFmt w:val="bullet"/>
+      <w:lvlText w:val=""/>
+      <w:lvlJc w:val="left"/>
+      <w:pPr>
+        <w:tabs>
+          <w:tab w:val="num" w:pos="3600"/>
+        </w:tabs>
+        <w:ind w:left="3600" w:hanging="360"/>
+      </w:pPr>
+      <w:rPr>
+        <w:rFonts w:ascii="Wingdings" w:hAnsi="Wingdings" w:hint="default"/>
+        <w:sz w:val="20"/>
+      </w:rPr>
+    </w:lvl>
+    <w:lvl w:ilvl="5" w:tentative="1">
+      <w:start w:val="1"/>
+      <w:numFmt w:val="bullet"/>
+      <w:lvlText w:val=""/>
+      <w:lvlJc w:val="left"/>
+      <w:pPr>
+        <w:tabs>
+          <w:tab w:val="num" w:pos="4320"/>
+        </w:tabs>
+        <w:ind w:left="4320" w:hanging="360"/>
+      </w:pPr>
+      <w:rPr>
+        <w:rFonts w:ascii="Wingdings" w:hAnsi="Wingdings" w:hint="default"/>
+        <w:sz w:val="20"/>
+      </w:rPr>
+    </w:lvl>
+    <w:lvl w:ilvl="6" w:tentative="1">
+      <w:start w:val="1"/>
+      <w:numFmt w:val="bullet"/>
+      <w:lvlText w:val=""/>
+      <w:lvlJc w:val="left"/>
+      <w:pPr>
+        <w:tabs>
+          <w:tab w:val="num" w:pos="5040"/>
+        </w:tabs>
+        <w:ind w:left="5040" w:hanging="360"/>
+      </w:pPr>
+      <w:rPr>
+        <w:rFonts w:ascii="Wingdings" w:hAnsi="Wingdings" w:hint="default"/>
+        <w:sz w:val="20"/>
+      </w:rPr>
+    </w:lvl>
+    <w:lvl w:ilvl="7" w:tentative="1">
+      <w:start w:val="1"/>
+      <w:numFmt w:val="bullet"/>
+      <w:lvlText w:val=""/>
+      <w:lvlJc w:val="left"/>
+      <w:pPr>
+        <w:tabs>
+          <w:tab w:val="num" w:pos="5760"/>
+        </w:tabs>
+        <w:ind w:left="5760" w:hanging="360"/>
+      </w:pPr>
+      <w:rPr>
+        <w:rFonts w:ascii="Wingdings" w:hAnsi="Wingdings" w:hint="default"/>
+        <w:sz w:val="20"/>
+      </w:rPr>
+    </w:lvl>
+    <w:lvl w:ilvl="8" w:tentative="1">
+      <w:start w:val="1"/>
+      <w:numFmt w:val="bullet"/>
+      <w:lvlText w:val=""/>
+      <w:lvlJc w:val="left"/>
+      <w:pPr>
+        <w:tabs>
+          <w:tab w:val="num" w:pos="6480"/>
+        </w:tabs>
+        <w:ind w:left="6480" w:hanging="360"/>
+      </w:pPr>
+      <w:rPr>
+        <w:rFonts w:ascii="Wingdings" w:hAnsi="Wingdings" w:hint="default"/>
+        <w:sz w:val="20"/>
+      </w:rPr>
+    </w:lvl>
+  </w:abstractNum>
+  <w:abstractNum w:abstractNumId="23" w15:restartNumberingAfterBreak="0">
+    <w:nsid w:val="5CBE1E14"/>
+    <w:multiLevelType w:val="multilevel"/>
+    <w:tmpl w:val="4FC0F8B8"/>
+    <w:lvl w:ilvl="0">
+      <w:start w:val="1"/>
+      <w:numFmt w:val="bullet"/>
+      <w:lvlText w:val=""/>
+      <w:lvlJc w:val="left"/>
+      <w:pPr>
+        <w:tabs>
+          <w:tab w:val="num" w:pos="720"/>
+        </w:tabs>
+        <w:ind w:left="720" w:hanging="360"/>
+      </w:pPr>
+      <w:rPr>
+        <w:rFonts w:ascii="Symbol" w:hAnsi="Symbol" w:hint="default"/>
+        <w:sz w:val="20"/>
+      </w:rPr>
+    </w:lvl>
+    <w:lvl w:ilvl="1" w:tentative="1">
+      <w:start w:val="1"/>
+      <w:numFmt w:val="bullet"/>
+      <w:lvlText w:val="o"/>
+      <w:lvlJc w:val="left"/>
+      <w:pPr>
+        <w:tabs>
+          <w:tab w:val="num" w:pos="1440"/>
+        </w:tabs>
+        <w:ind w:left="1440" w:hanging="360"/>
+      </w:pPr>
+      <w:rPr>
+        <w:rFonts w:ascii="Courier New" w:hAnsi="Courier New" w:hint="default"/>
+        <w:sz w:val="20"/>
+      </w:rPr>
+    </w:lvl>
+    <w:lvl w:ilvl="2" w:tentative="1">
+      <w:start w:val="1"/>
+      <w:numFmt w:val="bullet"/>
+      <w:lvlText w:val=""/>
+      <w:lvlJc w:val="left"/>
+      <w:pPr>
+        <w:tabs>
+          <w:tab w:val="num" w:pos="2160"/>
+        </w:tabs>
+        <w:ind w:left="2160" w:hanging="360"/>
+      </w:pPr>
+      <w:rPr>
+        <w:rFonts w:ascii="Wingdings" w:hAnsi="Wingdings" w:hint="default"/>
+        <w:sz w:val="20"/>
+      </w:rPr>
+    </w:lvl>
+    <w:lvl w:ilvl="3" w:tentative="1">
+      <w:start w:val="1"/>
+      <w:numFmt w:val="bullet"/>
+      <w:lvlText w:val=""/>
+      <w:lvlJc w:val="left"/>
+      <w:pPr>
+        <w:tabs>
+          <w:tab w:val="num" w:pos="2880"/>
+        </w:tabs>
+        <w:ind w:left="2880" w:hanging="360"/>
+      </w:pPr>
+      <w:rPr>
+        <w:rFonts w:ascii="Wingdings" w:hAnsi="Wingdings" w:hint="default"/>
+        <w:sz w:val="20"/>
+      </w:rPr>
+    </w:lvl>
+    <w:lvl w:ilvl="4" w:tentative="1">
+      <w:start w:val="1"/>
+      <w:numFmt w:val="bullet"/>
+      <w:lvlText w:val=""/>
+      <w:lvlJc w:val="left"/>
+      <w:pPr>
+        <w:tabs>
+          <w:tab w:val="num" w:pos="3600"/>
+        </w:tabs>
+        <w:ind w:left="3600" w:hanging="360"/>
+      </w:pPr>
+      <w:rPr>
+        <w:rFonts w:ascii="Wingdings" w:hAnsi="Wingdings" w:hint="default"/>
+        <w:sz w:val="20"/>
+      </w:rPr>
+    </w:lvl>
+    <w:lvl w:ilvl="5" w:tentative="1">
+      <w:start w:val="1"/>
+      <w:numFmt w:val="bullet"/>
+      <w:lvlText w:val=""/>
+      <w:lvlJc w:val="left"/>
+      <w:pPr>
+        <w:tabs>
+          <w:tab w:val="num" w:pos="4320"/>
+        </w:tabs>
+        <w:ind w:left="4320" w:hanging="360"/>
+      </w:pPr>
+      <w:rPr>
+        <w:rFonts w:ascii="Wingdings" w:hAnsi="Wingdings" w:hint="default"/>
+        <w:sz w:val="20"/>
+      </w:rPr>
+    </w:lvl>
+    <w:lvl w:ilvl="6" w:tentative="1">
+      <w:start w:val="1"/>
+      <w:numFmt w:val="bullet"/>
+      <w:lvlText w:val=""/>
+      <w:lvlJc w:val="left"/>
+      <w:pPr>
+        <w:tabs>
+          <w:tab w:val="num" w:pos="5040"/>
+        </w:tabs>
+        <w:ind w:left="5040" w:hanging="360"/>
+      </w:pPr>
+      <w:rPr>
+        <w:rFonts w:ascii="Wingdings" w:hAnsi="Wingdings" w:hint="default"/>
+        <w:sz w:val="20"/>
+      </w:rPr>
+    </w:lvl>
+    <w:lvl w:ilvl="7" w:tentative="1">
+      <w:start w:val="1"/>
+      <w:numFmt w:val="bullet"/>
+      <w:lvlText w:val=""/>
+      <w:lvlJc w:val="left"/>
+      <w:pPr>
+        <w:tabs>
+          <w:tab w:val="num" w:pos="5760"/>
+        </w:tabs>
+        <w:ind w:left="5760" w:hanging="360"/>
+      </w:pPr>
+      <w:rPr>
+        <w:rFonts w:ascii="Wingdings" w:hAnsi="Wingdings" w:hint="default"/>
+        <w:sz w:val="20"/>
+      </w:rPr>
+    </w:lvl>
+    <w:lvl w:ilvl="8" w:tentative="1">
+      <w:start w:val="1"/>
+      <w:numFmt w:val="bullet"/>
+      <w:lvlText w:val=""/>
+      <w:lvlJc w:val="left"/>
+      <w:pPr>
+        <w:tabs>
+          <w:tab w:val="num" w:pos="6480"/>
+        </w:tabs>
+        <w:ind w:left="6480" w:hanging="360"/>
+      </w:pPr>
+      <w:rPr>
+        <w:rFonts w:ascii="Wingdings" w:hAnsi="Wingdings" w:hint="default"/>
+        <w:sz w:val="20"/>
+      </w:rPr>
+    </w:lvl>
+  </w:abstractNum>
+  <w:abstractNum w:abstractNumId="24" w15:restartNumberingAfterBreak="0">
+    <w:nsid w:val="62977501"/>
+    <w:multiLevelType w:val="multilevel"/>
+    <w:tmpl w:val="09A43CD2"/>
+    <w:lvl w:ilvl="0">
+      <w:start w:val="1"/>
+      <w:numFmt w:val="bullet"/>
+      <w:lvlText w:val=""/>
+      <w:lvlJc w:val="left"/>
+      <w:pPr>
+        <w:tabs>
+          <w:tab w:val="num" w:pos="720"/>
+        </w:tabs>
+        <w:ind w:left="720" w:hanging="360"/>
+      </w:pPr>
+      <w:rPr>
+        <w:rFonts w:ascii="Symbol" w:hAnsi="Symbol" w:hint="default"/>
+        <w:sz w:val="20"/>
+      </w:rPr>
+    </w:lvl>
+    <w:lvl w:ilvl="1" w:tentative="1">
+      <w:start w:val="1"/>
+      <w:numFmt w:val="bullet"/>
+      <w:lvlText w:val="o"/>
+      <w:lvlJc w:val="left"/>
+      <w:pPr>
+        <w:tabs>
+          <w:tab w:val="num" w:pos="1440"/>
+        </w:tabs>
+        <w:ind w:left="1440" w:hanging="360"/>
+      </w:pPr>
+      <w:rPr>
+        <w:rFonts w:ascii="Courier New" w:hAnsi="Courier New" w:hint="default"/>
+        <w:sz w:val="20"/>
+      </w:rPr>
+    </w:lvl>
+    <w:lvl w:ilvl="2" w:tentative="1">
+      <w:start w:val="1"/>
+      <w:numFmt w:val="bullet"/>
+      <w:lvlText w:val=""/>
+      <w:lvlJc w:val="left"/>
+      <w:pPr>
+        <w:tabs>
+          <w:tab w:val="num" w:pos="2160"/>
+        </w:tabs>
+        <w:ind w:left="2160" w:hanging="360"/>
+      </w:pPr>
+      <w:rPr>
+        <w:rFonts w:ascii="Wingdings" w:hAnsi="Wingdings" w:hint="default"/>
+        <w:sz w:val="20"/>
+      </w:rPr>
+    </w:lvl>
+    <w:lvl w:ilvl="3" w:tentative="1">
+      <w:start w:val="1"/>
+      <w:numFmt w:val="bullet"/>
+      <w:lvlText w:val=""/>
+      <w:lvlJc w:val="left"/>
+      <w:pPr>
+        <w:tabs>
+          <w:tab w:val="num" w:pos="2880"/>
+        </w:tabs>
+        <w:ind w:left="2880" w:hanging="360"/>
+      </w:pPr>
+      <w:rPr>
+        <w:rFonts w:ascii="Wingdings" w:hAnsi="Wingdings" w:hint="default"/>
+        <w:sz w:val="20"/>
+      </w:rPr>
+    </w:lvl>
+    <w:lvl w:ilvl="4" w:tentative="1">
+      <w:start w:val="1"/>
+      <w:numFmt w:val="bullet"/>
+      <w:lvlText w:val=""/>
+      <w:lvlJc w:val="left"/>
+      <w:pPr>
+        <w:tabs>
+          <w:tab w:val="num" w:pos="3600"/>
+        </w:tabs>
+        <w:ind w:left="3600" w:hanging="360"/>
+      </w:pPr>
+      <w:rPr>
+        <w:rFonts w:ascii="Wingdings" w:hAnsi="Wingdings" w:hint="default"/>
+        <w:sz w:val="20"/>
+      </w:rPr>
+    </w:lvl>
+    <w:lvl w:ilvl="5" w:tentative="1">
+      <w:start w:val="1"/>
+      <w:numFmt w:val="bullet"/>
+      <w:lvlText w:val=""/>
+      <w:lvlJc w:val="left"/>
+      <w:pPr>
+        <w:tabs>
+          <w:tab w:val="num" w:pos="4320"/>
+        </w:tabs>
+        <w:ind w:left="4320" w:hanging="360"/>
+      </w:pPr>
+      <w:rPr>
+        <w:rFonts w:ascii="Wingdings" w:hAnsi="Wingdings" w:hint="default"/>
+        <w:sz w:val="20"/>
+      </w:rPr>
+    </w:lvl>
+    <w:lvl w:ilvl="6" w:tentative="1">
+      <w:start w:val="1"/>
+      <w:numFmt w:val="bullet"/>
+      <w:lvlText w:val=""/>
+      <w:lvlJc w:val="left"/>
+      <w:pPr>
+        <w:tabs>
+          <w:tab w:val="num" w:pos="5040"/>
+        </w:tabs>
+        <w:ind w:left="5040" w:hanging="360"/>
+      </w:pPr>
+      <w:rPr>
+        <w:rFonts w:ascii="Wingdings" w:hAnsi="Wingdings" w:hint="default"/>
+        <w:sz w:val="20"/>
+      </w:rPr>
+    </w:lvl>
+    <w:lvl w:ilvl="7" w:tentative="1">
+      <w:start w:val="1"/>
+      <w:numFmt w:val="bullet"/>
+      <w:lvlText w:val=""/>
+      <w:lvlJc w:val="left"/>
+      <w:pPr>
+        <w:tabs>
+          <w:tab w:val="num" w:pos="5760"/>
+        </w:tabs>
+        <w:ind w:left="5760" w:hanging="360"/>
+      </w:pPr>
+      <w:rPr>
+        <w:rFonts w:ascii="Wingdings" w:hAnsi="Wingdings" w:hint="default"/>
+        <w:sz w:val="20"/>
+      </w:rPr>
+    </w:lvl>
+    <w:lvl w:ilvl="8" w:tentative="1">
+      <w:start w:val="1"/>
+      <w:numFmt w:val="bullet"/>
+      <w:lvlText w:val=""/>
+      <w:lvlJc w:val="left"/>
+      <w:pPr>
+        <w:tabs>
+          <w:tab w:val="num" w:pos="6480"/>
+        </w:tabs>
+        <w:ind w:left="6480" w:hanging="360"/>
+      </w:pPr>
+      <w:rPr>
+        <w:rFonts w:ascii="Wingdings" w:hAnsi="Wingdings" w:hint="default"/>
+        <w:sz w:val="20"/>
+      </w:rPr>
+    </w:lvl>
+  </w:abstractNum>
+  <w:abstractNum w:abstractNumId="25" w15:restartNumberingAfterBreak="0">
+    <w:nsid w:val="6435153C"/>
+    <w:multiLevelType w:val="multilevel"/>
+    <w:tmpl w:val="814CB5A2"/>
+    <w:lvl w:ilvl="0">
+      <w:start w:val="1"/>
+      <w:numFmt w:val="bullet"/>
+      <w:lvlText w:val=""/>
+      <w:lvlJc w:val="left"/>
+      <w:pPr>
+        <w:tabs>
+          <w:tab w:val="num" w:pos="720"/>
+        </w:tabs>
+        <w:ind w:left="720" w:hanging="360"/>
+      </w:pPr>
+      <w:rPr>
+        <w:rFonts w:ascii="Symbol" w:hAnsi="Symbol" w:hint="default"/>
+        <w:sz w:val="20"/>
+      </w:rPr>
+    </w:lvl>
+    <w:lvl w:ilvl="1" w:tentative="1">
+      <w:start w:val="1"/>
+      <w:numFmt w:val="bullet"/>
+      <w:lvlText w:val="o"/>
+      <w:lvlJc w:val="left"/>
+      <w:pPr>
+        <w:tabs>
+          <w:tab w:val="num" w:pos="1440"/>
+        </w:tabs>
+        <w:ind w:left="1440" w:hanging="360"/>
+      </w:pPr>
+      <w:rPr>
+        <w:rFonts w:ascii="Courier New" w:hAnsi="Courier New" w:hint="default"/>
+        <w:sz w:val="20"/>
+      </w:rPr>
+    </w:lvl>
+    <w:lvl w:ilvl="2" w:tentative="1">
+      <w:start w:val="1"/>
+      <w:numFmt w:val="bullet"/>
+      <w:lvlText w:val=""/>
+      <w:lvlJc w:val="left"/>
+      <w:pPr>
+        <w:tabs>
+          <w:tab w:val="num" w:pos="2160"/>
+        </w:tabs>
+        <w:ind w:left="2160" w:hanging="360"/>
+      </w:pPr>
+      <w:rPr>
+        <w:rFonts w:ascii="Wingdings" w:hAnsi="Wingdings" w:hint="default"/>
+        <w:sz w:val="20"/>
+      </w:rPr>
+    </w:lvl>
+    <w:lvl w:ilvl="3" w:tentative="1">
+      <w:start w:val="1"/>
+      <w:numFmt w:val="bullet"/>
+      <w:lvlText w:val=""/>
+      <w:lvlJc w:val="left"/>
+      <w:pPr>
+        <w:tabs>
+          <w:tab w:val="num" w:pos="2880"/>
+        </w:tabs>
+        <w:ind w:left="2880" w:hanging="360"/>
+      </w:pPr>
+      <w:rPr>
+        <w:rFonts w:ascii="Wingdings" w:hAnsi="Wingdings" w:hint="default"/>
+        <w:sz w:val="20"/>
+      </w:rPr>
+    </w:lvl>
+    <w:lvl w:ilvl="4" w:tentative="1">
+      <w:start w:val="1"/>
+      <w:numFmt w:val="bullet"/>
+      <w:lvlText w:val=""/>
+      <w:lvlJc w:val="left"/>
+      <w:pPr>
+        <w:tabs>
+          <w:tab w:val="num" w:pos="3600"/>
+        </w:tabs>
+        <w:ind w:left="3600" w:hanging="360"/>
+      </w:pPr>
+      <w:rPr>
+        <w:rFonts w:ascii="Wingdings" w:hAnsi="Wingdings" w:hint="default"/>
+        <w:sz w:val="20"/>
+      </w:rPr>
+    </w:lvl>
+    <w:lvl w:ilvl="5" w:tentative="1">
+      <w:start w:val="1"/>
+      <w:numFmt w:val="bullet"/>
+      <w:lvlText w:val=""/>
+      <w:lvlJc w:val="left"/>
+      <w:pPr>
+        <w:tabs>
+          <w:tab w:val="num" w:pos="4320"/>
+        </w:tabs>
+        <w:ind w:left="4320" w:hanging="360"/>
+      </w:pPr>
+      <w:rPr>
+        <w:rFonts w:ascii="Wingdings" w:hAnsi="Wingdings" w:hint="default"/>
+        <w:sz w:val="20"/>
+      </w:rPr>
+    </w:lvl>
+    <w:lvl w:ilvl="6" w:tentative="1">
+      <w:start w:val="1"/>
+      <w:numFmt w:val="bullet"/>
+      <w:lvlText w:val=""/>
+      <w:lvlJc w:val="left"/>
+      <w:pPr>
+        <w:tabs>
+          <w:tab w:val="num" w:pos="5040"/>
+        </w:tabs>
+        <w:ind w:left="5040" w:hanging="360"/>
+      </w:pPr>
+      <w:rPr>
+        <w:rFonts w:ascii="Wingdings" w:hAnsi="Wingdings" w:hint="default"/>
+        <w:sz w:val="20"/>
+      </w:rPr>
+    </w:lvl>
+    <w:lvl w:ilvl="7" w:tentative="1">
+      <w:start w:val="1"/>
+      <w:numFmt w:val="bullet"/>
+      <w:lvlText w:val=""/>
+      <w:lvlJc w:val="left"/>
+      <w:pPr>
+        <w:tabs>
+          <w:tab w:val="num" w:pos="5760"/>
+        </w:tabs>
+        <w:ind w:left="5760" w:hanging="360"/>
+      </w:pPr>
+      <w:rPr>
+        <w:rFonts w:ascii="Wingdings" w:hAnsi="Wingdings" w:hint="default"/>
+        <w:sz w:val="20"/>
+      </w:rPr>
+    </w:lvl>
+    <w:lvl w:ilvl="8" w:tentative="1">
+      <w:start w:val="1"/>
+      <w:numFmt w:val="bullet"/>
+      <w:lvlText w:val=""/>
+      <w:lvlJc w:val="left"/>
+      <w:pPr>
+        <w:tabs>
+          <w:tab w:val="num" w:pos="6480"/>
+        </w:tabs>
+        <w:ind w:left="6480" w:hanging="360"/>
+      </w:pPr>
+      <w:rPr>
+        <w:rFonts w:ascii="Wingdings" w:hAnsi="Wingdings" w:hint="default"/>
+        <w:sz w:val="20"/>
+      </w:rPr>
+    </w:lvl>
+  </w:abstractNum>
+  <w:abstractNum w:abstractNumId="26" w15:restartNumberingAfterBreak="0">
+    <w:nsid w:val="6807188C"/>
+    <w:multiLevelType w:val="multilevel"/>
+    <w:tmpl w:val="E8DA8CA4"/>
+    <w:lvl w:ilvl="0">
+      <w:start w:val="1"/>
+      <w:numFmt w:val="bullet"/>
+      <w:lvlText w:val=""/>
+      <w:lvlJc w:val="left"/>
+      <w:pPr>
+        <w:tabs>
+          <w:tab w:val="num" w:pos="720"/>
+        </w:tabs>
+        <w:ind w:left="720" w:hanging="360"/>
+      </w:pPr>
+      <w:rPr>
+        <w:rFonts w:ascii="Symbol" w:hAnsi="Symbol" w:hint="default"/>
+        <w:sz w:val="20"/>
+      </w:rPr>
+    </w:lvl>
+    <w:lvl w:ilvl="1" w:tentative="1">
+      <w:start w:val="1"/>
+      <w:numFmt w:val="bullet"/>
+      <w:lvlText w:val="o"/>
+      <w:lvlJc w:val="left"/>
+      <w:pPr>
+        <w:tabs>
+          <w:tab w:val="num" w:pos="1440"/>
+        </w:tabs>
+        <w:ind w:left="1440" w:hanging="360"/>
+      </w:pPr>
+      <w:rPr>
+        <w:rFonts w:ascii="Courier New" w:hAnsi="Courier New" w:hint="default"/>
+        <w:sz w:val="20"/>
+      </w:rPr>
+    </w:lvl>
+    <w:lvl w:ilvl="2" w:tentative="1">
+      <w:start w:val="1"/>
+      <w:numFmt w:val="bullet"/>
+      <w:lvlText w:val=""/>
+      <w:lvlJc w:val="left"/>
+      <w:pPr>
+        <w:tabs>
+          <w:tab w:val="num" w:pos="2160"/>
+        </w:tabs>
+        <w:ind w:left="2160" w:hanging="360"/>
+      </w:pPr>
+      <w:rPr>
+        <w:rFonts w:ascii="Wingdings" w:hAnsi="Wingdings" w:hint="default"/>
+        <w:sz w:val="20"/>
+      </w:rPr>
+    </w:lvl>
+    <w:lvl w:ilvl="3" w:tentative="1">
+      <w:start w:val="1"/>
+      <w:numFmt w:val="bullet"/>
+      <w:lvlText w:val=""/>
+      <w:lvlJc w:val="left"/>
+      <w:pPr>
+        <w:tabs>
+          <w:tab w:val="num" w:pos="2880"/>
+        </w:tabs>
+        <w:ind w:left="2880" w:hanging="360"/>
+      </w:pPr>
+      <w:rPr>
+        <w:rFonts w:ascii="Wingdings" w:hAnsi="Wingdings" w:hint="default"/>
+        <w:sz w:val="20"/>
+      </w:rPr>
+    </w:lvl>
+    <w:lvl w:ilvl="4" w:tentative="1">
+      <w:start w:val="1"/>
+      <w:numFmt w:val="bullet"/>
+      <w:lvlText w:val=""/>
+      <w:lvlJc w:val="left"/>
+      <w:pPr>
+        <w:tabs>
+          <w:tab w:val="num" w:pos="3600"/>
+        </w:tabs>
+        <w:ind w:left="3600" w:hanging="360"/>
+      </w:pPr>
+      <w:rPr>
+        <w:rFonts w:ascii="Wingdings" w:hAnsi="Wingdings" w:hint="default"/>
+        <w:sz w:val="20"/>
+      </w:rPr>
+    </w:lvl>
+    <w:lvl w:ilvl="5" w:tentative="1">
+      <w:start w:val="1"/>
+      <w:numFmt w:val="bullet"/>
+      <w:lvlText w:val=""/>
+      <w:lvlJc w:val="left"/>
+      <w:pPr>
+        <w:tabs>
+          <w:tab w:val="num" w:pos="4320"/>
+        </w:tabs>
+        <w:ind w:left="4320" w:hanging="360"/>
+      </w:pPr>
+      <w:rPr>
+        <w:rFonts w:ascii="Wingdings" w:hAnsi="Wingdings" w:hint="default"/>
+        <w:sz w:val="20"/>
+      </w:rPr>
+    </w:lvl>
+    <w:lvl w:ilvl="6" w:tentative="1">
+      <w:start w:val="1"/>
+      <w:numFmt w:val="bullet"/>
+      <w:lvlText w:val=""/>
+      <w:lvlJc w:val="left"/>
+      <w:pPr>
+        <w:tabs>
+          <w:tab w:val="num" w:pos="5040"/>
+        </w:tabs>
+        <w:ind w:left="5040" w:hanging="360"/>
+      </w:pPr>
+      <w:rPr>
+        <w:rFonts w:ascii="Wingdings" w:hAnsi="Wingdings" w:hint="default"/>
+        <w:sz w:val="20"/>
+      </w:rPr>
+    </w:lvl>
+    <w:lvl w:ilvl="7" w:tentative="1">
+      <w:start w:val="1"/>
+      <w:numFmt w:val="bullet"/>
+      <w:lvlText w:val=""/>
+      <w:lvlJc w:val="left"/>
+      <w:pPr>
+        <w:tabs>
+          <w:tab w:val="num" w:pos="5760"/>
+        </w:tabs>
+        <w:ind w:left="5760" w:hanging="360"/>
+      </w:pPr>
+      <w:rPr>
+        <w:rFonts w:ascii="Wingdings" w:hAnsi="Wingdings" w:hint="default"/>
+        <w:sz w:val="20"/>
+      </w:rPr>
+    </w:lvl>
+    <w:lvl w:ilvl="8" w:tentative="1">
+      <w:start w:val="1"/>
+      <w:numFmt w:val="bullet"/>
+      <w:lvlText w:val=""/>
+      <w:lvlJc w:val="left"/>
+      <w:pPr>
+        <w:tabs>
+          <w:tab w:val="num" w:pos="6480"/>
+        </w:tabs>
+        <w:ind w:left="6480" w:hanging="360"/>
+      </w:pPr>
+      <w:rPr>
+        <w:rFonts w:ascii="Wingdings" w:hAnsi="Wingdings" w:hint="default"/>
+        <w:sz w:val="20"/>
+      </w:rPr>
+    </w:lvl>
+  </w:abstractNum>
+  <w:abstractNum w:abstractNumId="27" w15:restartNumberingAfterBreak="0">
+    <w:nsid w:val="687360E7"/>
+    <w:multiLevelType w:val="multilevel"/>
+    <w:tmpl w:val="AB487932"/>
+    <w:lvl w:ilvl="0">
+      <w:start w:val="1"/>
+      <w:numFmt w:val="bullet"/>
+      <w:lvlText w:val=""/>
+      <w:lvlJc w:val="left"/>
+      <w:pPr>
+        <w:tabs>
+          <w:tab w:val="num" w:pos="720"/>
+        </w:tabs>
+        <w:ind w:left="720" w:hanging="360"/>
+      </w:pPr>
+      <w:rPr>
+        <w:rFonts w:ascii="Symbol" w:hAnsi="Symbol" w:hint="default"/>
+        <w:sz w:val="20"/>
+      </w:rPr>
+    </w:lvl>
+    <w:lvl w:ilvl="1" w:tentative="1">
+      <w:start w:val="1"/>
+      <w:numFmt w:val="bullet"/>
+      <w:lvlText w:val="o"/>
+      <w:lvlJc w:val="left"/>
+      <w:pPr>
+        <w:tabs>
+          <w:tab w:val="num" w:pos="1440"/>
+        </w:tabs>
+        <w:ind w:left="1440" w:hanging="360"/>
+      </w:pPr>
+      <w:rPr>
+        <w:rFonts w:ascii="Courier New" w:hAnsi="Courier New" w:hint="default"/>
+        <w:sz w:val="20"/>
+      </w:rPr>
+    </w:lvl>
+    <w:lvl w:ilvl="2" w:tentative="1">
+      <w:start w:val="1"/>
+      <w:numFmt w:val="bullet"/>
+      <w:lvlText w:val=""/>
+      <w:lvlJc w:val="left"/>
+      <w:pPr>
+        <w:tabs>
+          <w:tab w:val="num" w:pos="2160"/>
+        </w:tabs>
+        <w:ind w:left="2160" w:hanging="360"/>
+      </w:pPr>
+      <w:rPr>
+        <w:rFonts w:ascii="Wingdings" w:hAnsi="Wingdings" w:hint="default"/>
+        <w:sz w:val="20"/>
+      </w:rPr>
+    </w:lvl>
+    <w:lvl w:ilvl="3" w:tentative="1">
+      <w:start w:val="1"/>
+      <w:numFmt w:val="bullet"/>
+      <w:lvlText w:val=""/>
+      <w:lvlJc w:val="left"/>
+      <w:pPr>
+        <w:tabs>
+          <w:tab w:val="num" w:pos="2880"/>
+        </w:tabs>
+        <w:ind w:left="2880" w:hanging="360"/>
+      </w:pPr>
+      <w:rPr>
+        <w:rFonts w:ascii="Wingdings" w:hAnsi="Wingdings" w:hint="default"/>
+        <w:sz w:val="20"/>
+      </w:rPr>
+    </w:lvl>
+    <w:lvl w:ilvl="4" w:tentative="1">
+      <w:start w:val="1"/>
+      <w:numFmt w:val="bullet"/>
+      <w:lvlText w:val=""/>
+      <w:lvlJc w:val="left"/>
+      <w:pPr>
+        <w:tabs>
+          <w:tab w:val="num" w:pos="3600"/>
+        </w:tabs>
+        <w:ind w:left="3600" w:hanging="360"/>
+      </w:pPr>
+      <w:rPr>
+        <w:rFonts w:ascii="Wingdings" w:hAnsi="Wingdings" w:hint="default"/>
+        <w:sz w:val="20"/>
+      </w:rPr>
+    </w:lvl>
+    <w:lvl w:ilvl="5" w:tentative="1">
+      <w:start w:val="1"/>
+      <w:numFmt w:val="bullet"/>
+      <w:lvlText w:val=""/>
+      <w:lvlJc w:val="left"/>
+      <w:pPr>
+        <w:tabs>
+          <w:tab w:val="num" w:pos="4320"/>
+        </w:tabs>
+        <w:ind w:left="4320" w:hanging="360"/>
+      </w:pPr>
+      <w:rPr>
+        <w:rFonts w:ascii="Wingdings" w:hAnsi="Wingdings" w:hint="default"/>
+        <w:sz w:val="20"/>
+      </w:rPr>
+    </w:lvl>
+    <w:lvl w:ilvl="6" w:tentative="1">
+      <w:start w:val="1"/>
+      <w:numFmt w:val="bullet"/>
+      <w:lvlText w:val=""/>
+      <w:lvlJc w:val="left"/>
+      <w:pPr>
+        <w:tabs>
+          <w:tab w:val="num" w:pos="5040"/>
+        </w:tabs>
+        <w:ind w:left="5040" w:hanging="360"/>
+      </w:pPr>
+      <w:rPr>
+        <w:rFonts w:ascii="Wingdings" w:hAnsi="Wingdings" w:hint="default"/>
+        <w:sz w:val="20"/>
+      </w:rPr>
+    </w:lvl>
+    <w:lvl w:ilvl="7" w:tentative="1">
+      <w:start w:val="1"/>
+      <w:numFmt w:val="bullet"/>
+      <w:lvlText w:val=""/>
+      <w:lvlJc w:val="left"/>
+      <w:pPr>
+        <w:tabs>
+          <w:tab w:val="num" w:pos="5760"/>
+        </w:tabs>
+        <w:ind w:left="5760" w:hanging="360"/>
+      </w:pPr>
+      <w:rPr>
+        <w:rFonts w:ascii="Wingdings" w:hAnsi="Wingdings" w:hint="default"/>
+        <w:sz w:val="20"/>
+      </w:rPr>
+    </w:lvl>
+    <w:lvl w:ilvl="8" w:tentative="1">
+      <w:start w:val="1"/>
+      <w:numFmt w:val="bullet"/>
+      <w:lvlText w:val=""/>
+      <w:lvlJc w:val="left"/>
+      <w:pPr>
+        <w:tabs>
+          <w:tab w:val="num" w:pos="6480"/>
+        </w:tabs>
+        <w:ind w:left="6480" w:hanging="360"/>
+      </w:pPr>
+      <w:rPr>
+        <w:rFonts w:ascii="Wingdings" w:hAnsi="Wingdings" w:hint="default"/>
+        <w:sz w:val="20"/>
+      </w:rPr>
+    </w:lvl>
+  </w:abstractNum>
+  <w:abstractNum w:abstractNumId="28" w15:restartNumberingAfterBreak="0">
+    <w:nsid w:val="6BB43741"/>
+    <w:multiLevelType w:val="multilevel"/>
+    <w:tmpl w:val="E88CE1D8"/>
+    <w:lvl w:ilvl="0">
+      <w:start w:val="1"/>
+      <w:numFmt w:val="bullet"/>
+      <w:lvlText w:val=""/>
+      <w:lvlJc w:val="left"/>
+      <w:pPr>
+        <w:tabs>
+          <w:tab w:val="num" w:pos="720"/>
+        </w:tabs>
+        <w:ind w:left="720" w:hanging="360"/>
+      </w:pPr>
+      <w:rPr>
+        <w:rFonts w:ascii="Symbol" w:hAnsi="Symbol" w:hint="default"/>
+        <w:sz w:val="20"/>
+      </w:rPr>
+    </w:lvl>
+    <w:lvl w:ilvl="1" w:tentative="1">
+      <w:start w:val="1"/>
+      <w:numFmt w:val="bullet"/>
+      <w:lvlText w:val="o"/>
+      <w:lvlJc w:val="left"/>
+      <w:pPr>
+        <w:tabs>
+          <w:tab w:val="num" w:pos="1440"/>
+        </w:tabs>
+        <w:ind w:left="1440" w:hanging="360"/>
+      </w:pPr>
+      <w:rPr>
+        <w:rFonts w:ascii="Courier New" w:hAnsi="Courier New" w:hint="default"/>
+        <w:sz w:val="20"/>
+      </w:rPr>
+    </w:lvl>
+    <w:lvl w:ilvl="2" w:tentative="1">
+      <w:start w:val="1"/>
+      <w:numFmt w:val="bullet"/>
+      <w:lvlText w:val=""/>
+      <w:lvlJc w:val="left"/>
+      <w:pPr>
+        <w:tabs>
+          <w:tab w:val="num" w:pos="2160"/>
+        </w:tabs>
+        <w:ind w:left="2160" w:hanging="360"/>
+      </w:pPr>
+      <w:rPr>
+        <w:rFonts w:ascii="Wingdings" w:hAnsi="Wingdings" w:hint="default"/>
+        <w:sz w:val="20"/>
+      </w:rPr>
+    </w:lvl>
+    <w:lvl w:ilvl="3" w:tentative="1">
+      <w:start w:val="1"/>
+      <w:numFmt w:val="bullet"/>
+      <w:lvlText w:val=""/>
+      <w:lvlJc w:val="left"/>
+      <w:pPr>
+        <w:tabs>
+          <w:tab w:val="num" w:pos="2880"/>
+        </w:tabs>
+        <w:ind w:left="2880" w:hanging="360"/>
+      </w:pPr>
+      <w:rPr>
+        <w:rFonts w:ascii="Wingdings" w:hAnsi="Wingdings" w:hint="default"/>
+        <w:sz w:val="20"/>
+      </w:rPr>
+    </w:lvl>
+    <w:lvl w:ilvl="4" w:tentative="1">
+      <w:start w:val="1"/>
+      <w:numFmt w:val="bullet"/>
+      <w:lvlText w:val=""/>
+      <w:lvlJc w:val="left"/>
+      <w:pPr>
+        <w:tabs>
+          <w:tab w:val="num" w:pos="3600"/>
+        </w:tabs>
+        <w:ind w:left="3600" w:hanging="360"/>
+      </w:pPr>
+      <w:rPr>
+        <w:rFonts w:ascii="Wingdings" w:hAnsi="Wingdings" w:hint="default"/>
+        <w:sz w:val="20"/>
+      </w:rPr>
+    </w:lvl>
+    <w:lvl w:ilvl="5" w:tentative="1">
+      <w:start w:val="1"/>
+      <w:numFmt w:val="bullet"/>
+      <w:lvlText w:val=""/>
+      <w:lvlJc w:val="left"/>
+      <w:pPr>
+        <w:tabs>
+          <w:tab w:val="num" w:pos="4320"/>
+        </w:tabs>
+        <w:ind w:left="4320" w:hanging="360"/>
+      </w:pPr>
+      <w:rPr>
+        <w:rFonts w:ascii="Wingdings" w:hAnsi="Wingdings" w:hint="default"/>
+        <w:sz w:val="20"/>
+      </w:rPr>
+    </w:lvl>
+    <w:lvl w:ilvl="6" w:tentative="1">
+      <w:start w:val="1"/>
+      <w:numFmt w:val="bullet"/>
+      <w:lvlText w:val=""/>
+      <w:lvlJc w:val="left"/>
+      <w:pPr>
+        <w:tabs>
+          <w:tab w:val="num" w:pos="5040"/>
+        </w:tabs>
+        <w:ind w:left="5040" w:hanging="360"/>
+      </w:pPr>
+      <w:rPr>
+        <w:rFonts w:ascii="Wingdings" w:hAnsi="Wingdings" w:hint="default"/>
+        <w:sz w:val="20"/>
+      </w:rPr>
+    </w:lvl>
+    <w:lvl w:ilvl="7" w:tentative="1">
+      <w:start w:val="1"/>
+      <w:numFmt w:val="bullet"/>
+      <w:lvlText w:val=""/>
+      <w:lvlJc w:val="left"/>
+      <w:pPr>
+        <w:tabs>
+          <w:tab w:val="num" w:pos="5760"/>
+        </w:tabs>
+        <w:ind w:left="5760" w:hanging="360"/>
+      </w:pPr>
+      <w:rPr>
+        <w:rFonts w:ascii="Wingdings" w:hAnsi="Wingdings" w:hint="default"/>
+        <w:sz w:val="20"/>
+      </w:rPr>
+    </w:lvl>
+    <w:lvl w:ilvl="8" w:tentative="1">
+      <w:start w:val="1"/>
+      <w:numFmt w:val="bullet"/>
+      <w:lvlText w:val=""/>
+      <w:lvlJc w:val="left"/>
+      <w:pPr>
+        <w:tabs>
+          <w:tab w:val="num" w:pos="6480"/>
+        </w:tabs>
+        <w:ind w:left="6480" w:hanging="360"/>
+      </w:pPr>
+      <w:rPr>
+        <w:rFonts w:ascii="Wingdings" w:hAnsi="Wingdings" w:hint="default"/>
+        <w:sz w:val="20"/>
+      </w:rPr>
+    </w:lvl>
+  </w:abstractNum>
+  <w:abstractNum w:abstractNumId="29" w15:restartNumberingAfterBreak="0">
+    <w:nsid w:val="7064724B"/>
+    <w:multiLevelType w:val="hybridMultilevel"/>
+    <w:tmpl w:val="CEAC5218"/>
+    <w:lvl w:ilvl="0" w:tplc="40090001">
+      <w:start w:val="1"/>
+      <w:numFmt w:val="bullet"/>
+      <w:lvlText w:val=""/>
+      <w:lvlJc w:val="left"/>
+      <w:pPr>
+        <w:ind w:left="720" w:hanging="360"/>
+      </w:pPr>
+      <w:rPr>
+        <w:rFonts w:ascii="Symbol" w:hAnsi="Symbol" w:hint="default"/>
+      </w:rPr>
+    </w:lvl>
+    <w:lvl w:ilvl="1" w:tplc="40090003" w:tentative="1">
+      <w:start w:val="1"/>
+      <w:numFmt w:val="bullet"/>
+      <w:lvlText w:val="o"/>
+      <w:lvlJc w:val="left"/>
+      <w:pPr>
+        <w:ind w:left="1440" w:hanging="360"/>
+      </w:pPr>
+      <w:rPr>
+        <w:rFonts w:ascii="Courier New" w:hAnsi="Courier New" w:cs="Courier New" w:hint="default"/>
+      </w:rPr>
+    </w:lvl>
+    <w:lvl w:ilvl="2" w:tplc="40090005" w:tentative="1">
+      <w:start w:val="1"/>
+      <w:numFmt w:val="bullet"/>
+      <w:lvlText w:val=""/>
+      <w:lvlJc w:val="left"/>
+      <w:pPr>
+        <w:ind w:left="2160" w:hanging="360"/>
+      </w:pPr>
+      <w:rPr>
+        <w:rFonts w:ascii="Wingdings" w:hAnsi="Wingdings" w:hint="default"/>
+      </w:rPr>
+    </w:lvl>
+    <w:lvl w:ilvl="3" w:tplc="40090001" w:tentative="1">
+      <w:start w:val="1"/>
+      <w:numFmt w:val="bullet"/>
+      <w:lvlText w:val=""/>
+      <w:lvlJc w:val="left"/>
+      <w:pPr>
+        <w:ind w:left="2880" w:hanging="360"/>
+      </w:pPr>
+      <w:rPr>
+        <w:rFonts w:ascii="Symbol" w:hAnsi="Symbol" w:hint="default"/>
+      </w:rPr>
+    </w:lvl>
+    <w:lvl w:ilvl="4" w:tplc="40090003" w:tentative="1">
+      <w:start w:val="1"/>
+      <w:numFmt w:val="bullet"/>
+      <w:lvlText w:val="o"/>
+      <w:lvlJc w:val="left"/>
+      <w:pPr>
+        <w:ind w:left="3600" w:hanging="360"/>
+      </w:pPr>
+      <w:rPr>
+        <w:rFonts w:ascii="Courier New" w:hAnsi="Courier New" w:cs="Courier New" w:hint="default"/>
+      </w:rPr>
+    </w:lvl>
+    <w:lvl w:ilvl="5" w:tplc="40090005" w:tentative="1">
+      <w:start w:val="1"/>
+      <w:numFmt w:val="bullet"/>
+      <w:lvlText w:val=""/>
+      <w:lvlJc w:val="left"/>
+      <w:pPr>
+        <w:ind w:left="4320" w:hanging="360"/>
+      </w:pPr>
+      <w:rPr>
+        <w:rFonts w:ascii="Wingdings" w:hAnsi="Wingdings" w:hint="default"/>
+      </w:rPr>
+    </w:lvl>
+    <w:lvl w:ilvl="6" w:tplc="40090001" w:tentative="1">
+      <w:start w:val="1"/>
+      <w:numFmt w:val="bullet"/>
+      <w:lvlText w:val=""/>
+      <w:lvlJc w:val="left"/>
+      <w:pPr>
+        <w:ind w:left="5040" w:hanging="360"/>
+      </w:pPr>
+      <w:rPr>
+        <w:rFonts w:ascii="Symbol" w:hAnsi="Symbol" w:hint="default"/>
+      </w:rPr>
+    </w:lvl>
+    <w:lvl w:ilvl="7" w:tplc="40090003" w:tentative="1">
+      <w:start w:val="1"/>
+      <w:numFmt w:val="bullet"/>
+      <w:lvlText w:val="o"/>
+      <w:lvlJc w:val="left"/>
+      <w:pPr>
+        <w:ind w:left="5760" w:hanging="360"/>
+      </w:pPr>
+      <w:rPr>
+        <w:rFonts w:ascii="Courier New" w:hAnsi="Courier New" w:cs="Courier New" w:hint="default"/>
+      </w:rPr>
+    </w:lvl>
+    <w:lvl w:ilvl="8" w:tplc="40090005" w:tentative="1">
+      <w:start w:val="1"/>
+      <w:numFmt w:val="bullet"/>
+      <w:lvlText w:val=""/>
+      <w:lvlJc w:val="left"/>
+      <w:pPr>
+        <w:ind w:left="6480" w:hanging="360"/>
+      </w:pPr>
+      <w:rPr>
+        <w:rFonts w:ascii="Wingdings" w:hAnsi="Wingdings" w:hint="default"/>
+      </w:rPr>
+    </w:lvl>
+  </w:abstractNum>
+  <w:abstractNum w:abstractNumId="30" w15:restartNumberingAfterBreak="0">
+    <w:nsid w:val="735E2C91"/>
+    <w:multiLevelType w:val="multilevel"/>
+    <w:tmpl w:val="CAAA617A"/>
+    <w:lvl w:ilvl="0">
+      <w:start w:val="1"/>
+      <w:numFmt w:val="bullet"/>
+      <w:lvlText w:val=""/>
+      <w:lvlJc w:val="left"/>
+      <w:pPr>
+        <w:tabs>
+          <w:tab w:val="num" w:pos="720"/>
+        </w:tabs>
+        <w:ind w:left="720" w:hanging="360"/>
+      </w:pPr>
+      <w:rPr>
+        <w:rFonts w:ascii="Symbol" w:hAnsi="Symbol" w:hint="default"/>
+        <w:sz w:val="20"/>
+      </w:rPr>
+    </w:lvl>
+    <w:lvl w:ilvl="1" w:tentative="1">
+      <w:start w:val="1"/>
+      <w:numFmt w:val="bullet"/>
+      <w:lvlText w:val="o"/>
+      <w:lvlJc w:val="left"/>
+      <w:pPr>
+        <w:tabs>
+          <w:tab w:val="num" w:pos="1440"/>
+        </w:tabs>
+        <w:ind w:left="1440" w:hanging="360"/>
+      </w:pPr>
+      <w:rPr>
+        <w:rFonts w:ascii="Courier New" w:hAnsi="Courier New" w:hint="default"/>
+        <w:sz w:val="20"/>
+      </w:rPr>
+    </w:lvl>
+    <w:lvl w:ilvl="2" w:tentative="1">
+      <w:start w:val="1"/>
+      <w:numFmt w:val="bullet"/>
+      <w:lvlText w:val=""/>
+      <w:lvlJc w:val="left"/>
+      <w:pPr>
+        <w:tabs>
+          <w:tab w:val="num" w:pos="2160"/>
+        </w:tabs>
+        <w:ind w:left="2160" w:hanging="360"/>
+      </w:pPr>
+      <w:rPr>
+        <w:rFonts w:ascii="Wingdings" w:hAnsi="Wingdings" w:hint="default"/>
+        <w:sz w:val="20"/>
+      </w:rPr>
+    </w:lvl>
+    <w:lvl w:ilvl="3" w:tentative="1">
+      <w:start w:val="1"/>
+      <w:numFmt w:val="bullet"/>
+      <w:lvlText w:val=""/>
+      <w:lvlJc w:val="left"/>
+      <w:pPr>
+        <w:tabs>
+          <w:tab w:val="num" w:pos="2880"/>
+        </w:tabs>
+        <w:ind w:left="2880" w:hanging="360"/>
+      </w:pPr>
+      <w:rPr>
+        <w:rFonts w:ascii="Wingdings" w:hAnsi="Wingdings" w:hint="default"/>
+        <w:sz w:val="20"/>
+      </w:rPr>
+    </w:lvl>
+    <w:lvl w:ilvl="4" w:tentative="1">
+      <w:start w:val="1"/>
+      <w:numFmt w:val="bullet"/>
+      <w:lvlText w:val=""/>
+      <w:lvlJc w:val="left"/>
+      <w:pPr>
+        <w:tabs>
+          <w:tab w:val="num" w:pos="3600"/>
+        </w:tabs>
+        <w:ind w:left="3600" w:hanging="360"/>
+      </w:pPr>
+      <w:rPr>
+        <w:rFonts w:ascii="Wingdings" w:hAnsi="Wingdings" w:hint="default"/>
+        <w:sz w:val="20"/>
+      </w:rPr>
+    </w:lvl>
+    <w:lvl w:ilvl="5" w:tentative="1">
+      <w:start w:val="1"/>
+      <w:numFmt w:val="bullet"/>
+      <w:lvlText w:val=""/>
+      <w:lvlJc w:val="left"/>
+      <w:pPr>
+        <w:tabs>
+          <w:tab w:val="num" w:pos="4320"/>
+        </w:tabs>
+        <w:ind w:left="4320" w:hanging="360"/>
+      </w:pPr>
+      <w:rPr>
+        <w:rFonts w:ascii="Wingdings" w:hAnsi="Wingdings" w:hint="default"/>
+        <w:sz w:val="20"/>
+      </w:rPr>
+    </w:lvl>
+    <w:lvl w:ilvl="6" w:tentative="1">
+      <w:start w:val="1"/>
+      <w:numFmt w:val="bullet"/>
+      <w:lvlText w:val=""/>
+      <w:lvlJc w:val="left"/>
+      <w:pPr>
+        <w:tabs>
+          <w:tab w:val="num" w:pos="5040"/>
+        </w:tabs>
+        <w:ind w:left="5040" w:hanging="360"/>
+      </w:pPr>
+      <w:rPr>
+        <w:rFonts w:ascii="Wingdings" w:hAnsi="Wingdings" w:hint="default"/>
+        <w:sz w:val="20"/>
+      </w:rPr>
+    </w:lvl>
+    <w:lvl w:ilvl="7" w:tentative="1">
+      <w:start w:val="1"/>
+      <w:numFmt w:val="bullet"/>
+      <w:lvlText w:val=""/>
+      <w:lvlJc w:val="left"/>
+      <w:pPr>
+        <w:tabs>
+          <w:tab w:val="num" w:pos="5760"/>
+        </w:tabs>
+        <w:ind w:left="5760" w:hanging="360"/>
+      </w:pPr>
+      <w:rPr>
+        <w:rFonts w:ascii="Wingdings" w:hAnsi="Wingdings" w:hint="default"/>
+        <w:sz w:val="20"/>
+      </w:rPr>
+    </w:lvl>
+    <w:lvl w:ilvl="8" w:tentative="1">
+      <w:start w:val="1"/>
+      <w:numFmt w:val="bullet"/>
+      <w:lvlText w:val=""/>
+      <w:lvlJc w:val="left"/>
+      <w:pPr>
+        <w:tabs>
+          <w:tab w:val="num" w:pos="6480"/>
+        </w:tabs>
+        <w:ind w:left="6480" w:hanging="360"/>
+      </w:pPr>
+      <w:rPr>
+        <w:rFonts w:ascii="Wingdings" w:hAnsi="Wingdings" w:hint="default"/>
+        <w:sz w:val="20"/>
+      </w:rPr>
+    </w:lvl>
+  </w:abstractNum>
+  <w:abstractNum w:abstractNumId="31" w15:restartNumberingAfterBreak="0">
+    <w:nsid w:val="744831FA"/>
+    <w:multiLevelType w:val="multilevel"/>
+    <w:tmpl w:val="F3F6CBA6"/>
+    <w:lvl w:ilvl="0">
+      <w:start w:val="1"/>
+      <w:numFmt w:val="bullet"/>
+      <w:lvlText w:val=""/>
+      <w:lvlJc w:val="left"/>
+      <w:pPr>
+        <w:tabs>
+          <w:tab w:val="num" w:pos="720"/>
+        </w:tabs>
+        <w:ind w:left="720" w:hanging="360"/>
+      </w:pPr>
+      <w:rPr>
+        <w:rFonts w:ascii="Symbol" w:hAnsi="Symbol" w:hint="default"/>
+        <w:sz w:val="20"/>
+      </w:rPr>
+    </w:lvl>
+    <w:lvl w:ilvl="1" w:tentative="1">
+      <w:start w:val="1"/>
+      <w:numFmt w:val="bullet"/>
+      <w:lvlText w:val="o"/>
+      <w:lvlJc w:val="left"/>
+      <w:pPr>
+        <w:tabs>
+          <w:tab w:val="num" w:pos="1440"/>
+        </w:tabs>
+        <w:ind w:left="1440" w:hanging="360"/>
+      </w:pPr>
+      <w:rPr>
+        <w:rFonts w:ascii="Courier New" w:hAnsi="Courier New" w:hint="default"/>
+        <w:sz w:val="20"/>
+      </w:rPr>
+    </w:lvl>
+    <w:lvl w:ilvl="2" w:tentative="1">
+      <w:start w:val="1"/>
+      <w:numFmt w:val="bullet"/>
+      <w:lvlText w:val=""/>
+      <w:lvlJc w:val="left"/>
+      <w:pPr>
+        <w:tabs>
+          <w:tab w:val="num" w:pos="2160"/>
+        </w:tabs>
+        <w:ind w:left="2160" w:hanging="360"/>
+      </w:pPr>
+      <w:rPr>
+        <w:rFonts w:ascii="Wingdings" w:hAnsi="Wingdings" w:hint="default"/>
+        <w:sz w:val="20"/>
+      </w:rPr>
+    </w:lvl>
+    <w:lvl w:ilvl="3" w:tentative="1">
+      <w:start w:val="1"/>
+      <w:numFmt w:val="bullet"/>
+      <w:lvlText w:val=""/>
+      <w:lvlJc w:val="left"/>
+      <w:pPr>
+        <w:tabs>
+          <w:tab w:val="num" w:pos="2880"/>
+        </w:tabs>
+        <w:ind w:left="2880" w:hanging="360"/>
+      </w:pPr>
+      <w:rPr>
+        <w:rFonts w:ascii="Wingdings" w:hAnsi="Wingdings" w:hint="default"/>
+        <w:sz w:val="20"/>
+      </w:rPr>
+    </w:lvl>
+    <w:lvl w:ilvl="4" w:tentative="1">
+      <w:start w:val="1"/>
+      <w:numFmt w:val="bullet"/>
+      <w:lvlText w:val=""/>
+      <w:lvlJc w:val="left"/>
+      <w:pPr>
+        <w:tabs>
+          <w:tab w:val="num" w:pos="3600"/>
+        </w:tabs>
+        <w:ind w:left="3600" w:hanging="360"/>
+      </w:pPr>
+      <w:rPr>
+        <w:rFonts w:ascii="Wingdings" w:hAnsi="Wingdings" w:hint="default"/>
+        <w:sz w:val="20"/>
+      </w:rPr>
+    </w:lvl>
+    <w:lvl w:ilvl="5" w:tentative="1">
+      <w:start w:val="1"/>
+      <w:numFmt w:val="bullet"/>
+      <w:lvlText w:val=""/>
+      <w:lvlJc w:val="left"/>
+      <w:pPr>
+        <w:tabs>
+          <w:tab w:val="num" w:pos="4320"/>
+        </w:tabs>
+        <w:ind w:left="4320" w:hanging="360"/>
+      </w:pPr>
+      <w:rPr>
+        <w:rFonts w:ascii="Wingdings" w:hAnsi="Wingdings" w:hint="default"/>
+        <w:sz w:val="20"/>
+      </w:rPr>
+    </w:lvl>
+    <w:lvl w:ilvl="6" w:tentative="1">
+      <w:start w:val="1"/>
+      <w:numFmt w:val="bullet"/>
+      <w:lvlText w:val=""/>
+      <w:lvlJc w:val="left"/>
+      <w:pPr>
+        <w:tabs>
+          <w:tab w:val="num" w:pos="5040"/>
+        </w:tabs>
+        <w:ind w:left="5040" w:hanging="360"/>
+      </w:pPr>
+      <w:rPr>
+        <w:rFonts w:ascii="Wingdings" w:hAnsi="Wingdings" w:hint="default"/>
+        <w:sz w:val="20"/>
+      </w:rPr>
+    </w:lvl>
+    <w:lvl w:ilvl="7" w:tentative="1">
+      <w:start w:val="1"/>
+      <w:numFmt w:val="bullet"/>
+      <w:lvlText w:val=""/>
+      <w:lvlJc w:val="left"/>
+      <w:pPr>
+        <w:tabs>
+          <w:tab w:val="num" w:pos="5760"/>
+        </w:tabs>
+        <w:ind w:left="5760" w:hanging="360"/>
+      </w:pPr>
+      <w:rPr>
+        <w:rFonts w:ascii="Wingdings" w:hAnsi="Wingdings" w:hint="default"/>
+        <w:sz w:val="20"/>
+      </w:rPr>
+    </w:lvl>
+    <w:lvl w:ilvl="8" w:tentative="1">
+      <w:start w:val="1"/>
+      <w:numFmt w:val="bullet"/>
+      <w:lvlText w:val=""/>
+      <w:lvlJc w:val="left"/>
+      <w:pPr>
+        <w:tabs>
+          <w:tab w:val="num" w:pos="6480"/>
+        </w:tabs>
+        <w:ind w:left="6480" w:hanging="360"/>
+      </w:pPr>
+      <w:rPr>
+        <w:rFonts w:ascii="Wingdings" w:hAnsi="Wingdings" w:hint="default"/>
+        <w:sz w:val="20"/>
+      </w:rPr>
+    </w:lvl>
+  </w:abstractNum>
+  <w:abstractNum w:abstractNumId="32" w15:restartNumberingAfterBreak="0">
+    <w:nsid w:val="74CD2B16"/>
+    <w:multiLevelType w:val="multilevel"/>
+    <w:tmpl w:val="2DF21CEA"/>
+    <w:lvl w:ilvl="0">
+      <w:start w:val="1"/>
+      <w:numFmt w:val="bullet"/>
+      <w:lvlText w:val=""/>
+      <w:lvlJc w:val="left"/>
+      <w:pPr>
+        <w:tabs>
+          <w:tab w:val="num" w:pos="720"/>
+        </w:tabs>
+        <w:ind w:left="720" w:hanging="360"/>
+      </w:pPr>
+      <w:rPr>
+        <w:rFonts w:ascii="Symbol" w:hAnsi="Symbol" w:hint="default"/>
+        <w:sz w:val="20"/>
+      </w:rPr>
+    </w:lvl>
+    <w:lvl w:ilvl="1" w:tentative="1">
+      <w:start w:val="1"/>
+      <w:numFmt w:val="bullet"/>
+      <w:lvlText w:val="o"/>
+      <w:lvlJc w:val="left"/>
+      <w:pPr>
+        <w:tabs>
+          <w:tab w:val="num" w:pos="1440"/>
+        </w:tabs>
+        <w:ind w:left="1440" w:hanging="360"/>
+      </w:pPr>
+      <w:rPr>
+        <w:rFonts w:ascii="Courier New" w:hAnsi="Courier New" w:hint="default"/>
+        <w:sz w:val="20"/>
+      </w:rPr>
+    </w:lvl>
+    <w:lvl w:ilvl="2" w:tentative="1">
+      <w:start w:val="1"/>
+      <w:numFmt w:val="bullet"/>
+      <w:lvlText w:val=""/>
+      <w:lvlJc w:val="left"/>
+      <w:pPr>
+        <w:tabs>
+          <w:tab w:val="num" w:pos="2160"/>
+        </w:tabs>
+        <w:ind w:left="2160" w:hanging="360"/>
+      </w:pPr>
+      <w:rPr>
+        <w:rFonts w:ascii="Wingdings" w:hAnsi="Wingdings" w:hint="default"/>
+        <w:sz w:val="20"/>
+      </w:rPr>
+    </w:lvl>
+    <w:lvl w:ilvl="3" w:tentative="1">
+      <w:start w:val="1"/>
+      <w:numFmt w:val="bullet"/>
+      <w:lvlText w:val=""/>
+      <w:lvlJc w:val="left"/>
+      <w:pPr>
+        <w:tabs>
+          <w:tab w:val="num" w:pos="2880"/>
+        </w:tabs>
+        <w:ind w:left="2880" w:hanging="360"/>
+      </w:pPr>
+      <w:rPr>
+        <w:rFonts w:ascii="Wingdings" w:hAnsi="Wingdings" w:hint="default"/>
+        <w:sz w:val="20"/>
+      </w:rPr>
+    </w:lvl>
+    <w:lvl w:ilvl="4" w:tentative="1">
+      <w:start w:val="1"/>
+      <w:numFmt w:val="bullet"/>
+      <w:lvlText w:val=""/>
+      <w:lvlJc w:val="left"/>
+      <w:pPr>
+        <w:tabs>
+          <w:tab w:val="num" w:pos="3600"/>
+        </w:tabs>
+        <w:ind w:left="3600" w:hanging="360"/>
+      </w:pPr>
+      <w:rPr>
+        <w:rFonts w:ascii="Wingdings" w:hAnsi="Wingdings" w:hint="default"/>
+        <w:sz w:val="20"/>
+      </w:rPr>
+    </w:lvl>
+    <w:lvl w:ilvl="5" w:tentative="1">
+      <w:start w:val="1"/>
+      <w:numFmt w:val="bullet"/>
+      <w:lvlText w:val=""/>
+      <w:lvlJc w:val="left"/>
+      <w:pPr>
+        <w:tabs>
+          <w:tab w:val="num" w:pos="4320"/>
+        </w:tabs>
+        <w:ind w:left="4320" w:hanging="360"/>
+      </w:pPr>
+      <w:rPr>
+        <w:rFonts w:ascii="Wingdings" w:hAnsi="Wingdings" w:hint="default"/>
+        <w:sz w:val="20"/>
+      </w:rPr>
+    </w:lvl>
+    <w:lvl w:ilvl="6" w:tentative="1">
+      <w:start w:val="1"/>
+      <w:numFmt w:val="bullet"/>
+      <w:lvlText w:val=""/>
+      <w:lvlJc w:val="left"/>
+      <w:pPr>
+        <w:tabs>
+          <w:tab w:val="num" w:pos="5040"/>
+        </w:tabs>
+        <w:ind w:left="5040" w:hanging="360"/>
+      </w:pPr>
+      <w:rPr>
+        <w:rFonts w:ascii="Wingdings" w:hAnsi="Wingdings" w:hint="default"/>
+        <w:sz w:val="20"/>
+      </w:rPr>
+    </w:lvl>
+    <w:lvl w:ilvl="7" w:tentative="1">
+      <w:start w:val="1"/>
+      <w:numFmt w:val="bullet"/>
+      <w:lvlText w:val=""/>
+      <w:lvlJc w:val="left"/>
+      <w:pPr>
+        <w:tabs>
+          <w:tab w:val="num" w:pos="5760"/>
+        </w:tabs>
+        <w:ind w:left="5760" w:hanging="360"/>
+      </w:pPr>
+      <w:rPr>
+        <w:rFonts w:ascii="Wingdings" w:hAnsi="Wingdings" w:hint="default"/>
+        <w:sz w:val="20"/>
+      </w:rPr>
+    </w:lvl>
+    <w:lvl w:ilvl="8" w:tentative="1">
+      <w:start w:val="1"/>
+      <w:numFmt w:val="bullet"/>
+      <w:lvlText w:val=""/>
+      <w:lvlJc w:val="left"/>
+      <w:pPr>
+        <w:tabs>
+          <w:tab w:val="num" w:pos="6480"/>
+        </w:tabs>
+        <w:ind w:left="6480" w:hanging="360"/>
+      </w:pPr>
+      <w:rPr>
+        <w:rFonts w:ascii="Wingdings" w:hAnsi="Wingdings" w:hint="default"/>
+        <w:sz w:val="20"/>
+      </w:rPr>
+    </w:lvl>
+  </w:abstractNum>
+  <w:abstractNum w:abstractNumId="33" w15:restartNumberingAfterBreak="0">
+    <w:nsid w:val="7DFE4AAB"/>
+    <w:multiLevelType w:val="multilevel"/>
+    <w:tmpl w:val="B3763626"/>
+    <w:lvl w:ilvl="0">
+      <w:start w:val="1"/>
+      <w:numFmt w:val="bullet"/>
+      <w:lvlText w:val=""/>
+      <w:lvlJc w:val="left"/>
+      <w:pPr>
+        <w:tabs>
+          <w:tab w:val="num" w:pos="720"/>
+        </w:tabs>
+        <w:ind w:left="720" w:hanging="360"/>
+      </w:pPr>
+      <w:rPr>
+        <w:rFonts w:ascii="Symbol" w:hAnsi="Symbol" w:hint="default"/>
+        <w:sz w:val="20"/>
+      </w:rPr>
+    </w:lvl>
+    <w:lvl w:ilvl="1" w:tentative="1">
+      <w:start w:val="1"/>
+      <w:numFmt w:val="bullet"/>
+      <w:lvlText w:val="o"/>
+      <w:lvlJc w:val="left"/>
+      <w:pPr>
+        <w:tabs>
+          <w:tab w:val="num" w:pos="1440"/>
+        </w:tabs>
+        <w:ind w:left="1440" w:hanging="360"/>
+      </w:pPr>
+      <w:rPr>
+        <w:rFonts w:ascii="Courier New" w:hAnsi="Courier New" w:hint="default"/>
+        <w:sz w:val="20"/>
+      </w:rPr>
+    </w:lvl>
+    <w:lvl w:ilvl="2" w:tentative="1">
+      <w:start w:val="1"/>
+      <w:numFmt w:val="bullet"/>
+      <w:lvlText w:val=""/>
+      <w:lvlJc w:val="left"/>
+      <w:pPr>
+        <w:tabs>
+          <w:tab w:val="num" w:pos="2160"/>
+        </w:tabs>
+        <w:ind w:left="2160" w:hanging="360"/>
+      </w:pPr>
+      <w:rPr>
+        <w:rFonts w:ascii="Wingdings" w:hAnsi="Wingdings" w:hint="default"/>
+        <w:sz w:val="20"/>
+      </w:rPr>
+    </w:lvl>
+    <w:lvl w:ilvl="3" w:tentative="1">
+      <w:start w:val="1"/>
+      <w:numFmt w:val="bullet"/>
+      <w:lvlText w:val=""/>
+      <w:lvlJc w:val="left"/>
+      <w:pPr>
+        <w:tabs>
+          <w:tab w:val="num" w:pos="2880"/>
+        </w:tabs>
+        <w:ind w:left="2880" w:hanging="360"/>
+      </w:pPr>
+      <w:rPr>
+        <w:rFonts w:ascii="Wingdings" w:hAnsi="Wingdings" w:hint="default"/>
+        <w:sz w:val="20"/>
+      </w:rPr>
+    </w:lvl>
+    <w:lvl w:ilvl="4" w:tentative="1">
+      <w:start w:val="1"/>
+      <w:numFmt w:val="bullet"/>
+      <w:lvlText w:val=""/>
+      <w:lvlJc w:val="left"/>
+      <w:pPr>
+        <w:tabs>
+          <w:tab w:val="num" w:pos="3600"/>
+        </w:tabs>
+        <w:ind w:left="3600" w:hanging="360"/>
+      </w:pPr>
+      <w:rPr>
+        <w:rFonts w:ascii="Wingdings" w:hAnsi="Wingdings" w:hint="default"/>
+        <w:sz w:val="20"/>
+      </w:rPr>
+    </w:lvl>
+    <w:lvl w:ilvl="5" w:tentative="1">
+      <w:start w:val="1"/>
+      <w:numFmt w:val="bullet"/>
+      <w:lvlText w:val=""/>
+      <w:lvlJc w:val="left"/>
+      <w:pPr>
+        <w:tabs>
+          <w:tab w:val="num" w:pos="4320"/>
+        </w:tabs>
+        <w:ind w:left="4320" w:hanging="360"/>
+      </w:pPr>
+      <w:rPr>
+        <w:rFonts w:ascii="Wingdings" w:hAnsi="Wingdings" w:hint="default"/>
+        <w:sz w:val="20"/>
+      </w:rPr>
+    </w:lvl>
+    <w:lvl w:ilvl="6" w:tentative="1">
+      <w:start w:val="1"/>
+      <w:numFmt w:val="bullet"/>
+      <w:lvlText w:val=""/>
+      <w:lvlJc w:val="left"/>
+      <w:pPr>
+        <w:tabs>
+          <w:tab w:val="num" w:pos="5040"/>
+        </w:tabs>
+        <w:ind w:left="5040" w:hanging="360"/>
+      </w:pPr>
+      <w:rPr>
+        <w:rFonts w:ascii="Wingdings" w:hAnsi="Wingdings" w:hint="default"/>
+        <w:sz w:val="20"/>
+      </w:rPr>
+    </w:lvl>
+    <w:lvl w:ilvl="7" w:tentative="1">
+      <w:start w:val="1"/>
+      <w:numFmt w:val="bullet"/>
+      <w:lvlText w:val=""/>
+      <w:lvlJc w:val="left"/>
+      <w:pPr>
+        <w:tabs>
+          <w:tab w:val="num" w:pos="5760"/>
+        </w:tabs>
+        <w:ind w:left="5760" w:hanging="360"/>
+      </w:pPr>
+      <w:rPr>
+        <w:rFonts w:ascii="Wingdings" w:hAnsi="Wingdings" w:hint="default"/>
+        <w:sz w:val="20"/>
+      </w:rPr>
+    </w:lvl>
+    <w:lvl w:ilvl="8" w:tentative="1">
+      <w:start w:val="1"/>
+      <w:numFmt w:val="bullet"/>
+      <w:lvlText w:val=""/>
+      <w:lvlJc w:val="left"/>
+      <w:pPr>
+        <w:tabs>
+          <w:tab w:val="num" w:pos="6480"/>
+        </w:tabs>
+        <w:ind w:left="6480" w:hanging="360"/>
+      </w:pPr>
+      <w:rPr>
+        <w:rFonts w:ascii="Wingdings" w:hAnsi="Wingdings" w:hint="default"/>
+        <w:sz w:val="20"/>
+      </w:rPr>
+    </w:lvl>
+  </w:abstractNum>
+  <w:abstractNum w:abstractNumId="34" w15:restartNumberingAfterBreak="0">
+    <w:nsid w:val="7F41432A"/>
+    <w:multiLevelType w:val="multilevel"/>
+    <w:tmpl w:val="B7441BCA"/>
+    <w:lvl w:ilvl="0">
+      <w:start w:val="1"/>
+      <w:numFmt w:val="bullet"/>
+      <w:lvlText w:val=""/>
+      <w:lvlJc w:val="left"/>
+      <w:pPr>
+        <w:tabs>
+          <w:tab w:val="num" w:pos="720"/>
+        </w:tabs>
+        <w:ind w:left="720" w:hanging="360"/>
+      </w:pPr>
+      <w:rPr>
+        <w:rFonts w:ascii="Symbol" w:hAnsi="Symbol" w:hint="default"/>
+        <w:sz w:val="20"/>
+      </w:rPr>
+    </w:lvl>
+    <w:lvl w:ilvl="1" w:tentative="1">
+      <w:start w:val="1"/>
+      <w:numFmt w:val="bullet"/>
+      <w:lvlText w:val="o"/>
+      <w:lvlJc w:val="left"/>
+      <w:pPr>
+        <w:tabs>
+          <w:tab w:val="num" w:pos="1440"/>
+        </w:tabs>
+        <w:ind w:left="1440" w:hanging="360"/>
+      </w:pPr>
+      <w:rPr>
+        <w:rFonts w:ascii="Courier New" w:hAnsi="Courier New" w:hint="default"/>
+        <w:sz w:val="20"/>
+      </w:rPr>
+    </w:lvl>
+    <w:lvl w:ilvl="2" w:tentative="1">
+      <w:start w:val="1"/>
+      <w:numFmt w:val="bullet"/>
+      <w:lvlText w:val=""/>
+      <w:lvlJc w:val="left"/>
+      <w:pPr>
+        <w:tabs>
+          <w:tab w:val="num" w:pos="2160"/>
+        </w:tabs>
+        <w:ind w:left="2160" w:hanging="360"/>
+      </w:pPr>
+      <w:rPr>
+        <w:rFonts w:ascii="Wingdings" w:hAnsi="Wingdings" w:hint="default"/>
+        <w:sz w:val="20"/>
+      </w:rPr>
+    </w:lvl>
+    <w:lvl w:ilvl="3" w:tentative="1">
+      <w:start w:val="1"/>
+      <w:numFmt w:val="bullet"/>
+      <w:lvlText w:val=""/>
+      <w:lvlJc w:val="left"/>
+      <w:pPr>
+        <w:tabs>
+          <w:tab w:val="num" w:pos="2880"/>
+        </w:tabs>
+        <w:ind w:left="2880" w:hanging="360"/>
+      </w:pPr>
+      <w:rPr>
+        <w:rFonts w:ascii="Wingdings" w:hAnsi="Wingdings" w:hint="default"/>
+        <w:sz w:val="20"/>
+      </w:rPr>
+    </w:lvl>
+    <w:lvl w:ilvl="4" w:tentative="1">
+      <w:start w:val="1"/>
+      <w:numFmt w:val="bullet"/>
+      <w:lvlText w:val=""/>
+      <w:lvlJc w:val="left"/>
+      <w:pPr>
+        <w:tabs>
+          <w:tab w:val="num" w:pos="3600"/>
+        </w:tabs>
+        <w:ind w:left="3600" w:hanging="360"/>
+      </w:pPr>
+      <w:rPr>
+        <w:rFonts w:ascii="Wingdings" w:hAnsi="Wingdings" w:hint="default"/>
+        <w:sz w:val="20"/>
+      </w:rPr>
+    </w:lvl>
+    <w:lvl w:ilvl="5" w:tentative="1">
+      <w:start w:val="1"/>
+      <w:numFmt w:val="bullet"/>
+      <w:lvlText w:val=""/>
+      <w:lvlJc w:val="left"/>
+      <w:pPr>
+        <w:tabs>
+          <w:tab w:val="num" w:pos="4320"/>
+        </w:tabs>
+        <w:ind w:left="4320" w:hanging="360"/>
+      </w:pPr>
+      <w:rPr>
+        <w:rFonts w:ascii="Wingdings" w:hAnsi="Wingdings" w:hint="default"/>
+        <w:sz w:val="20"/>
+      </w:rPr>
+    </w:lvl>
+    <w:lvl w:ilvl="6" w:tentative="1">
+      <w:start w:val="1"/>
+      <w:numFmt w:val="bullet"/>
+      <w:lvlText w:val=""/>
+      <w:lvlJc w:val="left"/>
+      <w:pPr>
+        <w:tabs>
+          <w:tab w:val="num" w:pos="5040"/>
+        </w:tabs>
+        <w:ind w:left="5040" w:hanging="360"/>
+      </w:pPr>
+      <w:rPr>
+        <w:rFonts w:ascii="Wingdings" w:hAnsi="Wingdings" w:hint="default"/>
+        <w:sz w:val="20"/>
+      </w:rPr>
+    </w:lvl>
+    <w:lvl w:ilvl="7" w:tentative="1">
+      <w:start w:val="1"/>
+      <w:numFmt w:val="bullet"/>
+      <w:lvlText w:val=""/>
+      <w:lvlJc w:val="left"/>
+      <w:pPr>
+        <w:tabs>
+          <w:tab w:val="num" w:pos="5760"/>
+        </w:tabs>
+        <w:ind w:left="5760" w:hanging="360"/>
+      </w:pPr>
+      <w:rPr>
+        <w:rFonts w:ascii="Wingdings" w:hAnsi="Wingdings" w:hint="default"/>
+        <w:sz w:val="20"/>
+      </w:rPr>
+    </w:lvl>
+    <w:lvl w:ilvl="8" w:tentative="1">
+      <w:start w:val="1"/>
+      <w:numFmt w:val="bullet"/>
+      <w:lvlText w:val=""/>
+      <w:lvlJc w:val="left"/>
+      <w:pPr>
+        <w:tabs>
+          <w:tab w:val="num" w:pos="6480"/>
+        </w:tabs>
+        <w:ind w:left="6480" w:hanging="360"/>
+      </w:pPr>
+      <w:rPr>
+        <w:rFonts w:ascii="Wingdings" w:hAnsi="Wingdings" w:hint="default"/>
+        <w:sz w:val="20"/>
+      </w:rPr>
+    </w:lvl>
+  </w:abstractNum>
   <w:num w:numId="1" w16cid:durableId="1917668385">
+    <w:abstractNumId w:val="3"/>
+  </w:num>
+  <w:num w:numId="2" w16cid:durableId="360863503">
+    <w:abstractNumId w:val="7"/>
+  </w:num>
+  <w:num w:numId="3" w16cid:durableId="294022143">
+    <w:abstractNumId w:val="10"/>
+  </w:num>
+  <w:num w:numId="4" w16cid:durableId="1742554974">
+    <w:abstractNumId w:val="28"/>
+  </w:num>
+  <w:num w:numId="5" w16cid:durableId="886260364">
+    <w:abstractNumId w:val="9"/>
+  </w:num>
+  <w:num w:numId="6" w16cid:durableId="1212692404">
+    <w:abstractNumId w:val="14"/>
+  </w:num>
+  <w:num w:numId="7" w16cid:durableId="144664200">
+    <w:abstractNumId w:val="13"/>
+  </w:num>
+  <w:num w:numId="8" w16cid:durableId="214975294">
+    <w:abstractNumId w:val="21"/>
+  </w:num>
+  <w:num w:numId="9" w16cid:durableId="1117917493">
+    <w:abstractNumId w:val="32"/>
+  </w:num>
+  <w:num w:numId="10" w16cid:durableId="32316670">
+    <w:abstractNumId w:val="19"/>
+  </w:num>
+  <w:num w:numId="11" w16cid:durableId="168494217">
+    <w:abstractNumId w:val="26"/>
+  </w:num>
+  <w:num w:numId="12" w16cid:durableId="351150860">
+    <w:abstractNumId w:val="6"/>
+  </w:num>
+  <w:num w:numId="13" w16cid:durableId="798454832">
+    <w:abstractNumId w:val="16"/>
+  </w:num>
+  <w:num w:numId="14" w16cid:durableId="1933775385">
+    <w:abstractNumId w:val="5"/>
+  </w:num>
+  <w:num w:numId="15" w16cid:durableId="1663004545">
+    <w:abstractNumId w:val="33"/>
+  </w:num>
+  <w:num w:numId="16" w16cid:durableId="1926955884">
+    <w:abstractNumId w:val="30"/>
+  </w:num>
+  <w:num w:numId="17" w16cid:durableId="1287127290">
+    <w:abstractNumId w:val="24"/>
+  </w:num>
+  <w:num w:numId="18" w16cid:durableId="1580673004">
+    <w:abstractNumId w:val="11"/>
+  </w:num>
+  <w:num w:numId="19" w16cid:durableId="1312057098">
+    <w:abstractNumId w:val="15"/>
+  </w:num>
+  <w:num w:numId="20" w16cid:durableId="1558663546">
+    <w:abstractNumId w:val="25"/>
+  </w:num>
+  <w:num w:numId="21" w16cid:durableId="1777287342">
+    <w:abstractNumId w:val="27"/>
+  </w:num>
+  <w:num w:numId="22" w16cid:durableId="255866212">
+    <w:abstractNumId w:val="17"/>
+  </w:num>
+  <w:num w:numId="23" w16cid:durableId="886573951">
+    <w:abstractNumId w:val="34"/>
+  </w:num>
+  <w:num w:numId="24" w16cid:durableId="388765537">
+    <w:abstractNumId w:val="31"/>
+  </w:num>
+  <w:num w:numId="25" w16cid:durableId="1566866915">
+    <w:abstractNumId w:val="4"/>
+  </w:num>
+  <w:num w:numId="26" w16cid:durableId="1661107627">
+    <w:abstractNumId w:val="2"/>
+  </w:num>
+  <w:num w:numId="27" w16cid:durableId="921110141">
+    <w:abstractNumId w:val="8"/>
+  </w:num>
+  <w:num w:numId="28" w16cid:durableId="145975105">
+    <w:abstractNumId w:val="12"/>
+  </w:num>
+  <w:num w:numId="29" w16cid:durableId="1227644048">
     <w:abstractNumId w:val="0"/>
+  </w:num>
+  <w:num w:numId="30" w16cid:durableId="577861361">
+    <w:abstractNumId w:val="22"/>
+  </w:num>
+  <w:num w:numId="31" w16cid:durableId="1956211957">
+    <w:abstractNumId w:val="18"/>
+  </w:num>
+  <w:num w:numId="32" w16cid:durableId="1429812963">
+    <w:abstractNumId w:val="20"/>
+  </w:num>
+  <w:num w:numId="33" w16cid:durableId="976034758">
+    <w:abstractNumId w:val="23"/>
+  </w:num>
+  <w:num w:numId="34" w16cid:durableId="244845961">
+    <w:abstractNumId w:val="29"/>
+  </w:num>
+  <w:num w:numId="35" w16cid:durableId="2107841320">
+    <w:abstractNumId w:val="1"/>
   </w:num>
 </w:numbering>
 </file>
